--- a/backend/templates/fondo.docx
+++ b/backend/templates/fondo.docx
@@ -20,42 +20,20 @@
         <w:rPr>
           <w:b/>
           <w:bCs/>
-          <w:sz w:val="36"/>
-          <w:szCs w:val="36"/>
-          <w:lang w:val="es-ES_tradnl"/>
-        </w:rPr>
-      </w:pPr>
-      <w:r>
-        <w:rPr>
-          <w:b/>
-          <w:bCs/>
-          <w:sz w:val="36"/>
-          <w:szCs w:val="36"/>
-          <w:lang w:val="es-ES_tradnl"/>
-        </w:rPr>
-        <w:t xml:space="preserve">FORMULARIO DE COTIZACIÓN </w:t>
-      </w:r>
-    </w:p>
-    <w:p>
-      <w:pPr>
-        <w:jc w:val="center"/>
-        <w:rPr>
-          <w:b/>
-          <w:bCs/>
-          <w:sz w:val="36"/>
-          <w:szCs w:val="36"/>
-          <w:lang w:val="es-ES_tradnl"/>
-        </w:rPr>
-      </w:pPr>
-      <w:r>
-        <w:rPr>
-          <w:b/>
-          <w:bCs/>
-          <w:sz w:val="36"/>
-          <w:szCs w:val="36"/>
-          <w:lang w:val="es-ES_tradnl"/>
-        </w:rPr>
-        <w:t xml:space="preserve"> CRUCERO</w:t>
+          <w:sz w:val="28"/>
+          <w:szCs w:val="28"/>
+          <w:lang w:val="es-ES_tradnl"/>
+        </w:rPr>
+      </w:pPr>
+      <w:r>
+        <w:rPr>
+          <w:b/>
+          <w:bCs/>
+          <w:sz w:val="28"/>
+          <w:szCs w:val="28"/>
+          <w:lang w:val="es-ES_tradnl"/>
+        </w:rPr>
+        <w:t>FORMULARIO DE COTIZACIÓN CRUCERO</w:t>
       </w:r>
     </w:p>
     <w:p>
@@ -74,17 +52,17 @@
         <w:rPr>
           <w:b/>
           <w:bCs/>
-          <w:sz w:val="32"/>
-          <w:szCs w:val="32"/>
-          <w:lang w:val="es-ES_tradnl"/>
-        </w:rPr>
-      </w:pPr>
-      <w:r>
-        <w:rPr>
-          <w:b/>
-          <w:bCs/>
-          <w:sz w:val="32"/>
-          <w:szCs w:val="32"/>
+          <w:sz w:val="28"/>
+          <w:szCs w:val="28"/>
+          <w:lang w:val="es-ES_tradnl"/>
+        </w:rPr>
+      </w:pPr>
+      <w:r>
+        <w:rPr>
+          <w:b/>
+          <w:bCs/>
+          <w:sz w:val="28"/>
+          <w:szCs w:val="28"/>
           <w:lang w:val="es-ES_tradnl"/>
         </w:rPr>
         <w:t>DATOS GENERALES</w:t>
@@ -95,25 +73,19 @@
         <w:rPr>
           <w:b/>
           <w:bCs/>
-          <w:sz w:val="28"/>
-          <w:szCs w:val="28"/>
-          <w:lang w:val="es-ES_tradnl"/>
-        </w:rPr>
-      </w:pPr>
-      <w:r>
-        <w:rPr>
-          <w:b/>
-          <w:bCs/>
-          <w:sz w:val="28"/>
-          <w:szCs w:val="28"/>
+          <w:lang w:val="es-ES_tradnl"/>
+        </w:rPr>
+      </w:pPr>
+      <w:r>
+        <w:rPr>
+          <w:b/>
+          <w:bCs/>
           <w:lang w:val="es-ES_tradnl"/>
         </w:rPr>
         <w:t xml:space="preserve">Nombre: </w:t>
       </w:r>
       <w:r>
         <w:rPr>
-          <w:sz w:val="28"/>
-          <w:szCs w:val="28"/>
           <w:lang w:val="es-ES_tradnl"/>
         </w:rPr>
         <w:t>[[</w:t>
@@ -121,8 +93,6 @@
       <w:proofErr w:type="spellStart"/>
       <w:r>
         <w:rPr>
-          <w:sz w:val="28"/>
-          <w:szCs w:val="28"/>
           <w:lang w:val="es-ES_tradnl"/>
         </w:rPr>
         <w:t>Nombre_Viaje</w:t>
@@ -130,8 +100,6 @@
       <w:proofErr w:type="spellEnd"/>
       <w:r>
         <w:rPr>
-          <w:sz w:val="28"/>
-          <w:szCs w:val="28"/>
           <w:lang w:val="es-ES_tradnl"/>
         </w:rPr>
         <w:t>]]</w:t>
@@ -142,28 +110,28 @@
         <w:rPr>
           <w:b/>
           <w:bCs/>
-          <w:sz w:val="32"/>
-          <w:szCs w:val="32"/>
-          <w:lang w:val="es-ES_tradnl"/>
-        </w:rPr>
-      </w:pPr>
-    </w:p>
-    <w:p>
-      <w:pPr>
-        <w:rPr>
-          <w:b/>
-          <w:bCs/>
-          <w:sz w:val="32"/>
-          <w:szCs w:val="32"/>
-          <w:lang w:val="es-ES_tradnl"/>
-        </w:rPr>
-      </w:pPr>
-      <w:r>
-        <w:rPr>
-          <w:b/>
-          <w:bCs/>
-          <w:sz w:val="32"/>
-          <w:szCs w:val="32"/>
+          <w:sz w:val="28"/>
+          <w:szCs w:val="28"/>
+          <w:lang w:val="es-ES_tradnl"/>
+        </w:rPr>
+      </w:pPr>
+    </w:p>
+    <w:p>
+      <w:pPr>
+        <w:rPr>
+          <w:b/>
+          <w:bCs/>
+          <w:sz w:val="28"/>
+          <w:szCs w:val="28"/>
+          <w:lang w:val="es-ES_tradnl"/>
+        </w:rPr>
+      </w:pPr>
+      <w:r>
+        <w:rPr>
+          <w:b/>
+          <w:bCs/>
+          <w:sz w:val="28"/>
+          <w:szCs w:val="28"/>
           <w:lang w:val="es-ES_tradnl"/>
         </w:rPr>
         <w:t>FECHAS</w:t>
@@ -174,25 +142,19 @@
         <w:rPr>
           <w:b/>
           <w:bCs/>
-          <w:sz w:val="28"/>
-          <w:szCs w:val="28"/>
-          <w:lang w:val="es-ES_tradnl"/>
-        </w:rPr>
-      </w:pPr>
-      <w:r>
-        <w:rPr>
-          <w:b/>
-          <w:bCs/>
-          <w:sz w:val="28"/>
-          <w:szCs w:val="28"/>
+          <w:lang w:val="es-ES_tradnl"/>
+        </w:rPr>
+      </w:pPr>
+      <w:r>
+        <w:rPr>
+          <w:b/>
+          <w:bCs/>
           <w:lang w:val="es-ES_tradnl"/>
         </w:rPr>
         <w:t xml:space="preserve">Desde: </w:t>
       </w:r>
       <w:r>
         <w:rPr>
-          <w:sz w:val="28"/>
-          <w:szCs w:val="28"/>
           <w:lang w:val="es-ES_tradnl"/>
         </w:rPr>
         <w:t>[[</w:t>
@@ -200,8 +162,6 @@
       <w:proofErr w:type="spellStart"/>
       <w:r>
         <w:rPr>
-          <w:sz w:val="28"/>
-          <w:szCs w:val="28"/>
           <w:lang w:val="es-ES_tradnl"/>
         </w:rPr>
         <w:t>fecha_embarque</w:t>
@@ -209,8 +169,6 @@
       <w:proofErr w:type="spellEnd"/>
       <w:r>
         <w:rPr>
-          <w:sz w:val="28"/>
-          <w:szCs w:val="28"/>
           <w:lang w:val="es-ES_tradnl"/>
         </w:rPr>
         <w:t>]]</w:t>
@@ -219,25 +177,21 @@
     <w:p>
       <w:pPr>
         <w:rPr>
-          <w:sz w:val="32"/>
-          <w:szCs w:val="32"/>
-          <w:lang w:val="es-ES_tradnl"/>
-        </w:rPr>
-      </w:pPr>
-      <w:r>
-        <w:rPr>
-          <w:b/>
-          <w:bCs/>
-          <w:sz w:val="28"/>
-          <w:szCs w:val="28"/>
+          <w:sz w:val="28"/>
+          <w:szCs w:val="28"/>
+          <w:lang w:val="es-ES_tradnl"/>
+        </w:rPr>
+      </w:pPr>
+      <w:r>
+        <w:rPr>
+          <w:b/>
+          <w:bCs/>
           <w:lang w:val="es-ES_tradnl"/>
         </w:rPr>
         <w:t xml:space="preserve">Hasta: </w:t>
       </w:r>
       <w:r>
         <w:rPr>
-          <w:sz w:val="28"/>
-          <w:szCs w:val="28"/>
           <w:lang w:val="es-ES_tradnl"/>
         </w:rPr>
         <w:t>[[</w:t>
@@ -245,8 +199,6 @@
       <w:proofErr w:type="spellStart"/>
       <w:r>
         <w:rPr>
-          <w:sz w:val="28"/>
-          <w:szCs w:val="28"/>
           <w:lang w:val="es-ES_tradnl"/>
         </w:rPr>
         <w:t>fecha_desembarque</w:t>
@@ -254,8 +206,6 @@
       <w:proofErr w:type="spellEnd"/>
       <w:r>
         <w:rPr>
-          <w:sz w:val="28"/>
-          <w:szCs w:val="28"/>
           <w:lang w:val="es-ES_tradnl"/>
         </w:rPr>
         <w:t>]]</w:t>
@@ -266,28 +216,28 @@
         <w:rPr>
           <w:b/>
           <w:bCs/>
-          <w:sz w:val="32"/>
-          <w:szCs w:val="32"/>
-          <w:lang w:val="es-ES_tradnl"/>
-        </w:rPr>
-      </w:pPr>
-    </w:p>
-    <w:p>
-      <w:pPr>
-        <w:rPr>
-          <w:b/>
-          <w:bCs/>
-          <w:sz w:val="32"/>
-          <w:szCs w:val="32"/>
-          <w:lang w:val="es-ES_tradnl"/>
-        </w:rPr>
-      </w:pPr>
-      <w:r>
-        <w:rPr>
-          <w:b/>
-          <w:bCs/>
-          <w:sz w:val="32"/>
-          <w:szCs w:val="32"/>
+          <w:sz w:val="28"/>
+          <w:szCs w:val="28"/>
+          <w:lang w:val="es-ES_tradnl"/>
+        </w:rPr>
+      </w:pPr>
+    </w:p>
+    <w:p>
+      <w:pPr>
+        <w:rPr>
+          <w:b/>
+          <w:bCs/>
+          <w:sz w:val="28"/>
+          <w:szCs w:val="28"/>
+          <w:lang w:val="es-ES_tradnl"/>
+        </w:rPr>
+      </w:pPr>
+      <w:r>
+        <w:rPr>
+          <w:b/>
+          <w:bCs/>
+          <w:sz w:val="28"/>
+          <w:szCs w:val="28"/>
           <w:lang w:val="es-ES_tradnl"/>
         </w:rPr>
         <w:t>DESTINO</w:t>
@@ -296,8 +246,8 @@
         <w:rPr>
           <w:b/>
           <w:bCs/>
-          <w:sz w:val="32"/>
-          <w:szCs w:val="32"/>
+          <w:sz w:val="28"/>
+          <w:szCs w:val="28"/>
           <w:lang w:val="es-ES_tradnl"/>
         </w:rPr>
         <w:t>/</w:t>
@@ -306,8 +256,8 @@
         <w:rPr>
           <w:b/>
           <w:bCs/>
-          <w:sz w:val="32"/>
-          <w:szCs w:val="32"/>
+          <w:sz w:val="28"/>
+          <w:szCs w:val="28"/>
           <w:lang w:val="es-ES_tradnl"/>
         </w:rPr>
         <w:t>S</w:t>
@@ -318,17 +268,13 @@
         <w:rPr>
           <w:b/>
           <w:bCs/>
-          <w:sz w:val="28"/>
-          <w:szCs w:val="28"/>
-          <w:lang w:val="es-ES_tradnl"/>
-        </w:rPr>
-      </w:pPr>
-      <w:r>
-        <w:rPr>
-          <w:b/>
-          <w:bCs/>
-          <w:sz w:val="28"/>
-          <w:szCs w:val="28"/>
+          <w:lang w:val="es-ES_tradnl"/>
+        </w:rPr>
+      </w:pPr>
+      <w:r>
+        <w:rPr>
+          <w:b/>
+          <w:bCs/>
           <w:lang w:val="es-ES_tradnl"/>
         </w:rPr>
         <w:t>[[#destinos]]</w:t>
@@ -337,25 +283,19 @@
     <w:p>
       <w:pPr>
         <w:rPr>
-          <w:sz w:val="28"/>
-          <w:szCs w:val="28"/>
-          <w:lang w:val="es-ES_tradnl"/>
-        </w:rPr>
-      </w:pPr>
-      <w:r>
-        <w:rPr>
-          <w:b/>
-          <w:bCs/>
-          <w:sz w:val="28"/>
-          <w:szCs w:val="28"/>
+          <w:lang w:val="es-ES_tradnl"/>
+        </w:rPr>
+      </w:pPr>
+      <w:r>
+        <w:rPr>
+          <w:b/>
+          <w:bCs/>
           <w:lang w:val="es-ES_tradnl"/>
         </w:rPr>
         <w:t xml:space="preserve">Destino: </w:t>
       </w:r>
       <w:r>
         <w:rPr>
-          <w:sz w:val="28"/>
-          <w:szCs w:val="28"/>
           <w:lang w:val="es-ES_tradnl"/>
         </w:rPr>
         <w:t>[[destino]]</w:t>
@@ -364,25 +304,19 @@
     <w:p>
       <w:pPr>
         <w:rPr>
-          <w:sz w:val="28"/>
-          <w:szCs w:val="28"/>
-          <w:lang w:val="es-ES_tradnl"/>
-        </w:rPr>
-      </w:pPr>
-      <w:r>
-        <w:rPr>
-          <w:b/>
-          <w:bCs/>
-          <w:sz w:val="28"/>
-          <w:szCs w:val="28"/>
+          <w:lang w:val="es-ES_tradnl"/>
+        </w:rPr>
+      </w:pPr>
+      <w:r>
+        <w:rPr>
+          <w:b/>
+          <w:bCs/>
           <w:lang w:val="es-ES_tradnl"/>
         </w:rPr>
         <w:t xml:space="preserve">Hospedaje: </w:t>
       </w:r>
       <w:r>
         <w:rPr>
-          <w:sz w:val="28"/>
-          <w:szCs w:val="28"/>
           <w:lang w:val="es-ES_tradnl"/>
         </w:rPr>
         <w:t>[[</w:t>
@@ -390,8 +324,6 @@
       <w:proofErr w:type="spellStart"/>
       <w:r>
         <w:rPr>
-          <w:sz w:val="28"/>
-          <w:szCs w:val="28"/>
           <w:lang w:val="es-ES_tradnl"/>
         </w:rPr>
         <w:t>nombre_hospedaje</w:t>
@@ -399,8 +331,6 @@
       <w:proofErr w:type="spellEnd"/>
       <w:r>
         <w:rPr>
-          <w:sz w:val="28"/>
-          <w:szCs w:val="28"/>
           <w:lang w:val="es-ES_tradnl"/>
         </w:rPr>
         <w:t>]]</w:t>
@@ -411,28 +341,22 @@
         <w:rPr>
           <w:b/>
           <w:bCs/>
-          <w:sz w:val="28"/>
-          <w:szCs w:val="28"/>
-          <w:lang w:val="es-ES_tradnl"/>
-        </w:rPr>
-      </w:pPr>
-    </w:p>
-    <w:p>
-      <w:pPr>
-        <w:rPr>
-          <w:b/>
-          <w:bCs/>
-          <w:sz w:val="28"/>
-          <w:szCs w:val="28"/>
-          <w:lang w:val="es-ES_tradnl"/>
-        </w:rPr>
-      </w:pPr>
-      <w:r>
-        <w:rPr>
-          <w:b/>
-          <w:bCs/>
-          <w:sz w:val="28"/>
-          <w:szCs w:val="28"/>
+          <w:lang w:val="es-ES_tradnl"/>
+        </w:rPr>
+      </w:pPr>
+    </w:p>
+    <w:p>
+      <w:pPr>
+        <w:rPr>
+          <w:b/>
+          <w:bCs/>
+          <w:lang w:val="es-ES_tradnl"/>
+        </w:rPr>
+      </w:pPr>
+      <w:r>
+        <w:rPr>
+          <w:b/>
+          <w:bCs/>
           <w:lang w:val="es-ES_tradnl"/>
         </w:rPr>
         <w:t>[[/destinos]]</w:t>
@@ -443,28 +367,28 @@
         <w:rPr>
           <w:b/>
           <w:bCs/>
-          <w:sz w:val="32"/>
-          <w:szCs w:val="32"/>
-          <w:lang w:val="es-ES_tradnl"/>
-        </w:rPr>
-      </w:pPr>
-    </w:p>
-    <w:p>
-      <w:pPr>
-        <w:rPr>
-          <w:b/>
-          <w:bCs/>
-          <w:sz w:val="32"/>
-          <w:szCs w:val="32"/>
-          <w:lang w:val="es-ES_tradnl"/>
-        </w:rPr>
-      </w:pPr>
-      <w:r>
-        <w:rPr>
-          <w:b/>
-          <w:bCs/>
-          <w:sz w:val="32"/>
-          <w:szCs w:val="32"/>
+          <w:sz w:val="28"/>
+          <w:szCs w:val="28"/>
+          <w:lang w:val="es-ES_tradnl"/>
+        </w:rPr>
+      </w:pPr>
+    </w:p>
+    <w:p>
+      <w:pPr>
+        <w:rPr>
+          <w:b/>
+          <w:bCs/>
+          <w:sz w:val="28"/>
+          <w:szCs w:val="28"/>
+          <w:lang w:val="es-ES_tradnl"/>
+        </w:rPr>
+      </w:pPr>
+      <w:r>
+        <w:rPr>
+          <w:b/>
+          <w:bCs/>
+          <w:sz w:val="28"/>
+          <w:szCs w:val="28"/>
           <w:lang w:val="es-ES_tradnl"/>
         </w:rPr>
         <w:t>PASAJEROS</w:t>
@@ -475,17 +399,13 @@
         <w:rPr>
           <w:b/>
           <w:bCs/>
-          <w:sz w:val="28"/>
-          <w:szCs w:val="28"/>
-          <w:lang w:val="es-ES_tradnl"/>
-        </w:rPr>
-      </w:pPr>
-      <w:r>
-        <w:rPr>
-          <w:b/>
-          <w:bCs/>
-          <w:sz w:val="28"/>
-          <w:szCs w:val="28"/>
+          <w:lang w:val="es-ES_tradnl"/>
+        </w:rPr>
+      </w:pPr>
+      <w:r>
+        <w:rPr>
+          <w:b/>
+          <w:bCs/>
           <w:lang w:val="es-ES_tradnl"/>
         </w:rPr>
         <w:t>[[#pasajeros]]</w:t>
@@ -496,33 +416,25 @@
         <w:rPr>
           <w:b/>
           <w:bCs/>
-          <w:sz w:val="28"/>
-          <w:szCs w:val="28"/>
-          <w:lang w:val="es-ES_tradnl"/>
-        </w:rPr>
-      </w:pPr>
-      <w:r>
-        <w:rPr>
-          <w:b/>
-          <w:bCs/>
-          <w:sz w:val="28"/>
-          <w:szCs w:val="28"/>
+          <w:lang w:val="es-ES_tradnl"/>
+        </w:rPr>
+      </w:pPr>
+      <w:r>
+        <w:rPr>
+          <w:b/>
+          <w:bCs/>
           <w:lang w:val="es-ES_tradnl"/>
         </w:rPr>
         <w:t>Nombre Completo</w:t>
       </w:r>
       <w:r>
         <w:rPr>
-          <w:sz w:val="28"/>
-          <w:szCs w:val="28"/>
           <w:lang w:val="es-ES_tradnl"/>
         </w:rPr>
         <w:t xml:space="preserve">: </w:t>
       </w:r>
       <w:r>
         <w:rPr>
-          <w:sz w:val="28"/>
-          <w:szCs w:val="28"/>
           <w:lang w:val="es-ES_tradnl"/>
         </w:rPr>
         <w:t>[[nombre]] [[Apellidos]</w:t>
@@ -530,8 +442,6 @@
       <w:proofErr w:type="gramStart"/>
       <w:r>
         <w:rPr>
-          <w:sz w:val="28"/>
-          <w:szCs w:val="28"/>
           <w:lang w:val="es-ES_tradnl"/>
         </w:rPr>
         <w:t>]</w:t>
@@ -540,16 +450,12 @@
         <w:rPr>
           <w:b/>
           <w:bCs/>
-          <w:sz w:val="28"/>
-          <w:szCs w:val="28"/>
           <w:lang w:val="es-ES_tradnl"/>
         </w:rPr>
         <w:t xml:space="preserve"> </w:t>
       </w:r>
       <w:r>
         <w:rPr>
-          <w:sz w:val="28"/>
-          <w:szCs w:val="28"/>
           <w:lang w:val="es-ES_tradnl"/>
         </w:rPr>
         <w:t>,</w:t>
@@ -559,8 +465,6 @@
         <w:rPr>
           <w:b/>
           <w:bCs/>
-          <w:sz w:val="28"/>
-          <w:szCs w:val="28"/>
           <w:lang w:val="es-ES_tradnl"/>
         </w:rPr>
         <w:t xml:space="preserve"> </w:t>
@@ -569,16 +473,12 @@
         <w:rPr>
           <w:b/>
           <w:bCs/>
-          <w:sz w:val="28"/>
-          <w:szCs w:val="28"/>
           <w:lang w:val="es-ES_tradnl"/>
         </w:rPr>
         <w:t xml:space="preserve">Edad: </w:t>
       </w:r>
       <w:r>
         <w:rPr>
-          <w:sz w:val="28"/>
-          <w:szCs w:val="28"/>
           <w:lang w:val="es-ES_tradnl"/>
         </w:rPr>
         <w:t>[[edad]]</w:t>
@@ -589,17 +489,13 @@
         <w:rPr>
           <w:b/>
           <w:bCs/>
-          <w:sz w:val="28"/>
-          <w:szCs w:val="28"/>
-          <w:lang w:val="es-ES_tradnl"/>
-        </w:rPr>
-      </w:pPr>
-      <w:r>
-        <w:rPr>
-          <w:b/>
-          <w:bCs/>
-          <w:sz w:val="28"/>
-          <w:szCs w:val="28"/>
+          <w:lang w:val="es-ES_tradnl"/>
+        </w:rPr>
+      </w:pPr>
+      <w:r>
+        <w:rPr>
+          <w:b/>
+          <w:bCs/>
           <w:lang w:val="es-ES_tradnl"/>
         </w:rPr>
         <w:t>[[/pasajeros]]</w:t>
@@ -610,28 +506,28 @@
         <w:rPr>
           <w:b/>
           <w:bCs/>
-          <w:sz w:val="32"/>
-          <w:szCs w:val="32"/>
-          <w:lang w:val="es-ES_tradnl"/>
-        </w:rPr>
-      </w:pPr>
-    </w:p>
-    <w:p>
-      <w:pPr>
-        <w:rPr>
-          <w:b/>
-          <w:bCs/>
-          <w:sz w:val="32"/>
-          <w:szCs w:val="32"/>
-          <w:lang w:val="es-ES_tradnl"/>
-        </w:rPr>
-      </w:pPr>
-      <w:r>
-        <w:rPr>
-          <w:b/>
-          <w:bCs/>
-          <w:sz w:val="32"/>
-          <w:szCs w:val="32"/>
+          <w:sz w:val="28"/>
+          <w:szCs w:val="28"/>
+          <w:lang w:val="es-ES_tradnl"/>
+        </w:rPr>
+      </w:pPr>
+    </w:p>
+    <w:p>
+      <w:pPr>
+        <w:rPr>
+          <w:b/>
+          <w:bCs/>
+          <w:sz w:val="28"/>
+          <w:szCs w:val="28"/>
+          <w:lang w:val="es-ES_tradnl"/>
+        </w:rPr>
+      </w:pPr>
+      <w:r>
+        <w:rPr>
+          <w:b/>
+          <w:bCs/>
+          <w:sz w:val="28"/>
+          <w:szCs w:val="28"/>
           <w:lang w:val="es-ES_tradnl"/>
         </w:rPr>
         <w:t>COSTOS</w:t>
@@ -642,8 +538,6 @@
         <w:rPr>
           <w:b/>
           <w:bCs/>
-          <w:sz w:val="28"/>
-          <w:szCs w:val="28"/>
           <w:lang w:val="es-ES_tradnl"/>
         </w:rPr>
       </w:pPr>
@@ -652,8 +546,6 @@
         <w:rPr>
           <w:b/>
           <w:bCs/>
-          <w:sz w:val="28"/>
-          <w:szCs w:val="28"/>
           <w:lang w:val="es-ES_tradnl"/>
         </w:rPr>
         <w:t>Total</w:t>
@@ -663,16 +555,12 @@
         <w:rPr>
           <w:b/>
           <w:bCs/>
-          <w:sz w:val="28"/>
-          <w:szCs w:val="28"/>
           <w:lang w:val="es-ES_tradnl"/>
         </w:rPr>
         <w:t xml:space="preserve"> por persona: </w:t>
       </w:r>
       <w:r>
         <w:rPr>
-          <w:sz w:val="28"/>
-          <w:szCs w:val="28"/>
           <w:lang w:val="es-ES_tradnl"/>
         </w:rPr>
         <w:t>[[</w:t>
@@ -680,8 +568,6 @@
       <w:proofErr w:type="spellStart"/>
       <w:r>
         <w:rPr>
-          <w:sz w:val="28"/>
-          <w:szCs w:val="28"/>
           <w:lang w:val="es-ES_tradnl"/>
         </w:rPr>
         <w:t>total_persona</w:t>
@@ -689,8 +575,6 @@
       <w:proofErr w:type="spellEnd"/>
       <w:r>
         <w:rPr>
-          <w:sz w:val="28"/>
-          <w:szCs w:val="28"/>
           <w:lang w:val="es-ES_tradnl"/>
         </w:rPr>
         <w:t>]]</w:t>
@@ -701,8 +585,6 @@
         <w:rPr>
           <w:b/>
           <w:bCs/>
-          <w:sz w:val="28"/>
-          <w:szCs w:val="28"/>
           <w:lang w:val="es-ES_tradnl"/>
         </w:rPr>
       </w:pPr>
@@ -711,10 +593,9 @@
         <w:rPr>
           <w:b/>
           <w:bCs/>
-          <w:sz w:val="28"/>
-          <w:szCs w:val="28"/>
-          <w:lang w:val="es-ES_tradnl"/>
-        </w:rPr>
+          <w:lang w:val="es-ES_tradnl"/>
+        </w:rPr>
+        <w:lastRenderedPageBreak/>
         <w:t>Total</w:t>
       </w:r>
       <w:proofErr w:type="gramEnd"/>
@@ -722,16 +603,12 @@
         <w:rPr>
           <w:b/>
           <w:bCs/>
-          <w:sz w:val="28"/>
-          <w:szCs w:val="28"/>
           <w:lang w:val="es-ES_tradnl"/>
         </w:rPr>
         <w:t xml:space="preserve"> general: </w:t>
       </w:r>
       <w:r>
         <w:rPr>
-          <w:sz w:val="28"/>
-          <w:szCs w:val="28"/>
           <w:lang w:val="es-ES_tradnl"/>
         </w:rPr>
         <w:t>[[</w:t>
@@ -739,8 +616,6 @@
       <w:proofErr w:type="spellStart"/>
       <w:r>
         <w:rPr>
-          <w:sz w:val="28"/>
-          <w:szCs w:val="28"/>
           <w:lang w:val="es-ES_tradnl"/>
         </w:rPr>
         <w:t>total_general</w:t>
@@ -748,8 +623,6 @@
       <w:proofErr w:type="spellEnd"/>
       <w:r>
         <w:rPr>
-          <w:sz w:val="28"/>
-          <w:szCs w:val="28"/>
           <w:lang w:val="es-ES_tradnl"/>
         </w:rPr>
         <w:t>]]</w:t>
@@ -760,28 +633,28 @@
         <w:rPr>
           <w:b/>
           <w:bCs/>
-          <w:sz w:val="32"/>
-          <w:szCs w:val="32"/>
-          <w:lang w:val="es-ES_tradnl"/>
-        </w:rPr>
-      </w:pPr>
-    </w:p>
-    <w:p>
-      <w:pPr>
-        <w:rPr>
-          <w:b/>
-          <w:bCs/>
-          <w:sz w:val="32"/>
-          <w:szCs w:val="32"/>
-          <w:lang w:val="es-ES_tradnl"/>
-        </w:rPr>
-      </w:pPr>
-      <w:r>
-        <w:rPr>
-          <w:b/>
-          <w:bCs/>
-          <w:sz w:val="32"/>
-          <w:szCs w:val="32"/>
+          <w:sz w:val="28"/>
+          <w:szCs w:val="28"/>
+          <w:lang w:val="es-ES_tradnl"/>
+        </w:rPr>
+      </w:pPr>
+    </w:p>
+    <w:p>
+      <w:pPr>
+        <w:rPr>
+          <w:b/>
+          <w:bCs/>
+          <w:sz w:val="28"/>
+          <w:szCs w:val="28"/>
+          <w:lang w:val="es-ES_tradnl"/>
+        </w:rPr>
+      </w:pPr>
+      <w:r>
+        <w:rPr>
+          <w:b/>
+          <w:bCs/>
+          <w:sz w:val="28"/>
+          <w:szCs w:val="28"/>
           <w:lang w:val="es-ES_tradnl"/>
         </w:rPr>
         <w:t>ITINERARIO</w:t>
@@ -790,15 +663,11 @@
     <w:p>
       <w:pPr>
         <w:rPr>
-          <w:sz w:val="28"/>
-          <w:szCs w:val="28"/>
-          <w:lang w:val="es-ES_tradnl"/>
-        </w:rPr>
-      </w:pPr>
-      <w:r>
-        <w:rPr>
-          <w:sz w:val="28"/>
-          <w:szCs w:val="28"/>
+          <w:lang w:val="es-ES_tradnl"/>
+        </w:rPr>
+      </w:pPr>
+      <w:r>
+        <w:rPr>
           <w:lang w:val="es-ES_tradnl"/>
         </w:rPr>
         <w:t>[[#itinerario]]</w:t>
@@ -809,17 +678,13 @@
         <w:rPr>
           <w:b/>
           <w:bCs/>
-          <w:sz w:val="28"/>
-          <w:szCs w:val="28"/>
-          <w:lang w:val="es-ES_tradnl"/>
-        </w:rPr>
-      </w:pPr>
-      <w:r>
-        <w:rPr>
-          <w:b/>
-          <w:bCs/>
-          <w:sz w:val="28"/>
-          <w:szCs w:val="28"/>
+          <w:lang w:val="es-ES_tradnl"/>
+        </w:rPr>
+      </w:pPr>
+      <w:r>
+        <w:rPr>
+          <w:b/>
+          <w:bCs/>
           <w:lang w:val="es-ES_tradnl"/>
         </w:rPr>
         <w:t>[[</w:t>
@@ -829,8 +694,6 @@
         <w:rPr>
           <w:b/>
           <w:bCs/>
-          <w:sz w:val="28"/>
-          <w:szCs w:val="28"/>
           <w:lang w:val="es-ES_tradnl"/>
         </w:rPr>
         <w:t>dia</w:t>
@@ -840,8 +703,6 @@
         <w:rPr>
           <w:b/>
           <w:bCs/>
-          <w:sz w:val="28"/>
-          <w:szCs w:val="28"/>
           <w:lang w:val="es-ES_tradnl"/>
         </w:rPr>
         <w:t>]]</w:t>
@@ -850,15 +711,11 @@
     <w:p>
       <w:pPr>
         <w:rPr>
-          <w:sz w:val="28"/>
-          <w:szCs w:val="28"/>
-          <w:lang w:val="es-ES_tradnl"/>
-        </w:rPr>
-      </w:pPr>
-      <w:r>
-        <w:rPr>
-          <w:sz w:val="28"/>
-          <w:szCs w:val="28"/>
+          <w:lang w:val="es-ES_tradnl"/>
+        </w:rPr>
+      </w:pPr>
+      <w:r>
+        <w:rPr>
           <w:lang w:val="es-ES_tradnl"/>
         </w:rPr>
         <w:t>[[</w:t>
@@ -866,8 +723,6 @@
       <w:proofErr w:type="spellStart"/>
       <w:r>
         <w:rPr>
-          <w:sz w:val="28"/>
-          <w:szCs w:val="28"/>
           <w:lang w:val="es-ES_tradnl"/>
         </w:rPr>
         <w:t>descripcion</w:t>
@@ -875,8 +730,6 @@
       <w:proofErr w:type="spellEnd"/>
       <w:r>
         <w:rPr>
-          <w:sz w:val="28"/>
-          <w:szCs w:val="28"/>
           <w:lang w:val="es-ES_tradnl"/>
         </w:rPr>
         <w:t>]]</w:t>
@@ -885,24 +738,18 @@
     <w:p>
       <w:pPr>
         <w:rPr>
-          <w:sz w:val="28"/>
-          <w:szCs w:val="28"/>
-          <w:lang w:val="es-ES_tradnl"/>
-        </w:rPr>
-      </w:pPr>
-    </w:p>
-    <w:p>
-      <w:pPr>
-        <w:rPr>
-          <w:sz w:val="28"/>
-          <w:szCs w:val="28"/>
-          <w:lang w:val="es-ES_tradnl"/>
-        </w:rPr>
-      </w:pPr>
-      <w:r>
-        <w:rPr>
-          <w:sz w:val="28"/>
-          <w:szCs w:val="28"/>
+          <w:lang w:val="es-ES_tradnl"/>
+        </w:rPr>
+      </w:pPr>
+    </w:p>
+    <w:p>
+      <w:pPr>
+        <w:rPr>
+          <w:lang w:val="es-ES_tradnl"/>
+        </w:rPr>
+      </w:pPr>
+      <w:r>
+        <w:rPr>
           <w:lang w:val="es-ES_tradnl"/>
         </w:rPr>
         <w:t>[[/itinerario]]</w:t>
@@ -913,28 +760,28 @@
         <w:rPr>
           <w:b/>
           <w:bCs/>
-          <w:sz w:val="32"/>
-          <w:szCs w:val="32"/>
-          <w:lang w:val="es-ES_tradnl"/>
-        </w:rPr>
-      </w:pPr>
-    </w:p>
-    <w:p>
-      <w:pPr>
-        <w:rPr>
-          <w:b/>
-          <w:bCs/>
-          <w:sz w:val="32"/>
-          <w:szCs w:val="32"/>
-          <w:lang w:val="es-ES_tradnl"/>
-        </w:rPr>
-      </w:pPr>
-      <w:r>
-        <w:rPr>
-          <w:b/>
-          <w:bCs/>
-          <w:sz w:val="32"/>
-          <w:szCs w:val="32"/>
+          <w:sz w:val="28"/>
+          <w:szCs w:val="28"/>
+          <w:lang w:val="es-ES_tradnl"/>
+        </w:rPr>
+      </w:pPr>
+    </w:p>
+    <w:p>
+      <w:pPr>
+        <w:rPr>
+          <w:b/>
+          <w:bCs/>
+          <w:sz w:val="28"/>
+          <w:szCs w:val="28"/>
+          <w:lang w:val="es-ES_tradnl"/>
+        </w:rPr>
+      </w:pPr>
+      <w:r>
+        <w:rPr>
+          <w:b/>
+          <w:bCs/>
+          <w:sz w:val="28"/>
+          <w:szCs w:val="28"/>
           <w:lang w:val="es-ES_tradnl"/>
         </w:rPr>
         <w:t>ACTIVIDADES</w:t>
@@ -943,15 +790,11 @@
     <w:p>
       <w:pPr>
         <w:rPr>
-          <w:sz w:val="28"/>
-          <w:szCs w:val="28"/>
-          <w:lang w:val="es-ES_tradnl"/>
-        </w:rPr>
-      </w:pPr>
-      <w:r>
-        <w:rPr>
-          <w:sz w:val="28"/>
-          <w:szCs w:val="28"/>
+          <w:lang w:val="es-ES_tradnl"/>
+        </w:rPr>
+      </w:pPr>
+      <w:r>
+        <w:rPr>
           <w:lang w:val="es-ES_tradnl"/>
         </w:rPr>
         <w:t>[[</w:t>
@@ -959,8 +802,6 @@
       <w:proofErr w:type="spellStart"/>
       <w:r>
         <w:rPr>
-          <w:sz w:val="28"/>
-          <w:szCs w:val="28"/>
           <w:lang w:val="es-ES_tradnl"/>
         </w:rPr>
         <w:t>actividades_detalladas</w:t>
@@ -968,8 +809,6 @@
       <w:proofErr w:type="spellEnd"/>
       <w:r>
         <w:rPr>
-          <w:sz w:val="28"/>
-          <w:szCs w:val="28"/>
           <w:lang w:val="es-ES_tradnl"/>
         </w:rPr>
         <w:t>]]</w:t>
@@ -980,28 +819,28 @@
         <w:rPr>
           <w:b/>
           <w:bCs/>
-          <w:sz w:val="32"/>
-          <w:szCs w:val="32"/>
-          <w:lang w:val="es-ES_tradnl"/>
-        </w:rPr>
-      </w:pPr>
-    </w:p>
-    <w:p>
-      <w:pPr>
-        <w:rPr>
-          <w:b/>
-          <w:bCs/>
-          <w:sz w:val="32"/>
-          <w:szCs w:val="32"/>
-          <w:lang w:val="es-ES_tradnl"/>
-        </w:rPr>
-      </w:pPr>
-      <w:r>
-        <w:rPr>
-          <w:b/>
-          <w:bCs/>
-          <w:sz w:val="32"/>
-          <w:szCs w:val="32"/>
+          <w:sz w:val="28"/>
+          <w:szCs w:val="28"/>
+          <w:lang w:val="es-ES_tradnl"/>
+        </w:rPr>
+      </w:pPr>
+    </w:p>
+    <w:p>
+      <w:pPr>
+        <w:rPr>
+          <w:b/>
+          <w:bCs/>
+          <w:sz w:val="28"/>
+          <w:szCs w:val="28"/>
+          <w:lang w:val="es-ES_tradnl"/>
+        </w:rPr>
+      </w:pPr>
+      <w:r>
+        <w:rPr>
+          <w:b/>
+          <w:bCs/>
+          <w:sz w:val="28"/>
+          <w:szCs w:val="28"/>
           <w:lang w:val="es-ES_tradnl"/>
         </w:rPr>
         <w:t>PLAN DE ALIMENTOS</w:t>
@@ -1010,15 +849,11 @@
     <w:p>
       <w:pPr>
         <w:rPr>
-          <w:sz w:val="28"/>
-          <w:szCs w:val="28"/>
-          <w:lang w:val="es-ES_tradnl"/>
-        </w:rPr>
-      </w:pPr>
-      <w:r>
-        <w:rPr>
-          <w:sz w:val="28"/>
-          <w:szCs w:val="28"/>
+          <w:lang w:val="es-ES_tradnl"/>
+        </w:rPr>
+      </w:pPr>
+      <w:r>
+        <w:rPr>
           <w:lang w:val="es-ES_tradnl"/>
         </w:rPr>
         <w:t>[[</w:t>
@@ -1026,8 +861,6 @@
       <w:proofErr w:type="spellStart"/>
       <w:r>
         <w:rPr>
-          <w:sz w:val="28"/>
-          <w:szCs w:val="28"/>
           <w:lang w:val="es-ES_tradnl"/>
         </w:rPr>
         <w:t>plan_alimentos</w:t>
@@ -1035,8 +868,6 @@
       <w:proofErr w:type="spellEnd"/>
       <w:r>
         <w:rPr>
-          <w:sz w:val="28"/>
-          <w:szCs w:val="28"/>
           <w:lang w:val="es-ES_tradnl"/>
         </w:rPr>
         <w:t>]]</w:t>
@@ -1047,28 +878,28 @@
         <w:rPr>
           <w:b/>
           <w:bCs/>
-          <w:sz w:val="32"/>
-          <w:szCs w:val="32"/>
-          <w:lang w:val="es-ES_tradnl"/>
-        </w:rPr>
-      </w:pPr>
-    </w:p>
-    <w:p>
-      <w:pPr>
-        <w:rPr>
-          <w:b/>
-          <w:bCs/>
-          <w:sz w:val="32"/>
-          <w:szCs w:val="32"/>
-          <w:lang w:val="es-ES_tradnl"/>
-        </w:rPr>
-      </w:pPr>
-      <w:r>
-        <w:rPr>
-          <w:b/>
-          <w:bCs/>
-          <w:sz w:val="32"/>
-          <w:szCs w:val="32"/>
+          <w:sz w:val="28"/>
+          <w:szCs w:val="28"/>
+          <w:lang w:val="es-ES_tradnl"/>
+        </w:rPr>
+      </w:pPr>
+    </w:p>
+    <w:p>
+      <w:pPr>
+        <w:rPr>
+          <w:b/>
+          <w:bCs/>
+          <w:sz w:val="28"/>
+          <w:szCs w:val="28"/>
+          <w:lang w:val="es-ES_tradnl"/>
+        </w:rPr>
+      </w:pPr>
+      <w:r>
+        <w:rPr>
+          <w:b/>
+          <w:bCs/>
+          <w:sz w:val="28"/>
+          <w:szCs w:val="28"/>
           <w:lang w:val="es-ES_tradnl"/>
         </w:rPr>
         <w:t>BENEFICIOS</w:t>
@@ -1077,15 +908,11 @@
     <w:p>
       <w:pPr>
         <w:rPr>
-          <w:sz w:val="28"/>
-          <w:szCs w:val="28"/>
-          <w:lang w:val="es-ES_tradnl"/>
-        </w:rPr>
-      </w:pPr>
-      <w:r>
-        <w:rPr>
-          <w:sz w:val="28"/>
-          <w:szCs w:val="28"/>
+          <w:lang w:val="es-ES_tradnl"/>
+        </w:rPr>
+      </w:pPr>
+      <w:r>
+        <w:rPr>
           <w:lang w:val="es-ES_tradnl"/>
         </w:rPr>
         <w:t>[[beneficios]]</w:t>
@@ -1096,28 +923,28 @@
         <w:rPr>
           <w:b/>
           <w:bCs/>
-          <w:sz w:val="32"/>
-          <w:szCs w:val="32"/>
-          <w:lang w:val="es-ES_tradnl"/>
-        </w:rPr>
-      </w:pPr>
-    </w:p>
-    <w:p>
-      <w:pPr>
-        <w:rPr>
-          <w:b/>
-          <w:bCs/>
-          <w:sz w:val="32"/>
-          <w:szCs w:val="32"/>
-          <w:lang w:val="es-ES_tradnl"/>
-        </w:rPr>
-      </w:pPr>
-      <w:r>
-        <w:rPr>
-          <w:b/>
-          <w:bCs/>
-          <w:sz w:val="32"/>
-          <w:szCs w:val="32"/>
+          <w:sz w:val="28"/>
+          <w:szCs w:val="28"/>
+          <w:lang w:val="es-ES_tradnl"/>
+        </w:rPr>
+      </w:pPr>
+    </w:p>
+    <w:p>
+      <w:pPr>
+        <w:rPr>
+          <w:b/>
+          <w:bCs/>
+          <w:sz w:val="28"/>
+          <w:szCs w:val="28"/>
+          <w:lang w:val="es-ES_tradnl"/>
+        </w:rPr>
+      </w:pPr>
+      <w:r>
+        <w:rPr>
+          <w:b/>
+          <w:bCs/>
+          <w:sz w:val="28"/>
+          <w:szCs w:val="28"/>
           <w:lang w:val="es-ES_tradnl"/>
         </w:rPr>
         <w:t>RESTRICCIONES</w:t>
@@ -1126,38 +953,36 @@
     <w:p>
       <w:pPr>
         <w:rPr>
-          <w:sz w:val="28"/>
-          <w:szCs w:val="28"/>
-          <w:lang w:val="es-ES_tradnl"/>
-        </w:rPr>
-      </w:pPr>
-      <w:r>
-        <w:rPr>
-          <w:sz w:val="28"/>
-          <w:szCs w:val="28"/>
-          <w:lang w:val="es-ES_tradnl"/>
-        </w:rPr>
-        <w:lastRenderedPageBreak/>
+          <w:lang w:val="es-ES_tradnl"/>
+        </w:rPr>
+      </w:pPr>
+      <w:r>
+        <w:rPr>
+          <w:lang w:val="es-ES_tradnl"/>
+        </w:rPr>
         <w:t>[[restricciones]]</w:t>
       </w:r>
     </w:p>
     <w:p>
       <w:pPr>
         <w:rPr>
-          <w:sz w:val="28"/>
-          <w:szCs w:val="28"/>
-          <w:lang w:val="es-ES_tradnl"/>
-        </w:rPr>
-      </w:pPr>
-    </w:p>
-    <w:p>
-      <w:pPr>
-        <w:rPr>
-          <w:sz w:val="28"/>
-          <w:szCs w:val="28"/>
-          <w:lang w:val="es-ES_tradnl"/>
-        </w:rPr>
-      </w:pPr>
+          <w:b/>
+          <w:bCs/>
+          <w:sz w:val="28"/>
+          <w:szCs w:val="28"/>
+          <w:lang w:val="es-ES_tradnl"/>
+        </w:rPr>
+      </w:pPr>
+      <w:r>
+        <w:rPr>
+          <w:b/>
+          <w:bCs/>
+          <w:sz w:val="28"/>
+          <w:szCs w:val="28"/>
+          <w:lang w:val="es-ES_tradnl"/>
+        </w:rPr>
+        <w:br w:type="page"/>
+      </w:r>
     </w:p>
     <w:p>
       <w:pPr>
@@ -1173,8 +998,139 @@
         <w:rPr>
           <w:b/>
           <w:bCs/>
-          <w:sz w:val="22"/>
-          <w:szCs w:val="22"/>
+          <w:sz w:val="28"/>
+          <w:szCs w:val="28"/>
+          <w:lang w:val="es-ES_tradnl"/>
+        </w:rPr>
+        <w:lastRenderedPageBreak/>
+        <w:t>CONDICIONES GENERALES DE LA COTIZACIÓN</w:t>
+      </w:r>
+    </w:p>
+    <w:p>
+      <w:pPr>
+        <w:jc w:val="both"/>
+        <w:rPr>
+          <w:lang w:val="es-ES_tradnl"/>
+        </w:rPr>
+      </w:pPr>
+      <w:r>
+        <w:rPr>
+          <w:lang w:val="es-ES_tradnl"/>
+        </w:rPr>
+        <w:t>La presente cotización tiene carácter informativo y no constituye una confirmación definitiva de servicios ni disponibilidad hasta el momento de su contratación formal.</w:t>
+      </w:r>
+    </w:p>
+    <w:p>
+      <w:pPr>
+        <w:jc w:val="both"/>
+        <w:rPr>
+          <w:lang w:val="es-ES_tradnl"/>
+        </w:rPr>
+      </w:pPr>
+      <w:r>
+        <w:rPr>
+          <w:lang w:val="es-ES_tradnl"/>
+        </w:rPr>
+        <w:t>Las tarifas, servicios, disponibilidad y condiciones aquí descritas están sujetas a cambio sin previo aviso, de acuerdo con la variación de tarifas por parte de proveedores, disponibilidad al momento de la reserva, tipo de cambio y condiciones del mercado.</w:t>
+      </w:r>
+    </w:p>
+    <w:p>
+      <w:pPr>
+        <w:jc w:val="both"/>
+        <w:rPr>
+          <w:lang w:val="es-ES_tradnl"/>
+        </w:rPr>
+      </w:pPr>
+      <w:r>
+        <w:rPr>
+          <w:lang w:val="es-ES_tradnl"/>
+        </w:rPr>
+        <w:t>Los precios indicados están expresados conforme a la información vigente al momento de la elaboración de esta cotización y podrán modificarse hasta no recibir confirmación por escrito y/o el pago correspondiente.</w:t>
+      </w:r>
+    </w:p>
+    <w:p>
+      <w:pPr>
+        <w:jc w:val="both"/>
+        <w:rPr>
+          <w:lang w:val="es-ES_tradnl"/>
+        </w:rPr>
+      </w:pPr>
+      <w:r>
+        <w:rPr>
+          <w:lang w:val="es-ES_tradnl"/>
+        </w:rPr>
+        <w:t>La disponibilidad de los servicios cotizados no está garantizada hasta el momento de la reserva en firme. Se recomienda realizar la confirmación a la brevedad para asegurar las condiciones aquí presentadas.</w:t>
+      </w:r>
+    </w:p>
+    <w:p>
+      <w:pPr>
+        <w:jc w:val="both"/>
+        <w:rPr>
+          <w:lang w:val="es-ES_tradnl"/>
+        </w:rPr>
+      </w:pPr>
+      <w:r>
+        <w:rPr>
+          <w:lang w:val="es-ES_tradnl"/>
+        </w:rPr>
+        <w:t>Cualquier modificación en itinerarios, fechas, número de pasajeros o servicios solicitados podrá generar ajustes en tarifas y condiciones</w:t>
+      </w:r>
+      <w:r>
+        <w:rPr>
+          <w:lang w:val="es-ES_tradnl"/>
+        </w:rPr>
+        <w:t>.</w:t>
+      </w:r>
+    </w:p>
+    <w:p>
+      <w:pPr>
+        <w:jc w:val="both"/>
+        <w:rPr>
+          <w:lang w:val="es-ES_tradnl"/>
+        </w:rPr>
+      </w:pPr>
+    </w:p>
+    <w:p>
+      <w:pPr>
+        <w:jc w:val="center"/>
+        <w:rPr>
+          <w:b/>
+          <w:bCs/>
+          <w:lang w:val="es-ES_tradnl"/>
+        </w:rPr>
+      </w:pPr>
+      <w:r>
+        <w:rPr>
+          <w:b/>
+          <w:bCs/>
+          <w:lang w:val="es-ES_tradnl"/>
+        </w:rPr>
+        <w:t>Agradecemos la oportunidad de atenderle y quedamos a sus órdenes para cualquier aclaración o ajuste requerido</w:t>
+      </w:r>
+    </w:p>
+    <w:p>
+      <w:pPr>
+        <w:rPr>
+          <w:lang w:val="es-ES_tradnl"/>
+        </w:rPr>
+      </w:pPr>
+    </w:p>
+    <w:p>
+      <w:pPr>
+        <w:jc w:val="center"/>
+        <w:rPr>
+          <w:b/>
+          <w:bCs/>
+          <w:sz w:val="18"/>
+          <w:szCs w:val="18"/>
+        </w:rPr>
+      </w:pPr>
+      <w:r>
+        <w:rPr>
+          <w:b/>
+          <w:bCs/>
+          <w:sz w:val="18"/>
+          <w:szCs w:val="18"/>
         </w:rPr>
         <w:t>AVISO DE PRIVACIDAD DE “FLORAMI S.A. DE C.V.”</w:t>
       </w:r>
@@ -1183,14 +1139,14 @@
       <w:pPr>
         <w:jc w:val="both"/>
         <w:rPr>
-          <w:sz w:val="22"/>
-          <w:szCs w:val="22"/>
-        </w:rPr>
-      </w:pPr>
-      <w:r>
-        <w:rPr>
-          <w:sz w:val="22"/>
-          <w:szCs w:val="22"/>
+          <w:sz w:val="15"/>
+          <w:szCs w:val="15"/>
+        </w:rPr>
+      </w:pPr>
+      <w:r>
+        <w:rPr>
+          <w:sz w:val="15"/>
+          <w:szCs w:val="15"/>
         </w:rPr>
         <w:t xml:space="preserve">VIAJES FLORAMI, Con oficinas ubicadas en: Avenida Cruz del Sur # 3689 local 2 C, 45088, Zapopan, Jalisco, México; es el responsable del uso y protección de sus datos personales, y serán utilizados para las siguientes finalidades principales: </w:t>
       </w:r>
@@ -1199,44 +1155,44 @@
       <w:pPr>
         <w:jc w:val="both"/>
         <w:rPr>
-          <w:sz w:val="22"/>
-          <w:szCs w:val="22"/>
-        </w:rPr>
-      </w:pPr>
-      <w:r>
-        <w:rPr>
-          <w:sz w:val="22"/>
-          <w:szCs w:val="22"/>
+          <w:sz w:val="15"/>
+          <w:szCs w:val="15"/>
+        </w:rPr>
+      </w:pPr>
+      <w:r>
+        <w:rPr>
+          <w:sz w:val="15"/>
+          <w:szCs w:val="15"/>
         </w:rPr>
         <w:t>•</w:t>
       </w:r>
       <w:r>
         <w:rPr>
           <w:rFonts w:ascii="Segoe UI Symbol" w:hAnsi="Segoe UI Symbol" w:cs="Segoe UI Symbol"/>
-          <w:sz w:val="22"/>
-          <w:szCs w:val="22"/>
+          <w:sz w:val="15"/>
+          <w:szCs w:val="15"/>
         </w:rPr>
         <w:t>⁠</w:t>
       </w:r>
       <w:r>
         <w:rPr>
-          <w:sz w:val="22"/>
-          <w:szCs w:val="22"/>
+          <w:sz w:val="15"/>
+          <w:szCs w:val="15"/>
         </w:rPr>
         <w:t xml:space="preserve">  </w:t>
       </w:r>
       <w:r>
         <w:rPr>
           <w:rFonts w:ascii="Segoe UI Symbol" w:hAnsi="Segoe UI Symbol" w:cs="Segoe UI Symbol"/>
-          <w:sz w:val="22"/>
-          <w:szCs w:val="22"/>
+          <w:sz w:val="15"/>
+          <w:szCs w:val="15"/>
         </w:rPr>
         <w:t>⁠</w:t>
       </w:r>
       <w:r>
         <w:rPr>
-          <w:sz w:val="22"/>
-          <w:szCs w:val="22"/>
+          <w:sz w:val="15"/>
+          <w:szCs w:val="15"/>
         </w:rPr>
         <w:t>Validar y/o verificar su identidad. Compra de boletos de avión y venta de paquetes de viajes vacacionales.</w:t>
       </w:r>
@@ -1245,44 +1201,44 @@
       <w:pPr>
         <w:jc w:val="both"/>
         <w:rPr>
-          <w:sz w:val="22"/>
-          <w:szCs w:val="22"/>
-        </w:rPr>
-      </w:pPr>
-      <w:r>
-        <w:rPr>
-          <w:sz w:val="22"/>
-          <w:szCs w:val="22"/>
+          <w:sz w:val="15"/>
+          <w:szCs w:val="15"/>
+        </w:rPr>
+      </w:pPr>
+      <w:r>
+        <w:rPr>
+          <w:sz w:val="15"/>
+          <w:szCs w:val="15"/>
         </w:rPr>
         <w:t>•</w:t>
       </w:r>
       <w:r>
         <w:rPr>
           <w:rFonts w:ascii="Segoe UI Symbol" w:hAnsi="Segoe UI Symbol" w:cs="Segoe UI Symbol"/>
-          <w:sz w:val="22"/>
-          <w:szCs w:val="22"/>
+          <w:sz w:val="15"/>
+          <w:szCs w:val="15"/>
         </w:rPr>
         <w:t>⁠</w:t>
       </w:r>
       <w:r>
         <w:rPr>
-          <w:sz w:val="22"/>
-          <w:szCs w:val="22"/>
+          <w:sz w:val="15"/>
+          <w:szCs w:val="15"/>
         </w:rPr>
         <w:t xml:space="preserve">  </w:t>
       </w:r>
       <w:r>
         <w:rPr>
           <w:rFonts w:ascii="Segoe UI Symbol" w:hAnsi="Segoe UI Symbol" w:cs="Segoe UI Symbol"/>
-          <w:sz w:val="22"/>
-          <w:szCs w:val="22"/>
+          <w:sz w:val="15"/>
+          <w:szCs w:val="15"/>
         </w:rPr>
         <w:t>⁠</w:t>
       </w:r>
       <w:r>
         <w:rPr>
-          <w:sz w:val="22"/>
-          <w:szCs w:val="22"/>
+          <w:sz w:val="15"/>
+          <w:szCs w:val="15"/>
         </w:rPr>
         <w:t>Procesar y realizar cobros, así como emisión de facturas correspondientes. gestiones de pagos que sean necesarios incluyendo sin limitar la ejecución de pagarés, o cualquier otro procedimiento civil o mercantil de cobranza</w:t>
       </w:r>
@@ -1291,44 +1247,44 @@
       <w:pPr>
         <w:jc w:val="both"/>
         <w:rPr>
-          <w:sz w:val="22"/>
-          <w:szCs w:val="22"/>
-        </w:rPr>
-      </w:pPr>
-      <w:r>
-        <w:rPr>
-          <w:sz w:val="22"/>
-          <w:szCs w:val="22"/>
+          <w:sz w:val="15"/>
+          <w:szCs w:val="15"/>
+        </w:rPr>
+      </w:pPr>
+      <w:r>
+        <w:rPr>
+          <w:sz w:val="15"/>
+          <w:szCs w:val="15"/>
         </w:rPr>
         <w:t>•</w:t>
       </w:r>
       <w:r>
         <w:rPr>
           <w:rFonts w:ascii="Segoe UI Symbol" w:hAnsi="Segoe UI Symbol" w:cs="Segoe UI Symbol"/>
-          <w:sz w:val="22"/>
-          <w:szCs w:val="22"/>
+          <w:sz w:val="15"/>
+          <w:szCs w:val="15"/>
         </w:rPr>
         <w:t>⁠</w:t>
       </w:r>
       <w:r>
         <w:rPr>
-          <w:sz w:val="22"/>
-          <w:szCs w:val="22"/>
+          <w:sz w:val="15"/>
+          <w:szCs w:val="15"/>
         </w:rPr>
         <w:t xml:space="preserve">  </w:t>
       </w:r>
       <w:r>
         <w:rPr>
           <w:rFonts w:ascii="Segoe UI Symbol" w:hAnsi="Segoe UI Symbol" w:cs="Segoe UI Symbol"/>
-          <w:sz w:val="22"/>
-          <w:szCs w:val="22"/>
+          <w:sz w:val="15"/>
+          <w:szCs w:val="15"/>
         </w:rPr>
         <w:t>⁠</w:t>
       </w:r>
       <w:r>
         <w:rPr>
-          <w:sz w:val="22"/>
-          <w:szCs w:val="22"/>
+          <w:sz w:val="15"/>
+          <w:szCs w:val="15"/>
         </w:rPr>
         <w:t>Participación a incentivos/programas y/o promociones</w:t>
       </w:r>
@@ -1337,44 +1293,44 @@
       <w:pPr>
         <w:jc w:val="both"/>
         <w:rPr>
-          <w:sz w:val="22"/>
-          <w:szCs w:val="22"/>
-        </w:rPr>
-      </w:pPr>
-      <w:r>
-        <w:rPr>
-          <w:sz w:val="22"/>
-          <w:szCs w:val="22"/>
+          <w:sz w:val="15"/>
+          <w:szCs w:val="15"/>
+        </w:rPr>
+      </w:pPr>
+      <w:r>
+        <w:rPr>
+          <w:sz w:val="15"/>
+          <w:szCs w:val="15"/>
         </w:rPr>
         <w:t>•</w:t>
       </w:r>
       <w:r>
         <w:rPr>
           <w:rFonts w:ascii="Segoe UI Symbol" w:hAnsi="Segoe UI Symbol" w:cs="Segoe UI Symbol"/>
-          <w:sz w:val="22"/>
-          <w:szCs w:val="22"/>
+          <w:sz w:val="15"/>
+          <w:szCs w:val="15"/>
         </w:rPr>
         <w:t>⁠</w:t>
       </w:r>
       <w:r>
         <w:rPr>
-          <w:sz w:val="22"/>
-          <w:szCs w:val="22"/>
+          <w:sz w:val="15"/>
+          <w:szCs w:val="15"/>
         </w:rPr>
         <w:t xml:space="preserve">  </w:t>
       </w:r>
       <w:r>
         <w:rPr>
           <w:rFonts w:ascii="Segoe UI Symbol" w:hAnsi="Segoe UI Symbol" w:cs="Segoe UI Symbol"/>
-          <w:sz w:val="22"/>
-          <w:szCs w:val="22"/>
+          <w:sz w:val="15"/>
+          <w:szCs w:val="15"/>
         </w:rPr>
         <w:t>⁠</w:t>
       </w:r>
       <w:r>
         <w:rPr>
-          <w:sz w:val="22"/>
-          <w:szCs w:val="22"/>
+          <w:sz w:val="15"/>
+          <w:szCs w:val="15"/>
         </w:rPr>
         <w:t>Dar seguimiento a sus consultas, quejas y/o sugerencias y permitir una comunicación eficaz y dar mayor agilidad a sus solicitudes de servicios.</w:t>
       </w:r>
@@ -1383,44 +1339,44 @@
       <w:pPr>
         <w:jc w:val="both"/>
         <w:rPr>
-          <w:sz w:val="22"/>
-          <w:szCs w:val="22"/>
-        </w:rPr>
-      </w:pPr>
-      <w:r>
-        <w:rPr>
-          <w:sz w:val="22"/>
-          <w:szCs w:val="22"/>
+          <w:sz w:val="15"/>
+          <w:szCs w:val="15"/>
+        </w:rPr>
+      </w:pPr>
+      <w:r>
+        <w:rPr>
+          <w:sz w:val="15"/>
+          <w:szCs w:val="15"/>
         </w:rPr>
         <w:t>•</w:t>
       </w:r>
       <w:r>
         <w:rPr>
           <w:rFonts w:ascii="Segoe UI Symbol" w:hAnsi="Segoe UI Symbol" w:cs="Segoe UI Symbol"/>
-          <w:sz w:val="22"/>
-          <w:szCs w:val="22"/>
+          <w:sz w:val="15"/>
+          <w:szCs w:val="15"/>
         </w:rPr>
         <w:t>⁠</w:t>
       </w:r>
       <w:r>
         <w:rPr>
-          <w:sz w:val="22"/>
-          <w:szCs w:val="22"/>
+          <w:sz w:val="15"/>
+          <w:szCs w:val="15"/>
         </w:rPr>
         <w:t xml:space="preserve">  </w:t>
       </w:r>
       <w:r>
         <w:rPr>
           <w:rFonts w:ascii="Segoe UI Symbol" w:hAnsi="Segoe UI Symbol" w:cs="Segoe UI Symbol"/>
-          <w:sz w:val="22"/>
-          <w:szCs w:val="22"/>
+          <w:sz w:val="15"/>
+          <w:szCs w:val="15"/>
         </w:rPr>
         <w:t>⁠</w:t>
       </w:r>
       <w:r>
         <w:rPr>
-          <w:sz w:val="22"/>
-          <w:szCs w:val="22"/>
+          <w:sz w:val="15"/>
+          <w:szCs w:val="15"/>
         </w:rPr>
         <w:t xml:space="preserve">Cumplir con requerimientos de entes o autoridades gubernamentales o en cumplimiento de leyes o normas nacionales e internacionales </w:t>
       </w:r>
@@ -1429,44 +1385,44 @@
       <w:pPr>
         <w:jc w:val="both"/>
         <w:rPr>
-          <w:sz w:val="22"/>
-          <w:szCs w:val="22"/>
-        </w:rPr>
-      </w:pPr>
-      <w:r>
-        <w:rPr>
-          <w:sz w:val="22"/>
-          <w:szCs w:val="22"/>
+          <w:sz w:val="15"/>
+          <w:szCs w:val="15"/>
+        </w:rPr>
+      </w:pPr>
+      <w:r>
+        <w:rPr>
+          <w:sz w:val="15"/>
+          <w:szCs w:val="15"/>
         </w:rPr>
         <w:t>•</w:t>
       </w:r>
       <w:r>
         <w:rPr>
           <w:rFonts w:ascii="Segoe UI Symbol" w:hAnsi="Segoe UI Symbol" w:cs="Segoe UI Symbol"/>
-          <w:sz w:val="22"/>
-          <w:szCs w:val="22"/>
+          <w:sz w:val="15"/>
+          <w:szCs w:val="15"/>
         </w:rPr>
         <w:t>⁠</w:t>
       </w:r>
       <w:r>
         <w:rPr>
-          <w:sz w:val="22"/>
-          <w:szCs w:val="22"/>
+          <w:sz w:val="15"/>
+          <w:szCs w:val="15"/>
         </w:rPr>
         <w:t xml:space="preserve">  </w:t>
       </w:r>
       <w:r>
         <w:rPr>
           <w:rFonts w:ascii="Segoe UI Symbol" w:hAnsi="Segoe UI Symbol" w:cs="Segoe UI Symbol"/>
-          <w:sz w:val="22"/>
-          <w:szCs w:val="22"/>
+          <w:sz w:val="15"/>
+          <w:szCs w:val="15"/>
         </w:rPr>
         <w:t>⁠</w:t>
       </w:r>
       <w:r>
         <w:rPr>
-          <w:sz w:val="22"/>
-          <w:szCs w:val="22"/>
+          <w:sz w:val="15"/>
+          <w:szCs w:val="15"/>
         </w:rPr>
         <w:t>Atención de Solicitudes de Derechos “ARCOP</w:t>
       </w:r>
@@ -1475,69 +1431,60 @@
       <w:pPr>
         <w:jc w:val="both"/>
         <w:rPr>
-          <w:sz w:val="22"/>
-          <w:szCs w:val="22"/>
-        </w:rPr>
-      </w:pPr>
-      <w:r>
-        <w:rPr>
-          <w:sz w:val="22"/>
-          <w:szCs w:val="22"/>
+          <w:sz w:val="15"/>
+          <w:szCs w:val="15"/>
+        </w:rPr>
+      </w:pPr>
+      <w:r>
+        <w:rPr>
+          <w:sz w:val="15"/>
+          <w:szCs w:val="15"/>
         </w:rPr>
         <w:t>•</w:t>
       </w:r>
       <w:r>
         <w:rPr>
           <w:rFonts w:ascii="Segoe UI Symbol" w:hAnsi="Segoe UI Symbol" w:cs="Segoe UI Symbol"/>
-          <w:sz w:val="22"/>
-          <w:szCs w:val="22"/>
+          <w:sz w:val="15"/>
+          <w:szCs w:val="15"/>
         </w:rPr>
         <w:t>⁠</w:t>
       </w:r>
       <w:r>
         <w:rPr>
-          <w:sz w:val="22"/>
-          <w:szCs w:val="22"/>
+          <w:sz w:val="15"/>
+          <w:szCs w:val="15"/>
         </w:rPr>
         <w:t xml:space="preserve">  </w:t>
       </w:r>
       <w:r>
         <w:rPr>
           <w:rFonts w:ascii="Segoe UI Symbol" w:hAnsi="Segoe UI Symbol" w:cs="Segoe UI Symbol"/>
-          <w:sz w:val="22"/>
-          <w:szCs w:val="22"/>
+          <w:sz w:val="15"/>
+          <w:szCs w:val="15"/>
         </w:rPr>
         <w:t>⁠</w:t>
       </w:r>
       <w:r>
         <w:rPr>
-          <w:sz w:val="22"/>
-          <w:szCs w:val="22"/>
+          <w:sz w:val="15"/>
+          <w:szCs w:val="15"/>
         </w:rPr>
         <w:t>Videovigilancia a efecto de mantener la seguridad de empleados, visitantes, clientes, proveedores, así como cualquier persona que ingrese a nuestras instalaciones. Enviar información de nuestros productos y servicios</w:t>
       </w:r>
     </w:p>
     <w:p>
       <w:pPr>
-        <w:jc w:val="both"/>
-        <w:rPr>
-          <w:sz w:val="22"/>
-          <w:szCs w:val="22"/>
-        </w:rPr>
-      </w:pPr>
-    </w:p>
-    <w:p>
-      <w:pPr>
-        <w:jc w:val="both"/>
-        <w:rPr>
-          <w:sz w:val="22"/>
-          <w:szCs w:val="22"/>
-        </w:rPr>
-      </w:pPr>
-      <w:r>
-        <w:rPr>
-          <w:sz w:val="22"/>
-          <w:szCs w:val="22"/>
+        <w:rPr>
+          <w:sz w:val="28"/>
+          <w:szCs w:val="28"/>
+          <w:lang w:val="es-ES_tradnl"/>
+        </w:rPr>
+      </w:pPr>
+      <w:r>
+        <w:rPr>
+          <w:sz w:val="15"/>
+          <w:szCs w:val="15"/>
         </w:rPr>
         <w:t xml:space="preserve">Si desea conocer nuestro aviso de privacidad integral lo puede consultar en nuestra página de internet </w:t>
       </w:r>
@@ -1545,257 +1492,12 @@
         <w:r>
           <w:rPr>
             <w:rStyle w:val="Hyperlink"/>
-            <w:sz w:val="22"/>
-            <w:szCs w:val="22"/>
+            <w:sz w:val="15"/>
+            <w:szCs w:val="15"/>
           </w:rPr>
           <w:t>https://viajesflorami.com/</w:t>
         </w:r>
       </w:hyperlink>
-      <w:r>
-        <w:rPr>
-          <w:sz w:val="22"/>
-          <w:szCs w:val="22"/>
-        </w:rPr>
-        <w:t xml:space="preserve"> </w:t>
-      </w:r>
-    </w:p>
-    <w:p>
-      <w:pPr>
-        <w:jc w:val="both"/>
-        <w:rPr>
-          <w:sz w:val="22"/>
-          <w:szCs w:val="22"/>
-        </w:rPr>
-      </w:pPr>
-    </w:p>
-    <w:p>
-      <w:pPr>
-        <w:jc w:val="both"/>
-        <w:rPr>
-          <w:b/>
-          <w:bCs/>
-          <w:sz w:val="22"/>
-          <w:szCs w:val="22"/>
-        </w:rPr>
-      </w:pPr>
-      <w:r>
-        <w:rPr>
-          <w:b/>
-          <w:bCs/>
-          <w:sz w:val="22"/>
-          <w:szCs w:val="22"/>
-        </w:rPr>
-        <w:t xml:space="preserve">Términos y Condiciones </w:t>
-      </w:r>
-    </w:p>
-    <w:p>
-      <w:pPr>
-        <w:jc w:val="both"/>
-        <w:rPr>
-          <w:sz w:val="22"/>
-          <w:szCs w:val="22"/>
-        </w:rPr>
-      </w:pPr>
-      <w:r>
-        <w:rPr>
-          <w:sz w:val="22"/>
-          <w:szCs w:val="22"/>
-        </w:rPr>
-        <w:t xml:space="preserve">Agencia de Viajes FLORAMI no se hace responsable ni reembolsa la cantidad total de su vuelo por cancelación o quiebra de las líneas aéreas. </w:t>
-      </w:r>
-    </w:p>
-    <w:p>
-      <w:pPr>
-        <w:jc w:val="both"/>
-        <w:rPr>
-          <w:sz w:val="22"/>
-          <w:szCs w:val="22"/>
-        </w:rPr>
-      </w:pPr>
-      <w:r>
-        <w:rPr>
-          <w:sz w:val="22"/>
-          <w:szCs w:val="22"/>
-        </w:rPr>
-        <w:t xml:space="preserve">Agencia de Viajes FLORAMI no se hace responsable por la pérdida de equipaje. El cliente deberá resolver el problema directamente con la aerolínea correspondiente. </w:t>
-      </w:r>
-    </w:p>
-    <w:p>
-      <w:pPr>
-        <w:jc w:val="both"/>
-        <w:rPr>
-          <w:sz w:val="22"/>
-          <w:szCs w:val="22"/>
-        </w:rPr>
-      </w:pPr>
-      <w:r>
-        <w:rPr>
-          <w:sz w:val="22"/>
-          <w:szCs w:val="22"/>
-        </w:rPr>
-        <w:lastRenderedPageBreak/>
-        <w:t xml:space="preserve">Cuando se realicen viajes personalizados o a la medida con destino a Europa, Canadá, Sudamérica o una Luna de Miel podrá contar con la asistencia de la ejecutiva de ventas quien lo asesoro 24/7 para cualquier duda o inconveniente. </w:t>
-      </w:r>
-    </w:p>
-    <w:p>
-      <w:pPr>
-        <w:jc w:val="both"/>
-        <w:rPr>
-          <w:sz w:val="22"/>
-          <w:szCs w:val="22"/>
-        </w:rPr>
-      </w:pPr>
-      <w:r>
-        <w:rPr>
-          <w:sz w:val="22"/>
-          <w:szCs w:val="22"/>
-        </w:rPr>
-        <w:t xml:space="preserve">Le recordamos que nosotros somos una agencia minorista por lo que trabajamos con proveedores y operadores terceros, cuando el proveedor cancele un tour en ruta aplicaran las restricciones que tenga el operador mayorista. </w:t>
-      </w:r>
-    </w:p>
-    <w:p>
-      <w:pPr>
-        <w:jc w:val="both"/>
-        <w:rPr>
-          <w:sz w:val="22"/>
-          <w:szCs w:val="22"/>
-        </w:rPr>
-      </w:pPr>
-      <w:r>
-        <w:rPr>
-          <w:sz w:val="22"/>
-          <w:szCs w:val="22"/>
-        </w:rPr>
-        <w:t xml:space="preserve">Agencia de Viajes FLORAMI no se hace responsable y no hace reembolso si el vuelo es cancelado o modificado por cuestiones climatológicas. </w:t>
-      </w:r>
-    </w:p>
-    <w:p>
-      <w:pPr>
-        <w:jc w:val="both"/>
-        <w:rPr>
-          <w:sz w:val="22"/>
-          <w:szCs w:val="22"/>
-        </w:rPr>
-      </w:pPr>
-      <w:r>
-        <w:rPr>
-          <w:sz w:val="22"/>
-          <w:szCs w:val="22"/>
-        </w:rPr>
-        <w:t xml:space="preserve">Agencia de Viajes FLORAMI no hace reservaciones de boletos de avión por lo cual para bloquear su viaje se requiere el pago total de sus vuelos. </w:t>
-      </w:r>
-    </w:p>
-    <w:p>
-      <w:pPr>
-        <w:jc w:val="both"/>
-        <w:rPr>
-          <w:sz w:val="22"/>
-          <w:szCs w:val="22"/>
-        </w:rPr>
-      </w:pPr>
-      <w:r>
-        <w:rPr>
-          <w:sz w:val="22"/>
-          <w:szCs w:val="22"/>
-        </w:rPr>
-        <w:t xml:space="preserve">La asignación de asientos tiene un costo extra, este depende de cada aerolínea y el cliente deberá pagarlo al comprar su boleto de avión. </w:t>
-      </w:r>
-    </w:p>
-    <w:p>
-      <w:pPr>
-        <w:jc w:val="both"/>
-        <w:rPr>
-          <w:sz w:val="22"/>
-          <w:szCs w:val="22"/>
-        </w:rPr>
-      </w:pPr>
-      <w:r>
-        <w:rPr>
-          <w:sz w:val="22"/>
-          <w:szCs w:val="22"/>
-        </w:rPr>
-        <w:t xml:space="preserve">Si se contrata un servicio privado de traslado Agencia de Viajes FLORAMI no se hace responsable si el conductor cancela el viaje a última hora. Se aplicarán las restricciones del proveedor correspondiente. </w:t>
-      </w:r>
-    </w:p>
-    <w:p>
-      <w:pPr>
-        <w:jc w:val="both"/>
-        <w:rPr>
-          <w:sz w:val="22"/>
-          <w:szCs w:val="22"/>
-        </w:rPr>
-      </w:pPr>
-      <w:r>
-        <w:rPr>
-          <w:sz w:val="22"/>
-          <w:szCs w:val="22"/>
-        </w:rPr>
-        <w:t xml:space="preserve">Si el cliente desea cancelar su viaje por cuenta propia Agencia de Viajes FLORAMI no reembolsa dicho deposito y anticipo del viaje. </w:t>
-      </w:r>
-    </w:p>
-    <w:p>
-      <w:pPr>
-        <w:jc w:val="both"/>
-        <w:rPr>
-          <w:sz w:val="22"/>
-          <w:szCs w:val="22"/>
-        </w:rPr>
-      </w:pPr>
-      <w:r>
-        <w:rPr>
-          <w:sz w:val="22"/>
-          <w:szCs w:val="22"/>
-        </w:rPr>
-        <w:t>Las líneas aéreas se reservan el derecho de realizar cambios de itinerarios sin previo aviso así mismo como las navieras. Agencia de Viajes FLORAMI no hace reembolsos por dicha acción.</w:t>
-      </w:r>
-    </w:p>
-    <w:p>
-      <w:pPr>
-        <w:jc w:val="both"/>
-        <w:rPr>
-          <w:sz w:val="22"/>
-          <w:szCs w:val="22"/>
-        </w:rPr>
-      </w:pPr>
-      <w:r>
-        <w:rPr>
-          <w:sz w:val="22"/>
-          <w:szCs w:val="22"/>
-        </w:rPr>
-        <w:t>Le informamos que, como agencia de viajes, actuamos en calidad de intermediarios en la contratación de los servicios turísticos que usted ha adquirido, tales como vuelos, hospedaje, traslados y tours. Todos estos servicios han sido confirmados y debidamente pagados por nuestra parte ante los proveedores correspondientes.</w:t>
-      </w:r>
-    </w:p>
-    <w:p>
-      <w:pPr>
-        <w:jc w:val="both"/>
-        <w:rPr>
-          <w:sz w:val="22"/>
-          <w:szCs w:val="22"/>
-        </w:rPr>
-      </w:pPr>
-      <w:r>
-        <w:rPr>
-          <w:sz w:val="22"/>
-          <w:szCs w:val="22"/>
-        </w:rPr>
-        <w:t>Es importante considerar que cada proveedor cuenta con sus propias políticas y se reserva el derecho de realizar modificaciones de horario, cambios operativos o cancelaciones, conforme a sus términos y condiciones. En tales casos, los reembolsos o compensaciones aplicables serán gestionados directamente por dichas empresas proveedoras, conforme a lo establecido por ellas.</w:t>
-      </w:r>
-    </w:p>
-    <w:p>
-      <w:pPr>
-        <w:jc w:val="both"/>
-        <w:rPr>
-          <w:sz w:val="22"/>
-          <w:szCs w:val="22"/>
-        </w:rPr>
-      </w:pPr>
-      <w:r>
-        <w:rPr>
-          <w:sz w:val="22"/>
-          <w:szCs w:val="22"/>
-        </w:rPr>
-        <w:t>Como agencia, nuestro compromiso es brindar acompañamiento y apoyo ante cualquier eventualidad, pero debemos aclarar que estamos sujetos a las decisiones y políticas de los terceros prestadores de servicio. Agradecemos su comprensión y confianza.</w:t>
-      </w:r>
     </w:p>
     <w:sectPr>
       <w:headerReference w:type="even" r:id="rId7"/>

--- a/backend/templates/fondo.docx
+++ b/backend/templates/fondo.docx
@@ -8,44 +8,50 @@
         <w:rPr>
           <w:b/>
           <w:bCs/>
+          <w:sz w:val="28"/>
+          <w:szCs w:val="28"/>
+          <w:lang w:val="es-ES_tradnl"/>
+        </w:rPr>
+      </w:pPr>
+      <w:r>
+        <w:rPr>
+          <w:b/>
+          <w:bCs/>
+          <w:sz w:val="28"/>
+          <w:szCs w:val="28"/>
+          <w:lang w:val="es-ES_tradnl"/>
+        </w:rPr>
+        <w:t>FORMULARIO DE COTIZACIÓN CRUCERO</w:t>
+      </w:r>
+    </w:p>
+    <w:p>
+      <w:pPr>
+        <w:rPr>
+          <w:b/>
+          <w:bCs/>
           <w:sz w:val="32"/>
           <w:szCs w:val="32"/>
           <w:lang w:val="es-ES_tradnl"/>
         </w:rPr>
       </w:pPr>
-    </w:p>
-    <w:p>
-      <w:pPr>
-        <w:jc w:val="center"/>
-        <w:rPr>
-          <w:b/>
-          <w:bCs/>
-          <w:sz w:val="28"/>
-          <w:szCs w:val="28"/>
-          <w:lang w:val="es-ES_tradnl"/>
-        </w:rPr>
-      </w:pPr>
-      <w:r>
-        <w:rPr>
-          <w:b/>
-          <w:bCs/>
-          <w:sz w:val="28"/>
-          <w:szCs w:val="28"/>
-          <w:lang w:val="es-ES_tradnl"/>
-        </w:rPr>
-        <w:t>FORMULARIO DE COTIZACIÓN CRUCERO</w:t>
-      </w:r>
-    </w:p>
-    <w:p>
-      <w:pPr>
-        <w:rPr>
-          <w:b/>
-          <w:bCs/>
-          <w:sz w:val="32"/>
-          <w:szCs w:val="32"/>
-          <w:lang w:val="es-ES_tradnl"/>
-        </w:rPr>
-      </w:pPr>
+      <w:r>
+        <w:rPr>
+          <w:lang w:val="es-ES_tradnl"/>
+        </w:rPr>
+        <w:t>[[</w:t>
+      </w:r>
+      <w:r>
+        <w:rPr>
+          <w:lang w:val="es-ES_tradnl"/>
+        </w:rPr>
+        <w:t>#</w:t>
+      </w:r>
+      <w:r>
+        <w:rPr>
+          <w:lang w:val="es-ES_tradnl"/>
+        </w:rPr>
+        <w:t>Nombre_Viaje]]</w:t>
+      </w:r>
     </w:p>
     <w:p>
       <w:pPr>
@@ -71,8 +77,6 @@
     <w:p>
       <w:pPr>
         <w:rPr>
-          <w:b/>
-          <w:bCs/>
           <w:lang w:val="es-ES_tradnl"/>
         </w:rPr>
       </w:pPr>
@@ -108,13 +112,62 @@
     <w:p>
       <w:pPr>
         <w:rPr>
-          <w:b/>
-          <w:bCs/>
-          <w:sz w:val="28"/>
-          <w:szCs w:val="28"/>
-          <w:lang w:val="es-ES_tradnl"/>
-        </w:rPr>
-      </w:pPr>
+          <w:lang w:val="es-ES_tradnl"/>
+        </w:rPr>
+      </w:pPr>
+      <w:r>
+        <w:rPr>
+          <w:lang w:val="es-ES_tradnl"/>
+        </w:rPr>
+        <w:t>[[</w:t>
+      </w:r>
+      <w:r>
+        <w:rPr>
+          <w:lang w:val="es-ES_tradnl"/>
+        </w:rPr>
+        <w:t>/</w:t>
+      </w:r>
+      <w:proofErr w:type="spellStart"/>
+      <w:r>
+        <w:rPr>
+          <w:lang w:val="es-ES_tradnl"/>
+        </w:rPr>
+        <w:t>Nombre_Viaje</w:t>
+      </w:r>
+      <w:proofErr w:type="spellEnd"/>
+      <w:r>
+        <w:rPr>
+          <w:lang w:val="es-ES_tradnl"/>
+        </w:rPr>
+        <w:t>]]</w:t>
+      </w:r>
+    </w:p>
+    <w:p>
+      <w:pPr>
+        <w:rPr>
+          <w:b/>
+          <w:bCs/>
+          <w:lang w:val="es-ES_tradnl"/>
+        </w:rPr>
+      </w:pPr>
+    </w:p>
+    <w:p>
+      <w:pPr>
+        <w:rPr>
+          <w:b/>
+          <w:bCs/>
+          <w:sz w:val="28"/>
+          <w:szCs w:val="28"/>
+          <w:lang w:val="es-ES_tradnl"/>
+        </w:rPr>
+      </w:pPr>
+      <w:r>
+        <w:t>[[#fecha_embarque]]</w:t>
+      </w:r>
+      <w:r>
+        <w:br/>
+        <w:t>[[#fecha_desembarque]]</w:t>
+      </w:r>
     </w:p>
     <w:p>
       <w:pPr>
@@ -177,8 +230,6 @@
     <w:p>
       <w:pPr>
         <w:rPr>
-          <w:sz w:val="28"/>
-          <w:szCs w:val="28"/>
           <w:lang w:val="es-ES_tradnl"/>
         </w:rPr>
       </w:pPr>
@@ -214,13 +265,32 @@
     <w:p>
       <w:pPr>
         <w:rPr>
-          <w:b/>
-          <w:bCs/>
-          <w:sz w:val="28"/>
-          <w:szCs w:val="28"/>
-          <w:lang w:val="es-ES_tradnl"/>
-        </w:rPr>
-      </w:pPr>
+          <w:sz w:val="28"/>
+          <w:szCs w:val="28"/>
+          <w:lang w:val="es-ES_tradnl"/>
+        </w:rPr>
+      </w:pPr>
+      <w:r>
+        <w:t>[[/fecha_desembarque]]</w:t>
+      </w:r>
+      <w:r>
+        <w:br/>
+        <w:t>[[/fecha_embarque]]</w:t>
+      </w:r>
+    </w:p>
+    <w:p/>
+    <w:p>
+      <w:pPr>
+        <w:rPr>
+          <w:lang w:val="es-ES_tradnl"/>
+        </w:rPr>
+      </w:pPr>
+      <w:r>
+        <w:rPr>
+          <w:lang w:val="es-ES_tradnl"/>
+        </w:rPr>
+        <w:t>[[#destinos]]</w:t>
+      </w:r>
     </w:p>
     <w:p>
       <w:pPr>
@@ -266,23 +336,6 @@
     <w:p>
       <w:pPr>
         <w:rPr>
-          <w:b/>
-          <w:bCs/>
-          <w:lang w:val="es-ES_tradnl"/>
-        </w:rPr>
-      </w:pPr>
-      <w:r>
-        <w:rPr>
-          <w:b/>
-          <w:bCs/>
-          <w:lang w:val="es-ES_tradnl"/>
-        </w:rPr>
-        <w:t>[[#destinos]]</w:t>
-      </w:r>
-    </w:p>
-    <w:p>
-      <w:pPr>
-        <w:rPr>
           <w:lang w:val="es-ES_tradnl"/>
         </w:rPr>
       </w:pPr>
@@ -339,24 +392,11 @@
     <w:p>
       <w:pPr>
         <w:rPr>
-          <w:b/>
-          <w:bCs/>
-          <w:lang w:val="es-ES_tradnl"/>
-        </w:rPr>
-      </w:pPr>
-    </w:p>
-    <w:p>
-      <w:pPr>
-        <w:rPr>
-          <w:b/>
-          <w:bCs/>
-          <w:lang w:val="es-ES_tradnl"/>
-        </w:rPr>
-      </w:pPr>
-      <w:r>
-        <w:rPr>
-          <w:b/>
-          <w:bCs/>
+          <w:lang w:val="es-ES_tradnl"/>
+        </w:rPr>
+      </w:pPr>
+      <w:r>
+        <w:rPr>
           <w:lang w:val="es-ES_tradnl"/>
         </w:rPr>
         <w:t>[[/destinos]]</w:t>
@@ -384,6 +424,20 @@
         </w:rPr>
       </w:pPr>
       <w:r>
+        <w:t>[[#pasajeros]]</w:t>
+      </w:r>
+    </w:p>
+    <w:p>
+      <w:pPr>
+        <w:rPr>
+          <w:b/>
+          <w:bCs/>
+          <w:sz w:val="28"/>
+          <w:szCs w:val="28"/>
+          <w:lang w:val="es-ES_tradnl"/>
+        </w:rPr>
+      </w:pPr>
+      <w:r>
         <w:rPr>
           <w:b/>
           <w:bCs/>
@@ -408,23 +462,6 @@
           <w:bCs/>
           <w:lang w:val="es-ES_tradnl"/>
         </w:rPr>
-        <w:t>[[#pasajeros]]</w:t>
-      </w:r>
-    </w:p>
-    <w:p>
-      <w:pPr>
-        <w:rPr>
-          <w:b/>
-          <w:bCs/>
-          <w:lang w:val="es-ES_tradnl"/>
-        </w:rPr>
-      </w:pPr>
-      <w:r>
-        <w:rPr>
-          <w:b/>
-          <w:bCs/>
-          <w:lang w:val="es-ES_tradnl"/>
-        </w:rPr>
         <w:t>Nombre Completo</w:t>
       </w:r>
       <w:r>
@@ -437,28 +474,125 @@
         <w:rPr>
           <w:lang w:val="es-ES_tradnl"/>
         </w:rPr>
-        <w:t>[[nombre]] [[Apellidos]</w:t>
-      </w:r>
+        <w:t>[[nombre]] [[Apellidos]]</w:t>
+      </w:r>
+      <w:r>
+        <w:rPr>
+          <w:b/>
+          <w:bCs/>
+          <w:lang w:val="es-ES_tradnl"/>
+        </w:rPr>
+        <w:t xml:space="preserve"> </w:t>
+      </w:r>
+      <w:r>
+        <w:rPr>
+          <w:lang w:val="es-ES_tradnl"/>
+        </w:rPr>
+        <w:t>-</w:t>
+      </w:r>
+      <w:r>
+        <w:rPr>
+          <w:b/>
+          <w:bCs/>
+          <w:lang w:val="es-ES_tradnl"/>
+        </w:rPr>
+        <w:t xml:space="preserve"> </w:t>
+      </w:r>
+      <w:r>
+        <w:rPr>
+          <w:b/>
+          <w:bCs/>
+          <w:lang w:val="es-ES_tradnl"/>
+        </w:rPr>
+        <w:t xml:space="preserve">Edad: </w:t>
+      </w:r>
+      <w:r>
+        <w:rPr>
+          <w:lang w:val="es-ES_tradnl"/>
+        </w:rPr>
+        <w:t>[[edad]]</w:t>
+      </w:r>
+    </w:p>
+    <w:p>
+      <w:pPr>
+        <w:rPr>
+          <w:lang w:val="es-ES_tradnl"/>
+        </w:rPr>
+      </w:pPr>
+      <w:r>
+        <w:rPr>
+          <w:lang w:val="es-ES_tradnl"/>
+        </w:rPr>
+        <w:t>[[/pasajeros]]</w:t>
+      </w:r>
+    </w:p>
+    <w:p>
+      <w:pPr>
+        <w:rPr>
+          <w:b/>
+          <w:bCs/>
+          <w:sz w:val="28"/>
+          <w:szCs w:val="28"/>
+          <w:lang w:val="es-ES_tradnl"/>
+        </w:rPr>
+      </w:pPr>
+    </w:p>
+    <w:p>
+      <w:pPr>
+        <w:rPr>
+          <w:b/>
+          <w:bCs/>
+          <w:sz w:val="28"/>
+          <w:szCs w:val="28"/>
+          <w:lang w:val="es-ES_tradnl"/>
+        </w:rPr>
+      </w:pPr>
+      <w:r>
+        <w:lastRenderedPageBreak/>
+        <w:t>[[#total_persona]]</w:t>
+      </w:r>
+      <w:r>
+        <w:br/>
+        <w:t>[[#total_general]]</w:t>
+      </w:r>
+    </w:p>
+    <w:p>
+      <w:pPr>
+        <w:rPr>
+          <w:b/>
+          <w:bCs/>
+          <w:sz w:val="28"/>
+          <w:szCs w:val="28"/>
+          <w:lang w:val="es-ES_tradnl"/>
+        </w:rPr>
+      </w:pPr>
+      <w:r>
+        <w:rPr>
+          <w:b/>
+          <w:bCs/>
+          <w:sz w:val="28"/>
+          <w:szCs w:val="28"/>
+          <w:lang w:val="es-ES_tradnl"/>
+        </w:rPr>
+        <w:t>COSTOS</w:t>
+      </w:r>
+    </w:p>
+    <w:p>
+      <w:pPr>
+        <w:rPr>
+          <w:b/>
+          <w:bCs/>
+          <w:lang w:val="es-ES_tradnl"/>
+        </w:rPr>
+      </w:pPr>
       <w:proofErr w:type="gramStart"/>
       <w:r>
         <w:rPr>
-          <w:lang w:val="es-ES_tradnl"/>
-        </w:rPr>
-        <w:t>]</w:t>
-      </w:r>
-      <w:r>
-        <w:rPr>
-          <w:b/>
-          <w:bCs/>
-          <w:lang w:val="es-ES_tradnl"/>
-        </w:rPr>
-        <w:t xml:space="preserve"> </w:t>
-      </w:r>
-      <w:r>
-        <w:rPr>
-          <w:lang w:val="es-ES_tradnl"/>
-        </w:rPr>
-        <w:t>,</w:t>
+          <w:b/>
+          <w:bCs/>
+          <w:lang w:val="es-ES_tradnl"/>
+        </w:rPr>
+        <w:t>Total</w:t>
       </w:r>
       <w:proofErr w:type="gramEnd"/>
       <w:r>
@@ -467,77 +601,32 @@
           <w:bCs/>
           <w:lang w:val="es-ES_tradnl"/>
         </w:rPr>
-        <w:t xml:space="preserve"> </w:t>
-      </w:r>
-      <w:r>
-        <w:rPr>
-          <w:b/>
-          <w:bCs/>
-          <w:lang w:val="es-ES_tradnl"/>
-        </w:rPr>
-        <w:t xml:space="preserve">Edad: </w:t>
-      </w:r>
-      <w:r>
-        <w:rPr>
-          <w:lang w:val="es-ES_tradnl"/>
-        </w:rPr>
-        <w:t>[[edad]]</w:t>
-      </w:r>
-    </w:p>
-    <w:p>
-      <w:pPr>
-        <w:rPr>
-          <w:b/>
-          <w:bCs/>
-          <w:lang w:val="es-ES_tradnl"/>
-        </w:rPr>
-      </w:pPr>
-      <w:r>
-        <w:rPr>
-          <w:b/>
-          <w:bCs/>
-          <w:lang w:val="es-ES_tradnl"/>
-        </w:rPr>
-        <w:t>[[/pasajeros]]</w:t>
-      </w:r>
-    </w:p>
-    <w:p>
-      <w:pPr>
-        <w:rPr>
-          <w:b/>
-          <w:bCs/>
-          <w:sz w:val="28"/>
-          <w:szCs w:val="28"/>
-          <w:lang w:val="es-ES_tradnl"/>
-        </w:rPr>
-      </w:pPr>
-    </w:p>
-    <w:p>
-      <w:pPr>
-        <w:rPr>
-          <w:b/>
-          <w:bCs/>
-          <w:sz w:val="28"/>
-          <w:szCs w:val="28"/>
-          <w:lang w:val="es-ES_tradnl"/>
-        </w:rPr>
-      </w:pPr>
-      <w:r>
-        <w:rPr>
-          <w:b/>
-          <w:bCs/>
-          <w:sz w:val="28"/>
-          <w:szCs w:val="28"/>
-          <w:lang w:val="es-ES_tradnl"/>
-        </w:rPr>
-        <w:t>COSTOS</w:t>
-      </w:r>
-    </w:p>
-    <w:p>
-      <w:pPr>
-        <w:rPr>
-          <w:b/>
-          <w:bCs/>
+        <w:t xml:space="preserve"> por persona: </w:t>
+      </w:r>
+      <w:r>
+        <w:rPr>
+          <w:lang w:val="es-ES_tradnl"/>
+        </w:rPr>
+        <w:t>[[</w:t>
+      </w:r>
+      <w:proofErr w:type="spellStart"/>
+      <w:r>
+        <w:rPr>
+          <w:lang w:val="es-ES_tradnl"/>
+        </w:rPr>
+        <w:t>total_persona</w:t>
+      </w:r>
+      <w:proofErr w:type="spellEnd"/>
+      <w:r>
+        <w:rPr>
+          <w:lang w:val="es-ES_tradnl"/>
+        </w:rPr>
+        <w:t>]]</w:t>
+      </w:r>
+    </w:p>
+    <w:p>
+      <w:pPr>
+        <w:rPr>
           <w:lang w:val="es-ES_tradnl"/>
         </w:rPr>
       </w:pPr>
@@ -557,7 +646,7 @@
           <w:bCs/>
           <w:lang w:val="es-ES_tradnl"/>
         </w:rPr>
-        <w:t xml:space="preserve"> por persona: </w:t>
+        <w:t xml:space="preserve"> general: </w:t>
       </w:r>
       <w:r>
         <w:rPr>
@@ -570,7 +659,7 @@
         <w:rPr>
           <w:lang w:val="es-ES_tradnl"/>
         </w:rPr>
-        <w:t>total_persona</w:t>
+        <w:t>total_general</w:t>
       </w:r>
       <w:proofErr w:type="spellEnd"/>
       <w:r>
@@ -581,327 +670,325 @@
       </w:r>
     </w:p>
     <w:p>
-      <w:pPr>
-        <w:rPr>
-          <w:b/>
-          <w:bCs/>
-          <w:lang w:val="es-ES_tradnl"/>
-        </w:rPr>
-      </w:pPr>
-      <w:proofErr w:type="gramStart"/>
-      <w:r>
-        <w:rPr>
-          <w:b/>
-          <w:bCs/>
+      <w:r>
+        <w:t>[[/total_general]]</w:t>
+      </w:r>
+      <w:r>
+        <w:br/>
+        <w:t>[[/total_persona]]</w:t>
+      </w:r>
+    </w:p>
+    <w:p/>
+    <w:p>
+      <w:pPr>
+        <w:rPr>
+          <w:b/>
+          <w:bCs/>
+          <w:lang w:val="es-ES_tradnl"/>
+        </w:rPr>
+      </w:pPr>
+      <w:r>
+        <w:t>[[#itinerario]]</w:t>
+      </w:r>
+    </w:p>
+    <w:p>
+      <w:pPr>
+        <w:rPr>
+          <w:b/>
+          <w:bCs/>
+          <w:sz w:val="28"/>
+          <w:szCs w:val="28"/>
+          <w:lang w:val="es-ES_tradnl"/>
+        </w:rPr>
+      </w:pPr>
+      <w:r>
+        <w:rPr>
+          <w:b/>
+          <w:bCs/>
+          <w:sz w:val="28"/>
+          <w:szCs w:val="28"/>
+          <w:lang w:val="es-ES_tradnl"/>
+        </w:rPr>
+        <w:t>ITINERARIO</w:t>
+      </w:r>
+    </w:p>
+    <w:p>
+      <w:pPr>
+        <w:rPr>
+          <w:b/>
+          <w:bCs/>
+          <w:lang w:val="es-ES_tradnl"/>
+        </w:rPr>
+      </w:pPr>
+      <w:r>
+        <w:rPr>
+          <w:b/>
+          <w:bCs/>
+          <w:lang w:val="es-ES_tradnl"/>
+        </w:rPr>
+        <w:t>[[</w:t>
+      </w:r>
+      <w:proofErr w:type="spellStart"/>
+      <w:r>
+        <w:rPr>
+          <w:b/>
+          <w:bCs/>
+          <w:lang w:val="es-ES_tradnl"/>
+        </w:rPr>
+        <w:t>dia</w:t>
+      </w:r>
+      <w:proofErr w:type="spellEnd"/>
+      <w:r>
+        <w:rPr>
+          <w:b/>
+          <w:bCs/>
+          <w:lang w:val="es-ES_tradnl"/>
+        </w:rPr>
+        <w:t>]]</w:t>
+      </w:r>
+    </w:p>
+    <w:p>
+      <w:pPr>
+        <w:rPr>
+          <w:lang w:val="es-ES_tradnl"/>
+        </w:rPr>
+      </w:pPr>
+      <w:r>
+        <w:rPr>
+          <w:lang w:val="es-ES_tradnl"/>
+        </w:rPr>
+        <w:t>[[</w:t>
+      </w:r>
+      <w:proofErr w:type="spellStart"/>
+      <w:r>
+        <w:rPr>
+          <w:lang w:val="es-ES_tradnl"/>
+        </w:rPr>
+        <w:t>descripcion</w:t>
+      </w:r>
+      <w:proofErr w:type="spellEnd"/>
+      <w:r>
+        <w:rPr>
+          <w:lang w:val="es-ES_tradnl"/>
+        </w:rPr>
+        <w:t>]]</w:t>
+      </w:r>
+    </w:p>
+    <w:p>
+      <w:pPr>
+        <w:rPr>
+          <w:lang w:val="es-ES_tradnl"/>
+        </w:rPr>
+      </w:pPr>
+      <w:r>
+        <w:t>[[/itinerario]]</w:t>
+      </w:r>
+    </w:p>
+    <w:p>
+      <w:pPr>
+        <w:rPr>
+          <w:b/>
+          <w:bCs/>
+          <w:sz w:val="28"/>
+          <w:szCs w:val="28"/>
+          <w:lang w:val="es-ES_tradnl"/>
+        </w:rPr>
+      </w:pPr>
+    </w:p>
+    <w:p>
+      <w:pPr>
+        <w:rPr>
+          <w:b/>
+          <w:bCs/>
+          <w:sz w:val="28"/>
+          <w:szCs w:val="28"/>
+          <w:lang w:val="es-ES_tradnl"/>
+        </w:rPr>
+      </w:pPr>
+      <w:r>
+        <w:t>[[#actividades_detalladas]]</w:t>
+      </w:r>
+    </w:p>
+    <w:p>
+      <w:pPr>
+        <w:rPr>
+          <w:b/>
+          <w:bCs/>
+          <w:sz w:val="28"/>
+          <w:szCs w:val="28"/>
+          <w:lang w:val="es-ES_tradnl"/>
+        </w:rPr>
+      </w:pPr>
+      <w:r>
+        <w:rPr>
+          <w:b/>
+          <w:bCs/>
+          <w:sz w:val="28"/>
+          <w:szCs w:val="28"/>
+          <w:lang w:val="es-ES_tradnl"/>
+        </w:rPr>
+        <w:t>ACTIVIDADES</w:t>
+      </w:r>
+    </w:p>
+    <w:p>
+      <w:pPr>
+        <w:jc w:val="both"/>
+        <w:rPr>
+          <w:lang w:val="es-ES_tradnl"/>
+        </w:rPr>
+      </w:pPr>
+      <w:r>
+        <w:rPr>
+          <w:lang w:val="es-ES_tradnl"/>
+        </w:rPr>
+        <w:t>[[</w:t>
+      </w:r>
+      <w:proofErr w:type="spellStart"/>
+      <w:r>
+        <w:rPr>
+          <w:lang w:val="es-ES_tradnl"/>
+        </w:rPr>
+        <w:t>actividades_detalladas</w:t>
+      </w:r>
+      <w:proofErr w:type="spellEnd"/>
+      <w:r>
+        <w:rPr>
+          <w:lang w:val="es-ES_tradnl"/>
+        </w:rPr>
+        <w:t>]]</w:t>
+      </w:r>
+    </w:p>
+    <w:p>
+      <w:pPr>
+        <w:jc w:val="both"/>
+        <w:rPr>
+          <w:lang w:val="es-ES_tradnl"/>
+        </w:rPr>
+      </w:pPr>
+      <w:r>
+        <w:t>[[/actividades_detalladas]]</w:t>
+      </w:r>
+    </w:p>
+    <w:p>
+      <w:pPr>
+        <w:rPr>
+          <w:b/>
+          <w:bCs/>
+          <w:sz w:val="28"/>
+          <w:szCs w:val="28"/>
+          <w:lang w:val="es-ES_tradnl"/>
+        </w:rPr>
+      </w:pPr>
+    </w:p>
+    <w:p>
+      <w:pPr>
+        <w:rPr>
+          <w:b/>
+          <w:bCs/>
+          <w:sz w:val="28"/>
+          <w:szCs w:val="28"/>
+          <w:lang w:val="es-ES_tradnl"/>
+        </w:rPr>
+      </w:pPr>
+      <w:r>
+        <w:t>[[#plan_alimentos]]</w:t>
+      </w:r>
+    </w:p>
+    <w:p>
+      <w:pPr>
+        <w:rPr>
+          <w:b/>
+          <w:bCs/>
+          <w:sz w:val="28"/>
+          <w:szCs w:val="28"/>
+          <w:lang w:val="es-ES_tradnl"/>
+        </w:rPr>
+      </w:pPr>
+      <w:r>
+        <w:rPr>
+          <w:b/>
+          <w:bCs/>
+          <w:sz w:val="28"/>
+          <w:szCs w:val="28"/>
+          <w:lang w:val="es-ES_tradnl"/>
+        </w:rPr>
+        <w:t>PLAN DE ALIMENTOS</w:t>
+      </w:r>
+    </w:p>
+    <w:p>
+      <w:pPr>
+        <w:jc w:val="both"/>
+        <w:rPr>
+          <w:lang w:val="es-ES_tradnl"/>
+        </w:rPr>
+      </w:pPr>
+      <w:r>
+        <w:rPr>
+          <w:lang w:val="es-ES_tradnl"/>
+        </w:rPr>
+        <w:t>[[</w:t>
+      </w:r>
+      <w:proofErr w:type="spellStart"/>
+      <w:r>
+        <w:rPr>
+          <w:lang w:val="es-ES_tradnl"/>
+        </w:rPr>
+        <w:t>plan_alimentos</w:t>
+      </w:r>
+      <w:proofErr w:type="spellEnd"/>
+      <w:r>
+        <w:rPr>
+          <w:lang w:val="es-ES_tradnl"/>
+        </w:rPr>
+        <w:t>]]</w:t>
+      </w:r>
+    </w:p>
+    <w:p>
+      <w:pPr>
+        <w:jc w:val="both"/>
+        <w:rPr>
+          <w:lang w:val="es-ES_tradnl"/>
+        </w:rPr>
+      </w:pPr>
+      <w:r>
+        <w:t>[[/plan_alimentos]]</w:t>
+      </w:r>
+    </w:p>
+    <w:p>
+      <w:pPr>
+        <w:rPr>
+          <w:b/>
+          <w:bCs/>
+          <w:sz w:val="28"/>
+          <w:szCs w:val="28"/>
+          <w:lang w:val="es-ES_tradnl"/>
+        </w:rPr>
+      </w:pPr>
+    </w:p>
+    <w:p>
+      <w:r>
+        <w:t>[[#beneficios]]</w:t>
+      </w:r>
+    </w:p>
+    <w:p>
+      <w:pPr>
+        <w:rPr>
+          <w:b/>
+          <w:bCs/>
+          <w:sz w:val="28"/>
+          <w:szCs w:val="28"/>
+          <w:lang w:val="es-ES_tradnl"/>
+        </w:rPr>
+      </w:pPr>
+      <w:r>
+        <w:rPr>
+          <w:b/>
+          <w:bCs/>
+          <w:sz w:val="28"/>
+          <w:szCs w:val="28"/>
           <w:lang w:val="es-ES_tradnl"/>
         </w:rPr>
         <w:lastRenderedPageBreak/>
-        <w:t>Total</w:t>
-      </w:r>
-      <w:proofErr w:type="gramEnd"/>
-      <w:r>
-        <w:rPr>
-          <w:b/>
-          <w:bCs/>
-          <w:lang w:val="es-ES_tradnl"/>
-        </w:rPr>
-        <w:t xml:space="preserve"> general: </w:t>
-      </w:r>
-      <w:r>
-        <w:rPr>
-          <w:lang w:val="es-ES_tradnl"/>
-        </w:rPr>
-        <w:t>[[</w:t>
-      </w:r>
-      <w:proofErr w:type="spellStart"/>
-      <w:r>
-        <w:rPr>
-          <w:lang w:val="es-ES_tradnl"/>
-        </w:rPr>
-        <w:t>total_general</w:t>
-      </w:r>
-      <w:proofErr w:type="spellEnd"/>
-      <w:r>
-        <w:rPr>
-          <w:lang w:val="es-ES_tradnl"/>
-        </w:rPr>
-        <w:t>]]</w:t>
-      </w:r>
-    </w:p>
-    <w:p>
-      <w:pPr>
-        <w:rPr>
-          <w:b/>
-          <w:bCs/>
-          <w:sz w:val="28"/>
-          <w:szCs w:val="28"/>
-          <w:lang w:val="es-ES_tradnl"/>
-        </w:rPr>
-      </w:pPr>
-    </w:p>
-    <w:p>
-      <w:pPr>
-        <w:rPr>
-          <w:b/>
-          <w:bCs/>
-          <w:sz w:val="28"/>
-          <w:szCs w:val="28"/>
-          <w:lang w:val="es-ES_tradnl"/>
-        </w:rPr>
-      </w:pPr>
-      <w:r>
-        <w:rPr>
-          <w:b/>
-          <w:bCs/>
-          <w:sz w:val="28"/>
-          <w:szCs w:val="28"/>
-          <w:lang w:val="es-ES_tradnl"/>
-        </w:rPr>
-        <w:t>ITINERARIO</w:t>
-      </w:r>
-    </w:p>
-    <w:p>
-      <w:pPr>
-        <w:rPr>
-          <w:lang w:val="es-ES_tradnl"/>
-        </w:rPr>
-      </w:pPr>
-      <w:r>
-        <w:rPr>
-          <w:lang w:val="es-ES_tradnl"/>
-        </w:rPr>
-        <w:t>[[#itinerario]]</w:t>
-      </w:r>
-    </w:p>
-    <w:p>
-      <w:pPr>
-        <w:rPr>
-          <w:b/>
-          <w:bCs/>
-          <w:lang w:val="es-ES_tradnl"/>
-        </w:rPr>
-      </w:pPr>
-      <w:r>
-        <w:rPr>
-          <w:b/>
-          <w:bCs/>
-          <w:lang w:val="es-ES_tradnl"/>
-        </w:rPr>
-        <w:t>[[</w:t>
-      </w:r>
-      <w:proofErr w:type="spellStart"/>
-      <w:r>
-        <w:rPr>
-          <w:b/>
-          <w:bCs/>
-          <w:lang w:val="es-ES_tradnl"/>
-        </w:rPr>
-        <w:t>dia</w:t>
-      </w:r>
-      <w:proofErr w:type="spellEnd"/>
-      <w:r>
-        <w:rPr>
-          <w:b/>
-          <w:bCs/>
-          <w:lang w:val="es-ES_tradnl"/>
-        </w:rPr>
-        <w:t>]]</w:t>
-      </w:r>
-    </w:p>
-    <w:p>
-      <w:pPr>
-        <w:rPr>
-          <w:lang w:val="es-ES_tradnl"/>
-        </w:rPr>
-      </w:pPr>
-      <w:r>
-        <w:rPr>
-          <w:lang w:val="es-ES_tradnl"/>
-        </w:rPr>
-        <w:t>[[</w:t>
-      </w:r>
-      <w:proofErr w:type="spellStart"/>
-      <w:r>
-        <w:rPr>
-          <w:lang w:val="es-ES_tradnl"/>
-        </w:rPr>
-        <w:t>descripcion</w:t>
-      </w:r>
-      <w:proofErr w:type="spellEnd"/>
-      <w:r>
-        <w:rPr>
-          <w:lang w:val="es-ES_tradnl"/>
-        </w:rPr>
-        <w:t>]]</w:t>
-      </w:r>
-    </w:p>
-    <w:p>
-      <w:pPr>
-        <w:rPr>
-          <w:lang w:val="es-ES_tradnl"/>
-        </w:rPr>
-      </w:pPr>
-    </w:p>
-    <w:p>
-      <w:pPr>
-        <w:rPr>
-          <w:lang w:val="es-ES_tradnl"/>
-        </w:rPr>
-      </w:pPr>
-      <w:r>
-        <w:rPr>
-          <w:lang w:val="es-ES_tradnl"/>
-        </w:rPr>
-        <w:t>[[/itinerario]]</w:t>
-      </w:r>
-    </w:p>
-    <w:p>
-      <w:pPr>
-        <w:rPr>
-          <w:b/>
-          <w:bCs/>
-          <w:sz w:val="28"/>
-          <w:szCs w:val="28"/>
-          <w:lang w:val="es-ES_tradnl"/>
-        </w:rPr>
-      </w:pPr>
-    </w:p>
-    <w:p>
-      <w:pPr>
-        <w:rPr>
-          <w:b/>
-          <w:bCs/>
-          <w:sz w:val="28"/>
-          <w:szCs w:val="28"/>
-          <w:lang w:val="es-ES_tradnl"/>
-        </w:rPr>
-      </w:pPr>
-      <w:r>
-        <w:rPr>
-          <w:b/>
-          <w:bCs/>
-          <w:sz w:val="28"/>
-          <w:szCs w:val="28"/>
-          <w:lang w:val="es-ES_tradnl"/>
-        </w:rPr>
-        <w:t>ACTIVIDADES</w:t>
-      </w:r>
-    </w:p>
-    <w:p>
-      <w:pPr>
-        <w:rPr>
-          <w:lang w:val="es-ES_tradnl"/>
-        </w:rPr>
-      </w:pPr>
-      <w:r>
-        <w:rPr>
-          <w:lang w:val="es-ES_tradnl"/>
-        </w:rPr>
-        <w:t>[[</w:t>
-      </w:r>
-      <w:proofErr w:type="spellStart"/>
-      <w:r>
-        <w:rPr>
-          <w:lang w:val="es-ES_tradnl"/>
-        </w:rPr>
-        <w:t>actividades_detalladas</w:t>
-      </w:r>
-      <w:proofErr w:type="spellEnd"/>
-      <w:r>
-        <w:rPr>
-          <w:lang w:val="es-ES_tradnl"/>
-        </w:rPr>
-        <w:t>]]</w:t>
-      </w:r>
-    </w:p>
-    <w:p>
-      <w:pPr>
-        <w:rPr>
-          <w:b/>
-          <w:bCs/>
-          <w:sz w:val="28"/>
-          <w:szCs w:val="28"/>
-          <w:lang w:val="es-ES_tradnl"/>
-        </w:rPr>
-      </w:pPr>
-    </w:p>
-    <w:p>
-      <w:pPr>
-        <w:rPr>
-          <w:b/>
-          <w:bCs/>
-          <w:sz w:val="28"/>
-          <w:szCs w:val="28"/>
-          <w:lang w:val="es-ES_tradnl"/>
-        </w:rPr>
-      </w:pPr>
-      <w:r>
-        <w:rPr>
-          <w:b/>
-          <w:bCs/>
-          <w:sz w:val="28"/>
-          <w:szCs w:val="28"/>
-          <w:lang w:val="es-ES_tradnl"/>
-        </w:rPr>
-        <w:t>PLAN DE ALIMENTOS</w:t>
-      </w:r>
-    </w:p>
-    <w:p>
-      <w:pPr>
-        <w:rPr>
-          <w:lang w:val="es-ES_tradnl"/>
-        </w:rPr>
-      </w:pPr>
-      <w:r>
-        <w:rPr>
-          <w:lang w:val="es-ES_tradnl"/>
-        </w:rPr>
-        <w:t>[[</w:t>
-      </w:r>
-      <w:proofErr w:type="spellStart"/>
-      <w:r>
-        <w:rPr>
-          <w:lang w:val="es-ES_tradnl"/>
-        </w:rPr>
-        <w:t>plan_alimentos</w:t>
-      </w:r>
-      <w:proofErr w:type="spellEnd"/>
-      <w:r>
-        <w:rPr>
-          <w:lang w:val="es-ES_tradnl"/>
-        </w:rPr>
-        <w:t>]]</w:t>
-      </w:r>
-    </w:p>
-    <w:p>
-      <w:pPr>
-        <w:rPr>
-          <w:b/>
-          <w:bCs/>
-          <w:sz w:val="28"/>
-          <w:szCs w:val="28"/>
-          <w:lang w:val="es-ES_tradnl"/>
-        </w:rPr>
-      </w:pPr>
-    </w:p>
-    <w:p>
-      <w:pPr>
-        <w:rPr>
-          <w:b/>
-          <w:bCs/>
-          <w:sz w:val="28"/>
-          <w:szCs w:val="28"/>
-          <w:lang w:val="es-ES_tradnl"/>
-        </w:rPr>
-      </w:pPr>
-      <w:r>
-        <w:rPr>
-          <w:b/>
-          <w:bCs/>
-          <w:sz w:val="28"/>
-          <w:szCs w:val="28"/>
-          <w:lang w:val="es-ES_tradnl"/>
-        </w:rPr>
         <w:t>BENEFICIOS</w:t>
       </w:r>
     </w:p>
@@ -921,13 +1008,37 @@
     <w:p>
       <w:pPr>
         <w:rPr>
-          <w:b/>
-          <w:bCs/>
-          <w:sz w:val="28"/>
-          <w:szCs w:val="28"/>
-          <w:lang w:val="es-ES_tradnl"/>
-        </w:rPr>
-      </w:pPr>
+          <w:lang w:val="es-ES_tradnl"/>
+        </w:rPr>
+      </w:pPr>
+      <w:r>
+        <w:t>[[/beneficios]]</w:t>
+      </w:r>
+    </w:p>
+    <w:p>
+      <w:pPr>
+        <w:rPr>
+          <w:b/>
+          <w:bCs/>
+          <w:sz w:val="28"/>
+          <w:szCs w:val="28"/>
+          <w:lang w:val="es-ES_tradnl"/>
+        </w:rPr>
+      </w:pPr>
+    </w:p>
+    <w:p>
+      <w:pPr>
+        <w:rPr>
+          <w:b/>
+          <w:bCs/>
+          <w:sz w:val="28"/>
+          <w:szCs w:val="28"/>
+          <w:lang w:val="es-ES_tradnl"/>
+        </w:rPr>
+      </w:pPr>
+      <w:r>
+        <w:t>[[#restricciones]]</w:t>
+      </w:r>
     </w:p>
     <w:p>
       <w:pPr>
@@ -952,6 +1063,7 @@
     </w:p>
     <w:p>
       <w:pPr>
+        <w:jc w:val="both"/>
         <w:rPr>
           <w:lang w:val="es-ES_tradnl"/>
         </w:rPr>
@@ -961,6 +1073,17 @@
           <w:lang w:val="es-ES_tradnl"/>
         </w:rPr>
         <w:t>[[restricciones]]</w:t>
+      </w:r>
+    </w:p>
+    <w:p>
+      <w:pPr>
+        <w:jc w:val="both"/>
+        <w:rPr>
+          <w:lang w:val="es-ES_tradnl"/>
+        </w:rPr>
+      </w:pPr>
+      <w:r>
+        <w:t>[[/restricciones]]</w:t>
       </w:r>
     </w:p>
     <w:p>
@@ -1499,13 +1622,17 @@
         </w:r>
       </w:hyperlink>
     </w:p>
+    <w:p>
+      <w:pPr>
+        <w:rPr>
+          <w:sz w:val="28"/>
+          <w:szCs w:val="28"/>
+          <w:lang w:val="es-ES_tradnl"/>
+        </w:rPr>
+      </w:pPr>
+    </w:p>
     <w:sectPr>
-      <w:headerReference w:type="even" r:id="rId7"/>
-      <w:headerReference w:type="default" r:id="rId8"/>
-      <w:footerReference w:type="even" r:id="rId9"/>
-      <w:footerReference w:type="default" r:id="rId10"/>
-      <w:headerReference w:type="first" r:id="rId11"/>
-      <w:footerReference w:type="first" r:id="rId12"/>
+      <w:headerReference w:type="default" r:id="rId7"/>
       <w:pgSz w:w="12240" w:h="15840"/>
       <w:pgMar w:top="1440" w:right="1440" w:bottom="1440" w:left="1440" w:header="708" w:footer="708" w:gutter="0"/>
       <w:cols w:space="708"/>
@@ -1540,36 +1667,6 @@
 </w:endnotes>
 </file>
 
-<file path=word/footer1.xml><?xml version="1.0" encoding="utf-8"?>
-<w:ftr xmlns:wpc="http://schemas.microsoft.com/office/word/2010/wordprocessingCanvas" xmlns:cx="http://schemas.microsoft.com/office/drawing/2014/chartex" xmlns:cx1="http://schemas.microsoft.com/office/drawing/2015/9/8/chartex" xmlns:cx2="http://schemas.microsoft.com/office/drawing/2015/10/21/chartex" xmlns:cx3="http://schemas.microsoft.com/office/drawing/2016/5/9/chartex" xmlns:cx4="http://schemas.microsoft.com/office/drawing/2016/5/10/chartex" xmlns:cx5="http://schemas.microsoft.com/office/drawing/2016/5/11/chartex" xmlns:cx6="http://schemas.microsoft.com/office/drawing/2016/5/12/chartex" xmlns:cx7="http://schemas.microsoft.com/office/drawing/2016/5/13/chartex" xmlns:cx8="http://schemas.microsoft.com/office/drawing/2016/5/14/chartex" xmlns:mc="http://schemas.openxmlformats.org/markup-compatibility/2006" xmlns:aink="http://schemas.microsoft.com/office/drawing/2016/ink" xmlns:am3d="http://schemas.microsoft.com/office/drawing/2017/model3d" xmlns:o="urn:schemas-microsoft-com:office:office" xmlns:oel="http://schemas.microsoft.com/office/2019/extlst" xmlns:r="http://schemas.openxmlformats.org/officeDocument/2006/relationships" xmlns:m="http://schemas.openxmlformats.org/officeDocument/2006/math" xmlns:v="urn:schemas-microsoft-com:vml" xmlns:wp14="http://schemas.microsoft.com/office/word/2010/wordprocessingDrawing" xmlns:wp="http://schemas.openxmlformats.org/drawingml/2006/wordprocessingDrawing" xmlns:w10="urn:schemas-microsoft-com:office:word" xmlns:w="http://schemas.openxmlformats.org/wordprocessingml/2006/main" xmlns:w14="http://schemas.microsoft.com/office/word/2010/wordml" xmlns:w15="http://schemas.microsoft.com/office/word/2012/wordml" xmlns:w16cex="http://schemas.microsoft.com/office/word/2018/wordml/cex" xmlns:w16cid="http://schemas.microsoft.com/office/word/2016/wordml/cid" xmlns:w16="http://schemas.microsoft.com/office/word/2018/wordml" xmlns:w16du="http://schemas.microsoft.com/office/word/2023/wordml/word16du" xmlns:w16sdtdh="http://schemas.microsoft.com/office/word/2020/wordml/sdtdatahash" xmlns:w16sdtfl="http://schemas.microsoft.com/office/word/2024/wordml/sdtformatlock" xmlns:w16se="http://schemas.microsoft.com/office/word/2015/wordml/symex" xmlns:wpg="http://schemas.microsoft.com/office/word/2010/wordprocessingGroup" xmlns:wpi="http://schemas.microsoft.com/office/word/2010/wordprocessingInk" xmlns:wne="http://schemas.microsoft.com/office/word/2006/wordml" xmlns:wps="http://schemas.microsoft.com/office/word/2010/wordprocessingShape" mc:Ignorable="w14 w15 w16se w16cid w16 w16cex w16sdtdh w16sdtfl w16du wp14">
-  <w:p>
-    <w:pPr>
-      <w:pStyle w:val="Footer"/>
-    </w:pPr>
-  </w:p>
-</w:ftr>
-</file>
-
-<file path=word/footer2.xml><?xml version="1.0" encoding="utf-8"?>
-<w:ftr xmlns:wpc="http://schemas.microsoft.com/office/word/2010/wordprocessingCanvas" xmlns:cx="http://schemas.microsoft.com/office/drawing/2014/chartex" xmlns:cx1="http://schemas.microsoft.com/office/drawing/2015/9/8/chartex" xmlns:cx2="http://schemas.microsoft.com/office/drawing/2015/10/21/chartex" xmlns:cx3="http://schemas.microsoft.com/office/drawing/2016/5/9/chartex" xmlns:cx4="http://schemas.microsoft.com/office/drawing/2016/5/10/chartex" xmlns:cx5="http://schemas.microsoft.com/office/drawing/2016/5/11/chartex" xmlns:cx6="http://schemas.microsoft.com/office/drawing/2016/5/12/chartex" xmlns:cx7="http://schemas.microsoft.com/office/drawing/2016/5/13/chartex" xmlns:cx8="http://schemas.microsoft.com/office/drawing/2016/5/14/chartex" xmlns:mc="http://schemas.openxmlformats.org/markup-compatibility/2006" xmlns:aink="http://schemas.microsoft.com/office/drawing/2016/ink" xmlns:am3d="http://schemas.microsoft.com/office/drawing/2017/model3d" xmlns:o="urn:schemas-microsoft-com:office:office" xmlns:oel="http://schemas.microsoft.com/office/2019/extlst" xmlns:r="http://schemas.openxmlformats.org/officeDocument/2006/relationships" xmlns:m="http://schemas.openxmlformats.org/officeDocument/2006/math" xmlns:v="urn:schemas-microsoft-com:vml" xmlns:wp14="http://schemas.microsoft.com/office/word/2010/wordprocessingDrawing" xmlns:wp="http://schemas.openxmlformats.org/drawingml/2006/wordprocessingDrawing" xmlns:w10="urn:schemas-microsoft-com:office:word" xmlns:w="http://schemas.openxmlformats.org/wordprocessingml/2006/main" xmlns:w14="http://schemas.microsoft.com/office/word/2010/wordml" xmlns:w15="http://schemas.microsoft.com/office/word/2012/wordml" xmlns:w16cex="http://schemas.microsoft.com/office/word/2018/wordml/cex" xmlns:w16cid="http://schemas.microsoft.com/office/word/2016/wordml/cid" xmlns:w16="http://schemas.microsoft.com/office/word/2018/wordml" xmlns:w16du="http://schemas.microsoft.com/office/word/2023/wordml/word16du" xmlns:w16sdtdh="http://schemas.microsoft.com/office/word/2020/wordml/sdtdatahash" xmlns:w16sdtfl="http://schemas.microsoft.com/office/word/2024/wordml/sdtformatlock" xmlns:w16se="http://schemas.microsoft.com/office/word/2015/wordml/symex" xmlns:wpg="http://schemas.microsoft.com/office/word/2010/wordprocessingGroup" xmlns:wpi="http://schemas.microsoft.com/office/word/2010/wordprocessingInk" xmlns:wne="http://schemas.microsoft.com/office/word/2006/wordml" xmlns:wps="http://schemas.microsoft.com/office/word/2010/wordprocessingShape" mc:Ignorable="w14 w15 w16se w16cid w16 w16cex w16sdtdh w16sdtfl w16du wp14">
-  <w:p>
-    <w:pPr>
-      <w:pStyle w:val="Footer"/>
-    </w:pPr>
-  </w:p>
-</w:ftr>
-</file>
-
-<file path=word/footer3.xml><?xml version="1.0" encoding="utf-8"?>
-<w:ftr xmlns:wpc="http://schemas.microsoft.com/office/word/2010/wordprocessingCanvas" xmlns:cx="http://schemas.microsoft.com/office/drawing/2014/chartex" xmlns:cx1="http://schemas.microsoft.com/office/drawing/2015/9/8/chartex" xmlns:cx2="http://schemas.microsoft.com/office/drawing/2015/10/21/chartex" xmlns:cx3="http://schemas.microsoft.com/office/drawing/2016/5/9/chartex" xmlns:cx4="http://schemas.microsoft.com/office/drawing/2016/5/10/chartex" xmlns:cx5="http://schemas.microsoft.com/office/drawing/2016/5/11/chartex" xmlns:cx6="http://schemas.microsoft.com/office/drawing/2016/5/12/chartex" xmlns:cx7="http://schemas.microsoft.com/office/drawing/2016/5/13/chartex" xmlns:cx8="http://schemas.microsoft.com/office/drawing/2016/5/14/chartex" xmlns:mc="http://schemas.openxmlformats.org/markup-compatibility/2006" xmlns:aink="http://schemas.microsoft.com/office/drawing/2016/ink" xmlns:am3d="http://schemas.microsoft.com/office/drawing/2017/model3d" xmlns:o="urn:schemas-microsoft-com:office:office" xmlns:oel="http://schemas.microsoft.com/office/2019/extlst" xmlns:r="http://schemas.openxmlformats.org/officeDocument/2006/relationships" xmlns:m="http://schemas.openxmlformats.org/officeDocument/2006/math" xmlns:v="urn:schemas-microsoft-com:vml" xmlns:wp14="http://schemas.microsoft.com/office/word/2010/wordprocessingDrawing" xmlns:wp="http://schemas.openxmlformats.org/drawingml/2006/wordprocessingDrawing" xmlns:w10="urn:schemas-microsoft-com:office:word" xmlns:w="http://schemas.openxmlformats.org/wordprocessingml/2006/main" xmlns:w14="http://schemas.microsoft.com/office/word/2010/wordml" xmlns:w15="http://schemas.microsoft.com/office/word/2012/wordml" xmlns:w16cex="http://schemas.microsoft.com/office/word/2018/wordml/cex" xmlns:w16cid="http://schemas.microsoft.com/office/word/2016/wordml/cid" xmlns:w16="http://schemas.microsoft.com/office/word/2018/wordml" xmlns:w16du="http://schemas.microsoft.com/office/word/2023/wordml/word16du" xmlns:w16sdtdh="http://schemas.microsoft.com/office/word/2020/wordml/sdtdatahash" xmlns:w16sdtfl="http://schemas.microsoft.com/office/word/2024/wordml/sdtformatlock" xmlns:w16se="http://schemas.microsoft.com/office/word/2015/wordml/symex" xmlns:wpg="http://schemas.microsoft.com/office/word/2010/wordprocessingGroup" xmlns:wpi="http://schemas.microsoft.com/office/word/2010/wordprocessingInk" xmlns:wne="http://schemas.microsoft.com/office/word/2006/wordml" xmlns:wps="http://schemas.microsoft.com/office/word/2010/wordprocessingShape" mc:Ignorable="w14 w15 w16se w16cid w16 w16cex w16sdtdh w16sdtfl w16du wp14">
-  <w:p>
-    <w:pPr>
-      <w:pStyle w:val="Footer"/>
-    </w:pPr>
-  </w:p>
-</w:ftr>
-</file>
-
 <file path=word/footnotes.xml><?xml version="1.0" encoding="utf-8"?>
 <w:footnotes xmlns:wpc="http://schemas.microsoft.com/office/word/2010/wordprocessingCanvas" xmlns:cx="http://schemas.microsoft.com/office/drawing/2014/chartex" xmlns:cx1="http://schemas.microsoft.com/office/drawing/2015/9/8/chartex" xmlns:cx2="http://schemas.microsoft.com/office/drawing/2015/10/21/chartex" xmlns:cx3="http://schemas.microsoft.com/office/drawing/2016/5/9/chartex" xmlns:cx4="http://schemas.microsoft.com/office/drawing/2016/5/10/chartex" xmlns:cx5="http://schemas.microsoft.com/office/drawing/2016/5/11/chartex" xmlns:cx6="http://schemas.microsoft.com/office/drawing/2016/5/12/chartex" xmlns:cx7="http://schemas.microsoft.com/office/drawing/2016/5/13/chartex" xmlns:cx8="http://schemas.microsoft.com/office/drawing/2016/5/14/chartex" xmlns:mc="http://schemas.openxmlformats.org/markup-compatibility/2006" xmlns:aink="http://schemas.microsoft.com/office/drawing/2016/ink" xmlns:am3d="http://schemas.microsoft.com/office/drawing/2017/model3d" xmlns:o="urn:schemas-microsoft-com:office:office" xmlns:oel="http://schemas.microsoft.com/office/2019/extlst" xmlns:r="http://schemas.openxmlformats.org/officeDocument/2006/relationships" xmlns:m="http://schemas.openxmlformats.org/officeDocument/2006/math" xmlns:v="urn:schemas-microsoft-com:vml" xmlns:wp14="http://schemas.microsoft.com/office/word/2010/wordprocessingDrawing" xmlns:wp="http://schemas.openxmlformats.org/drawingml/2006/wordprocessingDrawing" xmlns:w10="urn:schemas-microsoft-com:office:word" xmlns:w="http://schemas.openxmlformats.org/wordprocessingml/2006/main" xmlns:w14="http://schemas.microsoft.com/office/word/2010/wordml" xmlns:w15="http://schemas.microsoft.com/office/word/2012/wordml" xmlns:w16cex="http://schemas.microsoft.com/office/word/2018/wordml/cex" xmlns:w16cid="http://schemas.microsoft.com/office/word/2016/wordml/cid" xmlns:w16="http://schemas.microsoft.com/office/word/2018/wordml" xmlns:w16du="http://schemas.microsoft.com/office/word/2023/wordml/word16du" xmlns:w16sdtdh="http://schemas.microsoft.com/office/word/2020/wordml/sdtdatahash" xmlns:w16sdtfl="http://schemas.microsoft.com/office/word/2024/wordml/sdtformatlock" xmlns:w16se="http://schemas.microsoft.com/office/word/2015/wordml/symex" xmlns:wpg="http://schemas.microsoft.com/office/word/2010/wordprocessingGroup" xmlns:wpi="http://schemas.microsoft.com/office/word/2010/wordprocessingInk" xmlns:wne="http://schemas.microsoft.com/office/word/2006/wordml" xmlns:wps="http://schemas.microsoft.com/office/word/2010/wordprocessingShape" mc:Ignorable="w14 w15 w16se w16cid w16 w16cex w16sdtdh w16sdtfl w16du wp14">
   <w:footnote w:type="separator" w:id="-1">
@@ -1601,31 +1698,21 @@
     <w:pPr>
       <w:pStyle w:val="Header"/>
     </w:pPr>
-  </w:p>
-</w:hdr>
-</file>
-
-<file path=word/header2.xml><?xml version="1.0" encoding="utf-8"?>
-<w:hdr xmlns:wpc="http://schemas.microsoft.com/office/word/2010/wordprocessingCanvas" xmlns:cx="http://schemas.microsoft.com/office/drawing/2014/chartex" xmlns:cx1="http://schemas.microsoft.com/office/drawing/2015/9/8/chartex" xmlns:cx2="http://schemas.microsoft.com/office/drawing/2015/10/21/chartex" xmlns:cx3="http://schemas.microsoft.com/office/drawing/2016/5/9/chartex" xmlns:cx4="http://schemas.microsoft.com/office/drawing/2016/5/10/chartex" xmlns:cx5="http://schemas.microsoft.com/office/drawing/2016/5/11/chartex" xmlns:cx6="http://schemas.microsoft.com/office/drawing/2016/5/12/chartex" xmlns:cx7="http://schemas.microsoft.com/office/drawing/2016/5/13/chartex" xmlns:cx8="http://schemas.microsoft.com/office/drawing/2016/5/14/chartex" xmlns:mc="http://schemas.openxmlformats.org/markup-compatibility/2006" xmlns:aink="http://schemas.microsoft.com/office/drawing/2016/ink" xmlns:am3d="http://schemas.microsoft.com/office/drawing/2017/model3d" xmlns:o="urn:schemas-microsoft-com:office:office" xmlns:oel="http://schemas.microsoft.com/office/2019/extlst" xmlns:r="http://schemas.openxmlformats.org/officeDocument/2006/relationships" xmlns:m="http://schemas.openxmlformats.org/officeDocument/2006/math" xmlns:v="urn:schemas-microsoft-com:vml" xmlns:wp14="http://schemas.microsoft.com/office/word/2010/wordprocessingDrawing" xmlns:wp="http://schemas.openxmlformats.org/drawingml/2006/wordprocessingDrawing" xmlns:w10="urn:schemas-microsoft-com:office:word" xmlns:w="http://schemas.openxmlformats.org/wordprocessingml/2006/main" xmlns:w14="http://schemas.microsoft.com/office/word/2010/wordml" xmlns:w15="http://schemas.microsoft.com/office/word/2012/wordml" xmlns:w16cex="http://schemas.microsoft.com/office/word/2018/wordml/cex" xmlns:w16cid="http://schemas.microsoft.com/office/word/2016/wordml/cid" xmlns:w16="http://schemas.microsoft.com/office/word/2018/wordml" xmlns:w16du="http://schemas.microsoft.com/office/word/2023/wordml/word16du" xmlns:w16sdtdh="http://schemas.microsoft.com/office/word/2020/wordml/sdtdatahash" xmlns:w16sdtfl="http://schemas.microsoft.com/office/word/2024/wordml/sdtformatlock" xmlns:w16se="http://schemas.microsoft.com/office/word/2015/wordml/symex" xmlns:wpg="http://schemas.microsoft.com/office/word/2010/wordprocessingGroup" xmlns:wpi="http://schemas.microsoft.com/office/word/2010/wordprocessingInk" xmlns:wne="http://schemas.microsoft.com/office/word/2006/wordml" xmlns:wps="http://schemas.microsoft.com/office/word/2010/wordprocessingShape" mc:Ignorable="w14 w15 w16se w16cid w16 w16cex w16sdtdh w16sdtfl w16du wp14">
-  <w:p>
-    <w:pPr>
-      <w:pStyle w:val="Header"/>
-    </w:pPr>
     <w:r>
       <w:rPr>
         <w:noProof/>
       </w:rPr>
       <w:drawing>
-        <wp:anchor distT="0" distB="0" distL="114300" distR="114300" simplePos="0" relativeHeight="251659264" behindDoc="0" locked="0" layoutInCell="1" allowOverlap="1" wp14:anchorId="600C6AEB" wp14:editId="2CBC2CFB">
+        <wp:anchor distT="0" distB="0" distL="114300" distR="114300" simplePos="0" relativeHeight="251659264" behindDoc="1" locked="0" layoutInCell="1" allowOverlap="1" wp14:anchorId="600C6AEB" wp14:editId="3201F7C5">
           <wp:simplePos x="0" y="0"/>
           <wp:positionH relativeFrom="column">
-            <wp:posOffset>-942109</wp:posOffset>
+            <wp:posOffset>-931446</wp:posOffset>
           </wp:positionH>
           <wp:positionV relativeFrom="paragraph">
-            <wp:posOffset>-490163</wp:posOffset>
+            <wp:posOffset>-427817</wp:posOffset>
           </wp:positionV>
           <wp:extent cx="7772400" cy="10054718"/>
-          <wp:effectExtent l="0" t="0" r="0" b="0"/>
+          <wp:effectExtent l="0" t="0" r="0" b="3810"/>
           <wp:wrapNone/>
           <wp:docPr id="7277" name="Picture 1"/>
           <wp:cNvGraphicFramePr/>
@@ -1658,11 +1745,16 @@
       </w:drawing>
     </w:r>
   </w:p>
-</w:hdr>
-</file>
-
-<file path=word/header3.xml><?xml version="1.0" encoding="utf-8"?>
-<w:hdr xmlns:wpc="http://schemas.microsoft.com/office/word/2010/wordprocessingCanvas" xmlns:cx="http://schemas.microsoft.com/office/drawing/2014/chartex" xmlns:cx1="http://schemas.microsoft.com/office/drawing/2015/9/8/chartex" xmlns:cx2="http://schemas.microsoft.com/office/drawing/2015/10/21/chartex" xmlns:cx3="http://schemas.microsoft.com/office/drawing/2016/5/9/chartex" xmlns:cx4="http://schemas.microsoft.com/office/drawing/2016/5/10/chartex" xmlns:cx5="http://schemas.microsoft.com/office/drawing/2016/5/11/chartex" xmlns:cx6="http://schemas.microsoft.com/office/drawing/2016/5/12/chartex" xmlns:cx7="http://schemas.microsoft.com/office/drawing/2016/5/13/chartex" xmlns:cx8="http://schemas.microsoft.com/office/drawing/2016/5/14/chartex" xmlns:mc="http://schemas.openxmlformats.org/markup-compatibility/2006" xmlns:aink="http://schemas.microsoft.com/office/drawing/2016/ink" xmlns:am3d="http://schemas.microsoft.com/office/drawing/2017/model3d" xmlns:o="urn:schemas-microsoft-com:office:office" xmlns:oel="http://schemas.microsoft.com/office/2019/extlst" xmlns:r="http://schemas.openxmlformats.org/officeDocument/2006/relationships" xmlns:m="http://schemas.openxmlformats.org/officeDocument/2006/math" xmlns:v="urn:schemas-microsoft-com:vml" xmlns:wp14="http://schemas.microsoft.com/office/word/2010/wordprocessingDrawing" xmlns:wp="http://schemas.openxmlformats.org/drawingml/2006/wordprocessingDrawing" xmlns:w10="urn:schemas-microsoft-com:office:word" xmlns:w="http://schemas.openxmlformats.org/wordprocessingml/2006/main" xmlns:w14="http://schemas.microsoft.com/office/word/2010/wordml" xmlns:w15="http://schemas.microsoft.com/office/word/2012/wordml" xmlns:w16cex="http://schemas.microsoft.com/office/word/2018/wordml/cex" xmlns:w16cid="http://schemas.microsoft.com/office/word/2016/wordml/cid" xmlns:w16="http://schemas.microsoft.com/office/word/2018/wordml" xmlns:w16du="http://schemas.microsoft.com/office/word/2023/wordml/word16du" xmlns:w16sdtdh="http://schemas.microsoft.com/office/word/2020/wordml/sdtdatahash" xmlns:w16sdtfl="http://schemas.microsoft.com/office/word/2024/wordml/sdtformatlock" xmlns:w16se="http://schemas.microsoft.com/office/word/2015/wordml/symex" xmlns:wpg="http://schemas.microsoft.com/office/word/2010/wordprocessingGroup" xmlns:wpi="http://schemas.microsoft.com/office/word/2010/wordprocessingInk" xmlns:wne="http://schemas.microsoft.com/office/word/2006/wordml" xmlns:wps="http://schemas.microsoft.com/office/word/2010/wordprocessingShape" mc:Ignorable="w14 w15 w16se w16cid w16 w16cex w16sdtdh w16sdtfl w16du wp14">
+  <w:p>
+    <w:pPr>
+      <w:pStyle w:val="Header"/>
+    </w:pPr>
+  </w:p>
+  <w:p>
+    <w:pPr>
+      <w:pStyle w:val="Header"/>
+    </w:pPr>
+  </w:p>
   <w:p>
     <w:pPr>
       <w:pStyle w:val="Header"/>

--- a/backend/templates/fondo.docx
+++ b/backend/templates/fondo.docx
@@ -4,1090 +4,702 @@
   <w:body>
     <w:p>
       <w:pPr>
+        <w:spacing w:after="80"/>
         <w:jc w:val="center"/>
         <w:rPr>
           <w:b/>
           <w:bCs/>
+          <w:color w:val="043262"/>
+          <w:sz w:val="32"/>
+          <w:szCs w:val="32"/>
+        </w:rPr>
+      </w:pPr>
+      <w:r>
+        <w:rPr>
+          <w:b/>
+          <w:bCs/>
+          <w:color w:val="043262"/>
+          <w:sz w:val="32"/>
+          <w:szCs w:val="32"/>
+        </w:rPr>
+        <w:t>FORMULARIO DE COTIZACIÓN CRUCERO</w:t>
+      </w:r>
+    </w:p>
+    <w:p>
+      <w:pPr>
+        <w:spacing w:after="80"/>
+        <w:jc w:val="center"/>
+        <w:rPr>
           <w:sz w:val="28"/>
           <w:szCs w:val="28"/>
-          <w:lang w:val="es-ES_tradnl"/>
-        </w:rPr>
-      </w:pPr>
-      <w:r>
-        <w:rPr>
-          <w:b/>
-          <w:bCs/>
+        </w:rPr>
+      </w:pPr>
+    </w:p>
+    <w:p>
+      <w:pPr>
+        <w:spacing w:after="0"/>
+      </w:pPr>
+      <w:r>
+        <w:t>[[#tiene_nombre]]</w:t>
+      </w:r>
+    </w:p>
+    <w:p>
+      <w:pPr>
+        <w:spacing w:before="80" w:after="40"/>
+        <w:rPr>
           <w:sz w:val="28"/>
           <w:szCs w:val="28"/>
-          <w:lang w:val="es-ES_tradnl"/>
-        </w:rPr>
-        <w:t>FORMULARIO DE COTIZACIÓN CRUCERO</w:t>
-      </w:r>
-    </w:p>
-    <w:p>
-      <w:pPr>
-        <w:rPr>
-          <w:b/>
-          <w:bCs/>
-          <w:sz w:val="32"/>
-          <w:szCs w:val="32"/>
-          <w:lang w:val="es-ES_tradnl"/>
-        </w:rPr>
-      </w:pPr>
-      <w:r>
-        <w:rPr>
-          <w:lang w:val="es-ES_tradnl"/>
-        </w:rPr>
-        <w:t>[[</w:t>
-      </w:r>
-      <w:r>
-        <w:rPr>
-          <w:lang w:val="es-ES_tradnl"/>
-        </w:rPr>
-        <w:t>#</w:t>
-      </w:r>
-      <w:r>
-        <w:rPr>
-          <w:lang w:val="es-ES_tradnl"/>
-        </w:rPr>
-        <w:t>Nombre_Viaje]]</w:t>
-      </w:r>
-    </w:p>
-    <w:p>
-      <w:pPr>
-        <w:rPr>
-          <w:b/>
-          <w:bCs/>
+        </w:rPr>
+      </w:pPr>
+      <w:r>
+        <w:rPr>
+          <w:b/>
+          <w:bCs/>
+          <w:color w:val="043262"/>
           <w:sz w:val="28"/>
           <w:szCs w:val="28"/>
-          <w:lang w:val="es-ES_tradnl"/>
-        </w:rPr>
-      </w:pPr>
-      <w:r>
-        <w:rPr>
-          <w:b/>
-          <w:bCs/>
+        </w:rPr>
+        <w:t>DATOS GENERALES</w:t>
+      </w:r>
+    </w:p>
+    <w:p>
+      <w:pPr>
+        <w:spacing w:after="40"/>
+      </w:pPr>
+      <w:r>
+        <w:rPr>
+          <w:b/>
+          <w:bCs/>
+        </w:rPr>
+        <w:t>Viaje:</w:t>
+      </w:r>
+      <w:r>
+        <w:t xml:space="preserve"> [[Nombre_Viaje]]</w:t>
+      </w:r>
+    </w:p>
+    <w:p>
+      <w:pPr>
+        <w:spacing w:after="40"/>
+      </w:pPr>
+    </w:p>
+    <w:p>
+      <w:pPr>
+        <w:spacing w:after="0"/>
+      </w:pPr>
+      <w:r>
+        <w:t>[[/tiene_nombre]]</w:t>
+      </w:r>
+    </w:p>
+    <w:p>
+      <w:pPr>
+        <w:spacing w:after="0"/>
+      </w:pPr>
+      <w:r>
+        <w:t>[[#tiene_fechas]]</w:t>
+      </w:r>
+    </w:p>
+    <w:p>
+      <w:pPr>
+        <w:spacing w:before="80" w:after="40"/>
+        <w:rPr>
           <w:sz w:val="28"/>
           <w:szCs w:val="28"/>
-          <w:lang w:val="es-ES_tradnl"/>
-        </w:rPr>
-        <w:t>DATOS GENERALES</w:t>
-      </w:r>
-    </w:p>
-    <w:p>
-      <w:pPr>
-        <w:rPr>
-          <w:lang w:val="es-ES_tradnl"/>
-        </w:rPr>
-      </w:pPr>
-      <w:r>
-        <w:rPr>
-          <w:b/>
-          <w:bCs/>
-          <w:lang w:val="es-ES_tradnl"/>
-        </w:rPr>
-        <w:t xml:space="preserve">Nombre: </w:t>
-      </w:r>
-      <w:r>
-        <w:rPr>
-          <w:lang w:val="es-ES_tradnl"/>
-        </w:rPr>
-        <w:t>[[</w:t>
-      </w:r>
-      <w:proofErr w:type="spellStart"/>
-      <w:r>
-        <w:rPr>
-          <w:lang w:val="es-ES_tradnl"/>
-        </w:rPr>
-        <w:t>Nombre_Viaje</w:t>
-      </w:r>
-      <w:proofErr w:type="spellEnd"/>
-      <w:r>
-        <w:rPr>
-          <w:lang w:val="es-ES_tradnl"/>
-        </w:rPr>
-        <w:t>]]</w:t>
-      </w:r>
-    </w:p>
-    <w:p>
-      <w:pPr>
-        <w:rPr>
-          <w:lang w:val="es-ES_tradnl"/>
-        </w:rPr>
-      </w:pPr>
-      <w:r>
-        <w:rPr>
-          <w:lang w:val="es-ES_tradnl"/>
-        </w:rPr>
-        <w:t>[[</w:t>
-      </w:r>
-      <w:r>
-        <w:rPr>
-          <w:lang w:val="es-ES_tradnl"/>
-        </w:rPr>
-        <w:t>/</w:t>
-      </w:r>
-      <w:proofErr w:type="spellStart"/>
-      <w:r>
-        <w:rPr>
-          <w:lang w:val="es-ES_tradnl"/>
-        </w:rPr>
-        <w:t>Nombre_Viaje</w:t>
-      </w:r>
-      <w:proofErr w:type="spellEnd"/>
-      <w:r>
-        <w:rPr>
-          <w:lang w:val="es-ES_tradnl"/>
-        </w:rPr>
-        <w:t>]]</w:t>
-      </w:r>
-    </w:p>
-    <w:p>
-      <w:pPr>
-        <w:rPr>
-          <w:b/>
-          <w:bCs/>
-          <w:lang w:val="es-ES_tradnl"/>
-        </w:rPr>
-      </w:pPr>
-    </w:p>
-    <w:p>
-      <w:pPr>
-        <w:rPr>
-          <w:b/>
-          <w:bCs/>
+        </w:rPr>
+      </w:pPr>
+      <w:r>
+        <w:rPr>
+          <w:b/>
+          <w:bCs/>
+          <w:color w:val="043262"/>
           <w:sz w:val="28"/>
           <w:szCs w:val="28"/>
-          <w:lang w:val="es-ES_tradnl"/>
-        </w:rPr>
-      </w:pPr>
-      <w:r>
-        <w:t>[[#fecha_embarque]]</w:t>
-      </w:r>
-      <w:r>
-        <w:br/>
-        <w:t>[[#fecha_desembarque]]</w:t>
-      </w:r>
-    </w:p>
-    <w:p>
-      <w:pPr>
-        <w:rPr>
-          <w:b/>
-          <w:bCs/>
+        </w:rPr>
+        <w:t>FECHAS</w:t>
+      </w:r>
+    </w:p>
+    <w:p>
+      <w:pPr>
+        <w:spacing w:after="20"/>
+      </w:pPr>
+      <w:r>
+        <w:rPr>
+          <w:b/>
+          <w:bCs/>
+        </w:rPr>
+        <w:t>Desde:</w:t>
+      </w:r>
+      <w:r>
+        <w:t xml:space="preserve"> [[fecha_embarque]]</w:t>
+      </w:r>
+    </w:p>
+    <w:p>
+      <w:pPr>
+        <w:spacing w:after="40"/>
+      </w:pPr>
+      <w:r>
+        <w:rPr>
+          <w:b/>
+          <w:bCs/>
+        </w:rPr>
+        <w:t>Hasta:</w:t>
+      </w:r>
+      <w:r>
+        <w:t xml:space="preserve"> [[fecha_desembarque]]</w:t>
+      </w:r>
+    </w:p>
+    <w:p>
+      <w:pPr>
+        <w:spacing w:after="40"/>
+      </w:pPr>
+    </w:p>
+    <w:p>
+      <w:pPr>
+        <w:spacing w:after="0"/>
+      </w:pPr>
+      <w:r>
+        <w:t>[[/tiene_fechas]]</w:t>
+      </w:r>
+    </w:p>
+    <w:p>
+      <w:pPr>
+        <w:spacing w:after="0"/>
+      </w:pPr>
+      <w:r>
+        <w:t>[[#tiene_destinos]]</w:t>
+      </w:r>
+    </w:p>
+    <w:p>
+      <w:pPr>
+        <w:spacing w:before="80" w:after="40"/>
+        <w:jc w:val="both"/>
+        <w:rPr>
           <w:sz w:val="28"/>
           <w:szCs w:val="28"/>
-          <w:lang w:val="es-ES_tradnl"/>
-        </w:rPr>
-      </w:pPr>
-      <w:r>
-        <w:rPr>
-          <w:b/>
-          <w:bCs/>
+        </w:rPr>
+      </w:pPr>
+      <w:r>
+        <w:rPr>
+          <w:b/>
+          <w:bCs/>
+          <w:color w:val="043262"/>
           <w:sz w:val="28"/>
           <w:szCs w:val="28"/>
-          <w:lang w:val="es-ES_tradnl"/>
-        </w:rPr>
-        <w:t>FECHAS</w:t>
-      </w:r>
-    </w:p>
-    <w:p>
-      <w:pPr>
-        <w:rPr>
-          <w:b/>
-          <w:bCs/>
-          <w:lang w:val="es-ES_tradnl"/>
-        </w:rPr>
-      </w:pPr>
-      <w:r>
-        <w:rPr>
-          <w:b/>
-          <w:bCs/>
-          <w:lang w:val="es-ES_tradnl"/>
-        </w:rPr>
-        <w:t xml:space="preserve">Desde: </w:t>
-      </w:r>
-      <w:r>
-        <w:rPr>
-          <w:lang w:val="es-ES_tradnl"/>
-        </w:rPr>
-        <w:t>[[</w:t>
-      </w:r>
-      <w:proofErr w:type="spellStart"/>
-      <w:r>
-        <w:rPr>
-          <w:lang w:val="es-ES_tradnl"/>
-        </w:rPr>
-        <w:t>fecha_embarque</w:t>
-      </w:r>
-      <w:proofErr w:type="spellEnd"/>
-      <w:r>
-        <w:rPr>
-          <w:lang w:val="es-ES_tradnl"/>
-        </w:rPr>
-        <w:t>]]</w:t>
-      </w:r>
-    </w:p>
-    <w:p>
-      <w:pPr>
-        <w:rPr>
-          <w:lang w:val="es-ES_tradnl"/>
-        </w:rPr>
-      </w:pPr>
-      <w:r>
-        <w:rPr>
-          <w:b/>
-          <w:bCs/>
-          <w:lang w:val="es-ES_tradnl"/>
-        </w:rPr>
-        <w:t xml:space="preserve">Hasta: </w:t>
-      </w:r>
-      <w:r>
-        <w:rPr>
-          <w:lang w:val="es-ES_tradnl"/>
-        </w:rPr>
-        <w:t>[[</w:t>
-      </w:r>
-      <w:proofErr w:type="spellStart"/>
-      <w:r>
-        <w:rPr>
-          <w:lang w:val="es-ES_tradnl"/>
-        </w:rPr>
-        <w:t>fecha_desembarque</w:t>
-      </w:r>
-      <w:proofErr w:type="spellEnd"/>
-      <w:r>
-        <w:rPr>
-          <w:lang w:val="es-ES_tradnl"/>
-        </w:rPr>
-        <w:t>]]</w:t>
-      </w:r>
-    </w:p>
-    <w:p>
-      <w:pPr>
+        </w:rPr>
+        <w:t>DESTINO/S</w:t>
+      </w:r>
+    </w:p>
+    <w:p>
+      <w:pPr>
+        <w:spacing w:after="0"/>
+        <w:jc w:val="both"/>
+      </w:pPr>
+      <w:r>
+        <w:t>[[/tiene_destinos]]</w:t>
+      </w:r>
+    </w:p>
+    <w:p>
+      <w:pPr>
+        <w:spacing w:after="0"/>
+        <w:jc w:val="both"/>
+      </w:pPr>
+      <w:r>
+        <w:t>[[#destinos]]</w:t>
+      </w:r>
+    </w:p>
+    <w:p>
+      <w:pPr>
+        <w:spacing w:after="20"/>
+        <w:jc w:val="both"/>
+      </w:pPr>
+      <w:r>
+        <w:rPr>
+          <w:b/>
+          <w:bCs/>
+        </w:rPr>
+        <w:t>Destino:</w:t>
+      </w:r>
+      <w:r>
+        <w:t xml:space="preserve"> [[destino]]</w:t>
+      </w:r>
+    </w:p>
+    <w:p>
+      <w:pPr>
+        <w:spacing w:after="20"/>
+        <w:jc w:val="both"/>
+      </w:pPr>
+      <w:r>
+        <w:t>[[#tiene_hospedaje]]</w:t>
+      </w:r>
+      <w:r>
+        <w:rPr>
+          <w:b/>
+          <w:bCs/>
+        </w:rPr>
+        <w:t>Hospedaje:</w:t>
+      </w:r>
+      <w:r>
+        <w:t xml:space="preserve"> [[nombre_hospedaje]][[/tiene_hospedaje]]</w:t>
+      </w:r>
+    </w:p>
+    <w:p>
+      <w:pPr>
+        <w:spacing w:after="20"/>
+        <w:jc w:val="both"/>
+      </w:pPr>
+    </w:p>
+    <w:p>
+      <w:pPr>
+        <w:spacing w:after="0"/>
+        <w:jc w:val="both"/>
+      </w:pPr>
+      <w:r>
+        <w:t>[[/destinos]]</w:t>
+      </w:r>
+    </w:p>
+    <w:p>
+      <w:pPr>
+        <w:spacing w:after="0"/>
+        <w:jc w:val="both"/>
+      </w:pPr>
+      <w:r>
+        <w:t>[[#tiene_pasajeros]]</w:t>
+      </w:r>
+    </w:p>
+    <w:p>
+      <w:pPr>
+        <w:spacing w:before="80" w:after="40"/>
         <w:rPr>
           <w:sz w:val="28"/>
           <w:szCs w:val="28"/>
-          <w:lang w:val="es-ES_tradnl"/>
-        </w:rPr>
-      </w:pPr>
-      <w:r>
-        <w:t>[[/fecha_desembarque]]</w:t>
-      </w:r>
-      <w:r>
-        <w:br/>
-        <w:t>[[/fecha_embarque]]</w:t>
-      </w:r>
-    </w:p>
-    <w:p/>
-    <w:p>
-      <w:pPr>
-        <w:rPr>
-          <w:lang w:val="es-ES_tradnl"/>
-        </w:rPr>
-      </w:pPr>
-      <w:r>
-        <w:rPr>
-          <w:lang w:val="es-ES_tradnl"/>
-        </w:rPr>
-        <w:t>[[#destinos]]</w:t>
-      </w:r>
-    </w:p>
-    <w:p>
-      <w:pPr>
-        <w:rPr>
-          <w:b/>
-          <w:bCs/>
+        </w:rPr>
+      </w:pPr>
+      <w:r>
+        <w:rPr>
+          <w:b/>
+          <w:bCs/>
+          <w:color w:val="043262"/>
           <w:sz w:val="28"/>
           <w:szCs w:val="28"/>
-          <w:lang w:val="es-ES_tradnl"/>
-        </w:rPr>
-      </w:pPr>
-      <w:r>
-        <w:rPr>
-          <w:b/>
-          <w:bCs/>
+        </w:rPr>
+        <w:t>PASAJEROS</w:t>
+      </w:r>
+    </w:p>
+    <w:p>
+      <w:pPr>
+        <w:spacing w:after="0"/>
+      </w:pPr>
+      <w:r>
+        <w:t>[[/tiene_pasajeros]]</w:t>
+      </w:r>
+    </w:p>
+    <w:p>
+      <w:pPr>
+        <w:spacing w:after="0"/>
+      </w:pPr>
+      <w:r>
+        <w:t>[[#pasajeros]]</w:t>
+      </w:r>
+    </w:p>
+    <w:p>
+      <w:pPr>
+        <w:spacing w:after="20"/>
+      </w:pPr>
+      <w:r>
+        <w:rPr>
+          <w:b/>
+          <w:bCs/>
+        </w:rPr>
+        <w:t>Nombre Completo:</w:t>
+      </w:r>
+      <w:r>
+        <w:t xml:space="preserve"> [[nombre]] [[Apellidos]][[#tiene_edad]] </w:t>
+      </w:r>
+      <w:r>
+        <w:rPr>
+          <w:b/>
+          <w:bCs/>
+        </w:rPr>
+        <w:t>- Edad:</w:t>
+      </w:r>
+      <w:r>
+        <w:t xml:space="preserve"> [[edad]][[/tiene_edad]]</w:t>
+      </w:r>
+    </w:p>
+    <w:p>
+      <w:pPr>
+        <w:spacing w:after="20"/>
+      </w:pPr>
+    </w:p>
+    <w:p>
+      <w:pPr>
+        <w:spacing w:after="0"/>
+      </w:pPr>
+      <w:r>
+        <w:t>[[/pasajeros]]</w:t>
+      </w:r>
+    </w:p>
+    <w:p>
+      <w:pPr>
+        <w:spacing w:after="0"/>
+      </w:pPr>
+      <w:r>
+        <w:t>[[#tiene_costos]]</w:t>
+      </w:r>
+    </w:p>
+    <w:p>
+      <w:pPr>
+        <w:spacing w:before="80" w:after="40"/>
+        <w:rPr>
           <w:sz w:val="28"/>
           <w:szCs w:val="28"/>
-          <w:lang w:val="es-ES_tradnl"/>
-        </w:rPr>
-        <w:t>DESTINO</w:t>
-      </w:r>
-      <w:r>
-        <w:rPr>
-          <w:b/>
-          <w:bCs/>
+        </w:rPr>
+      </w:pPr>
+      <w:r>
+        <w:rPr>
+          <w:b/>
+          <w:bCs/>
+          <w:color w:val="043262"/>
           <w:sz w:val="28"/>
           <w:szCs w:val="28"/>
-          <w:lang w:val="es-ES_tradnl"/>
-        </w:rPr>
-        <w:t>/</w:t>
-      </w:r>
-      <w:r>
-        <w:rPr>
-          <w:b/>
-          <w:bCs/>
+        </w:rPr>
+        <w:t>COSTOS</w:t>
+      </w:r>
+    </w:p>
+    <w:p>
+      <w:pPr>
+        <w:spacing w:after="20"/>
+      </w:pPr>
+      <w:r>
+        <w:t>[[#tiene_persona]]</w:t>
+      </w:r>
+      <w:r>
+        <w:rPr>
+          <w:b/>
+          <w:bCs/>
+        </w:rPr>
+        <w:t>Total por persona:</w:t>
+      </w:r>
+      <w:r>
+        <w:t xml:space="preserve"> [[total_persona]][[/tiene_persona]]</w:t>
+      </w:r>
+    </w:p>
+    <w:p>
+      <w:pPr>
+        <w:spacing w:after="40"/>
+      </w:pPr>
+      <w:r>
+        <w:t>[[#tiene_general]]</w:t>
+      </w:r>
+      <w:r>
+        <w:rPr>
+          <w:b/>
+          <w:bCs/>
+        </w:rPr>
+        <w:t>Total general:</w:t>
+      </w:r>
+      <w:r>
+        <w:t xml:space="preserve"> [[total_general]][[/tiene_general]]</w:t>
+      </w:r>
+    </w:p>
+    <w:p>
+      <w:pPr>
+        <w:spacing w:after="40"/>
+      </w:pPr>
+    </w:p>
+    <w:p>
+      <w:pPr>
+        <w:spacing w:after="0"/>
+      </w:pPr>
+      <w:r>
+        <w:t>[[/tiene_costos]]</w:t>
+      </w:r>
+    </w:p>
+    <w:p>
+      <w:pPr>
+        <w:spacing w:after="0"/>
+      </w:pPr>
+      <w:r>
+        <w:t>[[#tiene_itinerario]]</w:t>
+      </w:r>
+    </w:p>
+    <w:p>
+      <w:pPr>
+        <w:spacing w:before="80" w:after="40"/>
+        <w:jc w:val="both"/>
+        <w:rPr>
           <w:sz w:val="28"/>
           <w:szCs w:val="28"/>
-          <w:lang w:val="es-ES_tradnl"/>
-        </w:rPr>
-        <w:t>S</w:t>
-      </w:r>
-    </w:p>
-    <w:p>
-      <w:pPr>
-        <w:rPr>
-          <w:lang w:val="es-ES_tradnl"/>
-        </w:rPr>
-      </w:pPr>
-      <w:r>
-        <w:rPr>
-          <w:b/>
-          <w:bCs/>
-          <w:lang w:val="es-ES_tradnl"/>
-        </w:rPr>
-        <w:t xml:space="preserve">Destino: </w:t>
-      </w:r>
-      <w:r>
-        <w:rPr>
-          <w:lang w:val="es-ES_tradnl"/>
-        </w:rPr>
-        <w:t>[[destino]]</w:t>
-      </w:r>
-    </w:p>
-    <w:p>
-      <w:pPr>
-        <w:rPr>
-          <w:lang w:val="es-ES_tradnl"/>
-        </w:rPr>
-      </w:pPr>
-      <w:r>
-        <w:rPr>
-          <w:b/>
-          <w:bCs/>
-          <w:lang w:val="es-ES_tradnl"/>
-        </w:rPr>
-        <w:t xml:space="preserve">Hospedaje: </w:t>
-      </w:r>
-      <w:r>
-        <w:rPr>
-          <w:lang w:val="es-ES_tradnl"/>
-        </w:rPr>
-        <w:t>[[</w:t>
-      </w:r>
-      <w:proofErr w:type="spellStart"/>
-      <w:r>
-        <w:rPr>
-          <w:lang w:val="es-ES_tradnl"/>
-        </w:rPr>
-        <w:t>nombre_hospedaje</w:t>
-      </w:r>
-      <w:proofErr w:type="spellEnd"/>
-      <w:r>
-        <w:rPr>
-          <w:lang w:val="es-ES_tradnl"/>
-        </w:rPr>
-        <w:t>]]</w:t>
-      </w:r>
-    </w:p>
-    <w:p>
-      <w:pPr>
-        <w:rPr>
-          <w:lang w:val="es-ES_tradnl"/>
-        </w:rPr>
-      </w:pPr>
-      <w:r>
-        <w:rPr>
-          <w:lang w:val="es-ES_tradnl"/>
-        </w:rPr>
-        <w:t>[[/destinos]]</w:t>
-      </w:r>
-    </w:p>
-    <w:p>
-      <w:pPr>
-        <w:rPr>
-          <w:b/>
-          <w:bCs/>
+        </w:rPr>
+      </w:pPr>
+      <w:r>
+        <w:rPr>
+          <w:b/>
+          <w:bCs/>
+          <w:color w:val="043262"/>
           <w:sz w:val="28"/>
           <w:szCs w:val="28"/>
-          <w:lang w:val="es-ES_tradnl"/>
-        </w:rPr>
-      </w:pPr>
-    </w:p>
-    <w:p>
-      <w:pPr>
-        <w:rPr>
-          <w:b/>
-          <w:bCs/>
+        </w:rPr>
+        <w:t>ITINERARIO</w:t>
+      </w:r>
+    </w:p>
+    <w:p>
+      <w:pPr>
+        <w:spacing w:after="0"/>
+        <w:jc w:val="both"/>
+      </w:pPr>
+      <w:r>
+        <w:t>[[/tiene_itinerario]]</w:t>
+      </w:r>
+    </w:p>
+    <w:p>
+      <w:pPr>
+        <w:spacing w:after="0"/>
+        <w:jc w:val="both"/>
+      </w:pPr>
+      <w:r>
+        <w:t>[[#itinerario]]</w:t>
+      </w:r>
+    </w:p>
+    <w:p>
+      <w:pPr>
+        <w:spacing w:after="20"/>
+        <w:jc w:val="both"/>
+      </w:pPr>
+      <w:r>
+        <w:rPr>
+          <w:b/>
+          <w:bCs/>
+        </w:rPr>
+        <w:t>[[dia]]:</w:t>
+      </w:r>
+      <w:r>
+        <w:t xml:space="preserve"> [[descripcion]]</w:t>
+      </w:r>
+    </w:p>
+    <w:p>
+      <w:pPr>
+        <w:spacing w:after="0"/>
+        <w:jc w:val="both"/>
+      </w:pPr>
+    </w:p>
+    <w:p>
+      <w:pPr>
+        <w:spacing w:after="0"/>
+        <w:jc w:val="both"/>
+      </w:pPr>
+      <w:r>
+        <w:t>[[/itinerario]]</w:t>
+      </w:r>
+    </w:p>
+    <w:p>
+      <w:pPr>
+        <w:spacing w:after="0"/>
+        <w:jc w:val="both"/>
+      </w:pPr>
+      <w:r>
+        <w:t>[[#tiene_actividades]]</w:t>
+      </w:r>
+    </w:p>
+    <w:p>
+      <w:pPr>
+        <w:spacing w:before="80" w:after="40"/>
+        <w:jc w:val="both"/>
+        <w:rPr>
           <w:sz w:val="28"/>
           <w:szCs w:val="28"/>
-          <w:lang w:val="es-ES_tradnl"/>
-        </w:rPr>
-      </w:pPr>
-      <w:r>
-        <w:t>[[#pasajeros]]</w:t>
-      </w:r>
-    </w:p>
-    <w:p>
-      <w:pPr>
-        <w:rPr>
-          <w:b/>
-          <w:bCs/>
+        </w:rPr>
+      </w:pPr>
+      <w:r>
+        <w:rPr>
+          <w:b/>
+          <w:bCs/>
+          <w:color w:val="043262"/>
           <w:sz w:val="28"/>
           <w:szCs w:val="28"/>
-          <w:lang w:val="es-ES_tradnl"/>
-        </w:rPr>
-      </w:pPr>
-      <w:r>
-        <w:rPr>
-          <w:b/>
-          <w:bCs/>
+        </w:rPr>
+        <w:t>ACTIVIDADES</w:t>
+      </w:r>
+    </w:p>
+    <w:p>
+      <w:pPr>
+        <w:spacing w:after="40"/>
+        <w:jc w:val="both"/>
+      </w:pPr>
+      <w:r>
+        <w:t>[[actividades_detalladas]]</w:t>
+      </w:r>
+    </w:p>
+    <w:p>
+      <w:pPr>
+        <w:spacing w:after="40"/>
+        <w:jc w:val="both"/>
+      </w:pPr>
+    </w:p>
+    <w:p>
+      <w:pPr>
+        <w:spacing w:after="0"/>
+        <w:jc w:val="both"/>
+      </w:pPr>
+      <w:r>
+        <w:t>[[/tiene_actividades]]</w:t>
+      </w:r>
+    </w:p>
+    <w:p>
+      <w:pPr>
+        <w:spacing w:after="0"/>
+        <w:jc w:val="both"/>
+      </w:pPr>
+      <w:r>
+        <w:t>[[#tiene_plan]]</w:t>
+      </w:r>
+    </w:p>
+    <w:p>
+      <w:pPr>
+        <w:spacing w:before="80" w:after="40"/>
+        <w:jc w:val="both"/>
+        <w:rPr>
           <w:sz w:val="28"/>
           <w:szCs w:val="28"/>
-          <w:lang w:val="es-ES_tradnl"/>
-        </w:rPr>
-        <w:t>PASAJEROS</w:t>
-      </w:r>
-    </w:p>
-    <w:p>
-      <w:pPr>
-        <w:rPr>
-          <w:b/>
-          <w:bCs/>
-          <w:lang w:val="es-ES_tradnl"/>
-        </w:rPr>
-      </w:pPr>
-      <w:r>
-        <w:rPr>
-          <w:b/>
-          <w:bCs/>
-          <w:lang w:val="es-ES_tradnl"/>
-        </w:rPr>
-        <w:t>Nombre Completo</w:t>
-      </w:r>
-      <w:r>
-        <w:rPr>
-          <w:lang w:val="es-ES_tradnl"/>
-        </w:rPr>
-        <w:t xml:space="preserve">: </w:t>
-      </w:r>
-      <w:r>
-        <w:rPr>
-          <w:lang w:val="es-ES_tradnl"/>
-        </w:rPr>
-        <w:t>[[nombre]] [[Apellidos]]</w:t>
-      </w:r>
-      <w:r>
-        <w:rPr>
-          <w:b/>
-          <w:bCs/>
-          <w:lang w:val="es-ES_tradnl"/>
-        </w:rPr>
-        <w:t xml:space="preserve"> </w:t>
-      </w:r>
-      <w:r>
-        <w:rPr>
-          <w:lang w:val="es-ES_tradnl"/>
-        </w:rPr>
-        <w:t>-</w:t>
-      </w:r>
-      <w:r>
-        <w:rPr>
-          <w:b/>
-          <w:bCs/>
-          <w:lang w:val="es-ES_tradnl"/>
-        </w:rPr>
-        <w:t xml:space="preserve"> </w:t>
-      </w:r>
-      <w:r>
-        <w:rPr>
-          <w:b/>
-          <w:bCs/>
-          <w:lang w:val="es-ES_tradnl"/>
-        </w:rPr>
-        <w:t xml:space="preserve">Edad: </w:t>
-      </w:r>
-      <w:r>
-        <w:rPr>
-          <w:lang w:val="es-ES_tradnl"/>
-        </w:rPr>
-        <w:t>[[edad]]</w:t>
-      </w:r>
-    </w:p>
-    <w:p>
-      <w:pPr>
-        <w:rPr>
-          <w:lang w:val="es-ES_tradnl"/>
-        </w:rPr>
-      </w:pPr>
-      <w:r>
-        <w:rPr>
-          <w:lang w:val="es-ES_tradnl"/>
-        </w:rPr>
-        <w:t>[[/pasajeros]]</w:t>
-      </w:r>
-    </w:p>
-    <w:p>
-      <w:pPr>
-        <w:rPr>
-          <w:b/>
-          <w:bCs/>
+        </w:rPr>
+      </w:pPr>
+      <w:r>
+        <w:rPr>
+          <w:b/>
+          <w:bCs/>
+          <w:color w:val="043262"/>
           <w:sz w:val="28"/>
           <w:szCs w:val="28"/>
-          <w:lang w:val="es-ES_tradnl"/>
-        </w:rPr>
-      </w:pPr>
-    </w:p>
-    <w:p>
-      <w:pPr>
-        <w:rPr>
-          <w:b/>
-          <w:bCs/>
+        </w:rPr>
+        <w:t>PLAN DE ALIMENTOS</w:t>
+      </w:r>
+    </w:p>
+    <w:p>
+      <w:pPr>
+        <w:spacing w:after="40"/>
+        <w:jc w:val="both"/>
+      </w:pPr>
+      <w:r>
+        <w:t>[[plan_alimentos]]</w:t>
+      </w:r>
+    </w:p>
+    <w:p>
+      <w:pPr>
+        <w:spacing w:after="40"/>
+        <w:jc w:val="both"/>
+      </w:pPr>
+    </w:p>
+    <w:p>
+      <w:pPr>
+        <w:spacing w:after="0"/>
+        <w:jc w:val="both"/>
+      </w:pPr>
+      <w:r>
+        <w:t>[[/tiene_plan]]</w:t>
+      </w:r>
+    </w:p>
+    <w:p>
+      <w:pPr>
+        <w:spacing w:after="0"/>
+        <w:jc w:val="both"/>
+      </w:pPr>
+      <w:r>
+        <w:t>[[#tiene_beneficios]]</w:t>
+      </w:r>
+    </w:p>
+    <w:p>
+      <w:pPr>
+        <w:spacing w:before="80" w:after="40"/>
+        <w:jc w:val="both"/>
+        <w:rPr>
           <w:sz w:val="28"/>
           <w:szCs w:val="28"/>
-          <w:lang w:val="es-ES_tradnl"/>
-        </w:rPr>
-      </w:pPr>
-      <w:r>
-        <w:lastRenderedPageBreak/>
-        <w:t>[[#total_persona]]</w:t>
-      </w:r>
-      <w:r>
-        <w:br/>
-        <w:t>[[#total_general]]</w:t>
-      </w:r>
-    </w:p>
-    <w:p>
-      <w:pPr>
-        <w:rPr>
-          <w:b/>
-          <w:bCs/>
+        </w:rPr>
+      </w:pPr>
+      <w:r>
+        <w:rPr>
+          <w:b/>
+          <w:bCs/>
+          <w:color w:val="043262"/>
           <w:sz w:val="28"/>
           <w:szCs w:val="28"/>
-          <w:lang w:val="es-ES_tradnl"/>
-        </w:rPr>
-      </w:pPr>
-      <w:r>
-        <w:rPr>
-          <w:b/>
-          <w:bCs/>
+        </w:rPr>
+        <w:t>BENEFICIOS</w:t>
+      </w:r>
+    </w:p>
+    <w:p>
+      <w:pPr>
+        <w:spacing w:after="40"/>
+        <w:jc w:val="both"/>
+      </w:pPr>
+      <w:r>
+        <w:t>[[beneficios]]</w:t>
+      </w:r>
+    </w:p>
+    <w:p>
+      <w:pPr>
+        <w:spacing w:after="40"/>
+        <w:jc w:val="both"/>
+      </w:pPr>
+    </w:p>
+    <w:p>
+      <w:pPr>
+        <w:spacing w:after="0"/>
+        <w:jc w:val="both"/>
+      </w:pPr>
+      <w:r>
+        <w:t>[[/tiene_beneficios]]</w:t>
+      </w:r>
+    </w:p>
+    <w:p>
+      <w:pPr>
+        <w:spacing w:after="0"/>
+        <w:jc w:val="both"/>
+      </w:pPr>
+      <w:r>
+        <w:t>[[#tiene_restricciones]]</w:t>
+      </w:r>
+    </w:p>
+    <w:p>
+      <w:pPr>
+        <w:spacing w:before="80" w:after="40"/>
+        <w:jc w:val="both"/>
+        <w:rPr>
           <w:sz w:val="28"/>
           <w:szCs w:val="28"/>
-          <w:lang w:val="es-ES_tradnl"/>
-        </w:rPr>
-        <w:t>COSTOS</w:t>
-      </w:r>
-    </w:p>
-    <w:p>
-      <w:pPr>
-        <w:rPr>
-          <w:b/>
-          <w:bCs/>
-          <w:lang w:val="es-ES_tradnl"/>
-        </w:rPr>
-      </w:pPr>
-      <w:proofErr w:type="gramStart"/>
-      <w:r>
-        <w:rPr>
-          <w:b/>
-          <w:bCs/>
-          <w:lang w:val="es-ES_tradnl"/>
-        </w:rPr>
-        <w:t>Total</w:t>
-      </w:r>
-      <w:proofErr w:type="gramEnd"/>
-      <w:r>
-        <w:rPr>
-          <w:b/>
-          <w:bCs/>
-          <w:lang w:val="es-ES_tradnl"/>
-        </w:rPr>
-        <w:t xml:space="preserve"> por persona: </w:t>
-      </w:r>
-      <w:r>
-        <w:rPr>
-          <w:lang w:val="es-ES_tradnl"/>
-        </w:rPr>
-        <w:t>[[</w:t>
-      </w:r>
-      <w:proofErr w:type="spellStart"/>
-      <w:r>
-        <w:rPr>
-          <w:lang w:val="es-ES_tradnl"/>
-        </w:rPr>
-        <w:t>total_persona</w:t>
-      </w:r>
-      <w:proofErr w:type="spellEnd"/>
-      <w:r>
-        <w:rPr>
-          <w:lang w:val="es-ES_tradnl"/>
-        </w:rPr>
-        <w:t>]]</w:t>
-      </w:r>
-    </w:p>
-    <w:p>
-      <w:pPr>
-        <w:rPr>
-          <w:lang w:val="es-ES_tradnl"/>
-        </w:rPr>
-      </w:pPr>
-      <w:proofErr w:type="gramStart"/>
-      <w:r>
-        <w:rPr>
-          <w:b/>
-          <w:bCs/>
-          <w:lang w:val="es-ES_tradnl"/>
-        </w:rPr>
-        <w:t>Total</w:t>
-      </w:r>
-      <w:proofErr w:type="gramEnd"/>
-      <w:r>
-        <w:rPr>
-          <w:b/>
-          <w:bCs/>
-          <w:lang w:val="es-ES_tradnl"/>
-        </w:rPr>
-        <w:t xml:space="preserve"> general: </w:t>
-      </w:r>
-      <w:r>
-        <w:rPr>
-          <w:lang w:val="es-ES_tradnl"/>
-        </w:rPr>
-        <w:t>[[</w:t>
-      </w:r>
-      <w:proofErr w:type="spellStart"/>
-      <w:r>
-        <w:rPr>
-          <w:lang w:val="es-ES_tradnl"/>
-        </w:rPr>
-        <w:t>total_general</w:t>
-      </w:r>
-      <w:proofErr w:type="spellEnd"/>
-      <w:r>
-        <w:rPr>
-          <w:lang w:val="es-ES_tradnl"/>
-        </w:rPr>
-        <w:t>]]</w:t>
-      </w:r>
-    </w:p>
-    <w:p>
-      <w:r>
-        <w:t>[[/total_general]]</w:t>
-      </w:r>
-      <w:r>
-        <w:br/>
-        <w:t>[[/total_persona]]</w:t>
-      </w:r>
-    </w:p>
-    <w:p/>
-    <w:p>
-      <w:pPr>
-        <w:rPr>
-          <w:b/>
-          <w:bCs/>
-          <w:lang w:val="es-ES_tradnl"/>
-        </w:rPr>
-      </w:pPr>
-      <w:r>
-        <w:t>[[#itinerario]]</w:t>
-      </w:r>
-    </w:p>
-    <w:p>
-      <w:pPr>
-        <w:rPr>
-          <w:b/>
-          <w:bCs/>
+        </w:rPr>
+      </w:pPr>
+      <w:r>
+        <w:rPr>
+          <w:b/>
+          <w:bCs/>
+          <w:color w:val="043262"/>
           <w:sz w:val="28"/>
           <w:szCs w:val="28"/>
-          <w:lang w:val="es-ES_tradnl"/>
-        </w:rPr>
-      </w:pPr>
-      <w:r>
-        <w:rPr>
-          <w:b/>
-          <w:bCs/>
-          <w:sz w:val="28"/>
-          <w:szCs w:val="28"/>
-          <w:lang w:val="es-ES_tradnl"/>
-        </w:rPr>
-        <w:t>ITINERARIO</w:t>
-      </w:r>
-    </w:p>
-    <w:p>
-      <w:pPr>
-        <w:rPr>
-          <w:b/>
-          <w:bCs/>
-          <w:lang w:val="es-ES_tradnl"/>
-        </w:rPr>
-      </w:pPr>
-      <w:r>
-        <w:rPr>
-          <w:b/>
-          <w:bCs/>
-          <w:lang w:val="es-ES_tradnl"/>
-        </w:rPr>
-        <w:t>[[</w:t>
-      </w:r>
-      <w:proofErr w:type="spellStart"/>
-      <w:r>
-        <w:rPr>
-          <w:b/>
-          <w:bCs/>
-          <w:lang w:val="es-ES_tradnl"/>
-        </w:rPr>
-        <w:t>dia</w:t>
-      </w:r>
-      <w:proofErr w:type="spellEnd"/>
-      <w:r>
-        <w:rPr>
-          <w:b/>
-          <w:bCs/>
-          <w:lang w:val="es-ES_tradnl"/>
-        </w:rPr>
-        <w:t>]]</w:t>
-      </w:r>
-    </w:p>
-    <w:p>
-      <w:pPr>
-        <w:rPr>
-          <w:lang w:val="es-ES_tradnl"/>
-        </w:rPr>
-      </w:pPr>
-      <w:r>
-        <w:rPr>
-          <w:lang w:val="es-ES_tradnl"/>
-        </w:rPr>
-        <w:t>[[</w:t>
-      </w:r>
-      <w:proofErr w:type="spellStart"/>
-      <w:r>
-        <w:rPr>
-          <w:lang w:val="es-ES_tradnl"/>
-        </w:rPr>
-        <w:t>descripcion</w:t>
-      </w:r>
-      <w:proofErr w:type="spellEnd"/>
-      <w:r>
-        <w:rPr>
-          <w:lang w:val="es-ES_tradnl"/>
-        </w:rPr>
-        <w:t>]]</w:t>
-      </w:r>
-    </w:p>
-    <w:p>
-      <w:pPr>
-        <w:rPr>
-          <w:lang w:val="es-ES_tradnl"/>
-        </w:rPr>
-      </w:pPr>
-      <w:r>
-        <w:t>[[/itinerario]]</w:t>
-      </w:r>
-    </w:p>
-    <w:p>
-      <w:pPr>
-        <w:rPr>
-          <w:b/>
-          <w:bCs/>
-          <w:sz w:val="28"/>
-          <w:szCs w:val="28"/>
-          <w:lang w:val="es-ES_tradnl"/>
-        </w:rPr>
-      </w:pPr>
-    </w:p>
-    <w:p>
-      <w:pPr>
-        <w:rPr>
-          <w:b/>
-          <w:bCs/>
-          <w:sz w:val="28"/>
-          <w:szCs w:val="28"/>
-          <w:lang w:val="es-ES_tradnl"/>
-        </w:rPr>
-      </w:pPr>
-      <w:r>
-        <w:t>[[#actividades_detalladas]]</w:t>
-      </w:r>
-    </w:p>
-    <w:p>
-      <w:pPr>
-        <w:rPr>
-          <w:b/>
-          <w:bCs/>
-          <w:sz w:val="28"/>
-          <w:szCs w:val="28"/>
-          <w:lang w:val="es-ES_tradnl"/>
-        </w:rPr>
-      </w:pPr>
-      <w:r>
-        <w:rPr>
-          <w:b/>
-          <w:bCs/>
-          <w:sz w:val="28"/>
-          <w:szCs w:val="28"/>
-          <w:lang w:val="es-ES_tradnl"/>
-        </w:rPr>
-        <w:t>ACTIVIDADES</w:t>
-      </w:r>
-    </w:p>
-    <w:p>
-      <w:pPr>
-        <w:jc w:val="both"/>
-        <w:rPr>
-          <w:lang w:val="es-ES_tradnl"/>
-        </w:rPr>
-      </w:pPr>
-      <w:r>
-        <w:rPr>
-          <w:lang w:val="es-ES_tradnl"/>
-        </w:rPr>
-        <w:t>[[</w:t>
-      </w:r>
-      <w:proofErr w:type="spellStart"/>
-      <w:r>
-        <w:rPr>
-          <w:lang w:val="es-ES_tradnl"/>
-        </w:rPr>
-        <w:t>actividades_detalladas</w:t>
-      </w:r>
-      <w:proofErr w:type="spellEnd"/>
-      <w:r>
-        <w:rPr>
-          <w:lang w:val="es-ES_tradnl"/>
-        </w:rPr>
-        <w:t>]]</w:t>
-      </w:r>
-    </w:p>
-    <w:p>
-      <w:pPr>
-        <w:jc w:val="both"/>
-        <w:rPr>
-          <w:lang w:val="es-ES_tradnl"/>
-        </w:rPr>
-      </w:pPr>
-      <w:r>
-        <w:t>[[/actividades_detalladas]]</w:t>
-      </w:r>
-    </w:p>
-    <w:p>
-      <w:pPr>
-        <w:rPr>
-          <w:b/>
-          <w:bCs/>
-          <w:sz w:val="28"/>
-          <w:szCs w:val="28"/>
-          <w:lang w:val="es-ES_tradnl"/>
-        </w:rPr>
-      </w:pPr>
-    </w:p>
-    <w:p>
-      <w:pPr>
-        <w:rPr>
-          <w:b/>
-          <w:bCs/>
-          <w:sz w:val="28"/>
-          <w:szCs w:val="28"/>
-          <w:lang w:val="es-ES_tradnl"/>
-        </w:rPr>
-      </w:pPr>
-      <w:r>
-        <w:t>[[#plan_alimentos]]</w:t>
-      </w:r>
-    </w:p>
-    <w:p>
-      <w:pPr>
-        <w:rPr>
-          <w:b/>
-          <w:bCs/>
-          <w:sz w:val="28"/>
-          <w:szCs w:val="28"/>
-          <w:lang w:val="es-ES_tradnl"/>
-        </w:rPr>
-      </w:pPr>
-      <w:r>
-        <w:rPr>
-          <w:b/>
-          <w:bCs/>
-          <w:sz w:val="28"/>
-          <w:szCs w:val="28"/>
-          <w:lang w:val="es-ES_tradnl"/>
-        </w:rPr>
-        <w:t>PLAN DE ALIMENTOS</w:t>
-      </w:r>
-    </w:p>
-    <w:p>
-      <w:pPr>
-        <w:jc w:val="both"/>
-        <w:rPr>
-          <w:lang w:val="es-ES_tradnl"/>
-        </w:rPr>
-      </w:pPr>
-      <w:r>
-        <w:rPr>
-          <w:lang w:val="es-ES_tradnl"/>
-        </w:rPr>
-        <w:t>[[</w:t>
-      </w:r>
-      <w:proofErr w:type="spellStart"/>
-      <w:r>
-        <w:rPr>
-          <w:lang w:val="es-ES_tradnl"/>
-        </w:rPr>
-        <w:t>plan_alimentos</w:t>
-      </w:r>
-      <w:proofErr w:type="spellEnd"/>
-      <w:r>
-        <w:rPr>
-          <w:lang w:val="es-ES_tradnl"/>
-        </w:rPr>
-        <w:t>]]</w:t>
-      </w:r>
-    </w:p>
-    <w:p>
-      <w:pPr>
-        <w:jc w:val="both"/>
-        <w:rPr>
-          <w:lang w:val="es-ES_tradnl"/>
-        </w:rPr>
-      </w:pPr>
-      <w:r>
-        <w:t>[[/plan_alimentos]]</w:t>
-      </w:r>
-    </w:p>
-    <w:p>
-      <w:pPr>
-        <w:rPr>
-          <w:b/>
-          <w:bCs/>
-          <w:sz w:val="28"/>
-          <w:szCs w:val="28"/>
-          <w:lang w:val="es-ES_tradnl"/>
-        </w:rPr>
-      </w:pPr>
-    </w:p>
-    <w:p>
-      <w:r>
-        <w:t>[[#beneficios]]</w:t>
-      </w:r>
-    </w:p>
-    <w:p>
-      <w:pPr>
-        <w:rPr>
-          <w:b/>
-          <w:bCs/>
-          <w:sz w:val="28"/>
-          <w:szCs w:val="28"/>
-          <w:lang w:val="es-ES_tradnl"/>
-        </w:rPr>
-      </w:pPr>
-      <w:r>
-        <w:rPr>
-          <w:b/>
-          <w:bCs/>
-          <w:sz w:val="28"/>
-          <w:szCs w:val="28"/>
-          <w:lang w:val="es-ES_tradnl"/>
-        </w:rPr>
-        <w:lastRenderedPageBreak/>
-        <w:t>BENEFICIOS</w:t>
-      </w:r>
-    </w:p>
-    <w:p>
-      <w:pPr>
-        <w:rPr>
-          <w:lang w:val="es-ES_tradnl"/>
-        </w:rPr>
-      </w:pPr>
-      <w:r>
-        <w:rPr>
-          <w:lang w:val="es-ES_tradnl"/>
-        </w:rPr>
-        <w:t>[[beneficios]]</w:t>
-      </w:r>
-    </w:p>
-    <w:p>
-      <w:pPr>
-        <w:rPr>
-          <w:lang w:val="es-ES_tradnl"/>
-        </w:rPr>
-      </w:pPr>
-      <w:r>
-        <w:t>[[/beneficios]]</w:t>
-      </w:r>
-    </w:p>
-    <w:p>
-      <w:pPr>
-        <w:rPr>
-          <w:b/>
-          <w:bCs/>
-          <w:sz w:val="28"/>
-          <w:szCs w:val="28"/>
-          <w:lang w:val="es-ES_tradnl"/>
-        </w:rPr>
-      </w:pPr>
-    </w:p>
-    <w:p>
-      <w:pPr>
-        <w:rPr>
-          <w:b/>
-          <w:bCs/>
-          <w:sz w:val="28"/>
-          <w:szCs w:val="28"/>
-          <w:lang w:val="es-ES_tradnl"/>
-        </w:rPr>
-      </w:pPr>
-      <w:r>
-        <w:t>[[#restricciones]]</w:t>
-      </w:r>
-    </w:p>
-    <w:p>
-      <w:pPr>
-        <w:rPr>
-          <w:b/>
-          <w:bCs/>
-          <w:sz w:val="28"/>
-          <w:szCs w:val="28"/>
-          <w:lang w:val="es-ES_tradnl"/>
-        </w:rPr>
-      </w:pPr>
-      <w:r>
-        <w:rPr>
-          <w:b/>
-          <w:bCs/>
-          <w:sz w:val="28"/>
-          <w:szCs w:val="28"/>
-          <w:lang w:val="es-ES_tradnl"/>
         </w:rPr>
         <w:t>RESTRICCIONES</w:t>
       </w:r>
     </w:p>
     <w:p>
       <w:pPr>
-        <w:jc w:val="both"/>
-        <w:rPr>
-          <w:lang w:val="es-ES_tradnl"/>
-        </w:rPr>
-      </w:pPr>
-      <w:r>
-        <w:rPr>
-          <w:lang w:val="es-ES_tradnl"/>
-        </w:rPr>
+        <w:spacing w:after="40"/>
+        <w:jc w:val="both"/>
+      </w:pPr>
+      <w:r>
         <w:t>[[restricciones]]</w:t>
       </w:r>
     </w:p>
     <w:p>
       <w:pPr>
-        <w:jc w:val="both"/>
-        <w:rPr>
-          <w:lang w:val="es-ES_tradnl"/>
-        </w:rPr>
-      </w:pPr>
-      <w:r>
-        <w:t>[[/restricciones]]</w:t>
-      </w:r>
-    </w:p>
-    <w:p>
-      <w:pPr>
+        <w:spacing w:after="0"/>
+        <w:jc w:val="both"/>
+      </w:pPr>
+      <w:r>
+        <w:t>[[/tiene_restricciones]]</w:t>
+      </w:r>
+    </w:p>
+    <w:p>
+      <w:pPr>
+        <w:jc w:val="both"/>
         <w:rPr>
           <w:b/>
           <w:bCs/>

--- a/backend/templates/fondo.docx
+++ b/backend/templates/fondo.docx
@@ -79,11 +79,6 @@
     </w:p>
     <w:p>
       <w:pPr>
-        <w:spacing w:after="40"/>
-      </w:pPr>
-    </w:p>
-    <w:p>
-      <w:pPr>
         <w:spacing w:after="0"/>
       </w:pPr>
       <w:r>
@@ -149,11 +144,6 @@
     </w:p>
     <w:p>
       <w:pPr>
-        <w:spacing w:after="40"/>
-      </w:pPr>
-    </w:p>
-    <w:p>
-      <w:pPr>
         <w:spacing w:after="0"/>
       </w:pPr>
       <w:r>
@@ -243,12 +233,6 @@
     </w:p>
     <w:p>
       <w:pPr>
-        <w:spacing w:after="20"/>
-        <w:jc w:val="both"/>
-      </w:pPr>
-    </w:p>
-    <w:p>
-      <w:pPr>
         <w:spacing w:after="0"/>
         <w:jc w:val="both"/>
       </w:pPr>
@@ -327,11 +311,6 @@
     </w:p>
     <w:p>
       <w:pPr>
-        <w:spacing w:after="20"/>
-      </w:pPr>
-    </w:p>
-    <w:p>
-      <w:pPr>
         <w:spacing w:after="0"/>
       </w:pPr>
       <w:r>
@@ -403,11 +382,6 @@
     </w:p>
     <w:p>
       <w:pPr>
-        <w:spacing w:after="40"/>
-      </w:pPr>
-    </w:p>
-    <w:p>
-      <w:pPr>
         <w:spacing w:after="0"/>
       </w:pPr>
       <w:r>
@@ -457,6 +431,7 @@
         <w:jc w:val="both"/>
       </w:pPr>
       <w:r>
+        <w:lastRenderedPageBreak/>
         <w:t>[[#itinerario]]</w:t>
       </w:r>
     </w:p>
@@ -475,12 +450,6 @@
       <w:r>
         <w:t xml:space="preserve"> [[descripcion]]</w:t>
       </w:r>
-    </w:p>
-    <w:p>
-      <w:pPr>
-        <w:spacing w:after="0"/>
-        <w:jc w:val="both"/>
-      </w:pPr>
     </w:p>
     <w:p>
       <w:pPr>
@@ -531,12 +500,6 @@
     </w:p>
     <w:p>
       <w:pPr>
-        <w:spacing w:after="40"/>
-        <w:jc w:val="both"/>
-      </w:pPr>
-    </w:p>
-    <w:p>
-      <w:pPr>
         <w:spacing w:after="0"/>
         <w:jc w:val="both"/>
       </w:pPr>
@@ -584,12 +547,6 @@
     </w:p>
     <w:p>
       <w:pPr>
-        <w:spacing w:after="40"/>
-        <w:jc w:val="both"/>
-      </w:pPr>
-    </w:p>
-    <w:p>
-      <w:pPr>
         <w:spacing w:after="0"/>
         <w:jc w:val="both"/>
       </w:pPr>
@@ -634,12 +591,6 @@
       <w:r>
         <w:t>[[beneficios]]</w:t>
       </w:r>
-    </w:p>
-    <w:p>
-      <w:pPr>
-        <w:spacing w:after="40"/>
-        <w:jc w:val="both"/>
-      </w:pPr>
     </w:p>
     <w:p>
       <w:pPr>

--- a/backend/templates/fondo.docx
+++ b/backend/templates/fondo.docx
@@ -242,7 +242,6 @@
     </w:p>
     <w:p>
       <w:pPr>
-        <w:spacing w:after="0"/>
         <w:jc w:val="both"/>
       </w:pPr>
       <w:r>
@@ -251,13 +250,8 @@
     </w:p>
     <w:p>
       <w:pPr>
-        <w:spacing w:before="80" w:after="40"/>
-        <w:rPr>
-          <w:sz w:val="28"/>
-          <w:szCs w:val="28"/>
-        </w:rPr>
-      </w:pPr>
-      <w:r>
+        <w:spacing w:before="120" w:after="40"/>
+        <w:jc w:val="both"/>
         <w:rPr>
           <w:b/>
           <w:bCs/>
@@ -265,73 +259,6 @@
           <w:sz w:val="28"/>
           <w:szCs w:val="28"/>
         </w:rPr>
-        <w:t>PASAJEROS</w:t>
-      </w:r>
-    </w:p>
-    <w:p>
-      <w:pPr>
-        <w:spacing w:after="0"/>
-      </w:pPr>
-      <w:r>
-        <w:t>[[/tiene_pasajeros]]</w:t>
-      </w:r>
-    </w:p>
-    <w:p>
-      <w:pPr>
-        <w:spacing w:after="0"/>
-      </w:pPr>
-      <w:r>
-        <w:t>[[#pasajeros]]</w:t>
-      </w:r>
-    </w:p>
-    <w:p>
-      <w:pPr>
-        <w:spacing w:after="20"/>
-      </w:pPr>
-      <w:r>
-        <w:rPr>
-          <w:b/>
-          <w:bCs/>
-        </w:rPr>
-        <w:t>Nombre Completo:</w:t>
-      </w:r>
-      <w:r>
-        <w:t xml:space="preserve"> [[nombre]] [[Apellidos]][[#tiene_edad]] </w:t>
-      </w:r>
-      <w:r>
-        <w:rPr>
-          <w:b/>
-          <w:bCs/>
-        </w:rPr>
-        <w:t>- Edad:</w:t>
-      </w:r>
-      <w:r>
-        <w:t xml:space="preserve"> [[edad]][[/tiene_edad]]</w:t>
-      </w:r>
-    </w:p>
-    <w:p>
-      <w:pPr>
-        <w:spacing w:after="0"/>
-      </w:pPr>
-      <w:r>
-        <w:t>[[/pasajeros]]</w:t>
-      </w:r>
-    </w:p>
-    <w:p>
-      <w:pPr>
-        <w:spacing w:after="0"/>
-      </w:pPr>
-      <w:r>
-        <w:t>[[#tiene_costos]]</w:t>
-      </w:r>
-    </w:p>
-    <w:p>
-      <w:pPr>
-        <w:spacing w:before="80" w:after="40"/>
-        <w:rPr>
-          <w:sz w:val="28"/>
-          <w:szCs w:val="28"/>
-        </w:rPr>
       </w:pPr>
       <w:r>
         <w:rPr>
@@ -341,7 +268,7 @@
           <w:sz w:val="28"/>
           <w:szCs w:val="28"/>
         </w:rPr>
-        <w:t>COSTOS</w:t>
+        <w:t>PASAJEROS</w:t>
       </w:r>
     </w:p>
     <w:p>
@@ -349,35 +276,15 @@
         <w:spacing w:after="20"/>
       </w:pPr>
       <w:r>
-        <w:t>[[#tiene_persona]]</w:t>
-      </w:r>
-      <w:r>
-        <w:rPr>
-          <w:b/>
-          <w:bCs/>
-        </w:rPr>
-        <w:t>Total por persona:</w:t>
-      </w:r>
-      <w:r>
-        <w:t xml:space="preserve"> [[total_persona]][[/tiene_persona]]</w:t>
-      </w:r>
-    </w:p>
-    <w:p>
-      <w:pPr>
-        <w:spacing w:after="40"/>
-      </w:pPr>
-      <w:r>
-        <w:t>[[#tiene_general]]</w:t>
-      </w:r>
-      <w:r>
-        <w:rPr>
-          <w:b/>
-          <w:bCs/>
-        </w:rPr>
-        <w:t>Total general:</w:t>
-      </w:r>
-      <w:r>
-        <w:t xml:space="preserve"> [[total_general]][[/tiene_general]]</w:t>
+        <w:t>Adultos: [[adultos]]</w:t>
+      </w:r>
+    </w:p>
+    <w:p>
+      <w:pPr>
+        <w:spacing w:after="20"/>
+      </w:pPr>
+      <w:r>
+        <w:t>Niños: [[ninos]]</w:t>
       </w:r>
     </w:p>
     <w:p>
@@ -385,7 +292,7 @@
         <w:spacing w:after="0"/>
       </w:pPr>
       <w:r>
-        <w:t>[[/tiene_costos]]</w:t>
+        <w:t>[[/tiene_pasajeros]]</w:t>
       </w:r>
     </w:p>
     <w:p>
@@ -393,13 +300,66 @@
         <w:spacing w:after="0"/>
       </w:pPr>
       <w:r>
-        <w:t>[[#tiene_itinerario]]</w:t>
+        <w:t>[[#tiene_ninos]]</w:t>
+      </w:r>
+    </w:p>
+    <w:p>
+      <w:pPr>
+        <w:spacing w:before="40" w:after="20"/>
+        <w:rPr>
+          <w:color w:val="156082" w:themeColor="accent1"/>
+        </w:rPr>
+      </w:pPr>
+      <w:r>
+        <w:rPr>
+          <w:color w:val="156082" w:themeColor="accent1"/>
+        </w:rPr>
+        <w:t>Edades de los niños:</w:t>
+      </w:r>
+    </w:p>
+    <w:p>
+      <w:pPr>
+        <w:spacing w:after="0"/>
+      </w:pPr>
+      <w:r>
+        <w:t>[[/tiene_ninos]]</w:t>
+      </w:r>
+    </w:p>
+    <w:p>
+      <w:pPr>
+        <w:spacing w:after="0"/>
+      </w:pPr>
+      <w:r>
+        <w:t>[[#edades_ninos]]</w:t>
+      </w:r>
+    </w:p>
+    <w:p>
+      <w:pPr>
+        <w:spacing w:after="20"/>
+      </w:pPr>
+      <w:r>
+        <w:t>Niño [[numero]]: [[edad]] años</w:t>
+      </w:r>
+    </w:p>
+    <w:p>
+      <w:pPr>
+        <w:spacing w:after="0"/>
+      </w:pPr>
+      <w:r>
+        <w:t>[[/edades_ninos]]</w:t>
+      </w:r>
+    </w:p>
+    <w:p>
+      <w:pPr>
+        <w:spacing w:after="0"/>
+      </w:pPr>
+      <w:r>
+        <w:t>[[#tiene_costos]]</w:t>
       </w:r>
     </w:p>
     <w:p>
       <w:pPr>
         <w:spacing w:before="80" w:after="40"/>
-        <w:jc w:val="both"/>
         <w:rPr>
           <w:sz w:val="28"/>
           <w:szCs w:val="28"/>
@@ -413,6 +373,79 @@
           <w:sz w:val="28"/>
           <w:szCs w:val="28"/>
         </w:rPr>
+        <w:t>COSTOS</w:t>
+      </w:r>
+    </w:p>
+    <w:p>
+      <w:pPr>
+        <w:spacing w:after="20"/>
+      </w:pPr>
+      <w:r>
+        <w:t>[[#tiene_persona]]</w:t>
+      </w:r>
+      <w:r>
+        <w:rPr>
+          <w:b/>
+          <w:bCs/>
+        </w:rPr>
+        <w:t>Total por persona:</w:t>
+      </w:r>
+      <w:r>
+        <w:t xml:space="preserve"> [[total_persona]][[/tiene_persona]]</w:t>
+      </w:r>
+    </w:p>
+    <w:p>
+      <w:pPr>
+        <w:spacing w:after="40"/>
+      </w:pPr>
+      <w:r>
+        <w:lastRenderedPageBreak/>
+        <w:t>[[#tiene_general]]</w:t>
+      </w:r>
+      <w:r>
+        <w:rPr>
+          <w:b/>
+          <w:bCs/>
+        </w:rPr>
+        <w:t>Total general:</w:t>
+      </w:r>
+      <w:r>
+        <w:t xml:space="preserve"> [[total_general]][[/tiene_general]]</w:t>
+      </w:r>
+    </w:p>
+    <w:p>
+      <w:pPr>
+        <w:spacing w:after="0"/>
+      </w:pPr>
+      <w:r>
+        <w:t>[[/tiene_costos]]</w:t>
+      </w:r>
+    </w:p>
+    <w:p>
+      <w:pPr>
+        <w:spacing w:after="0"/>
+      </w:pPr>
+      <w:r>
+        <w:t>[[#tiene_itinerario]]</w:t>
+      </w:r>
+    </w:p>
+    <w:p>
+      <w:pPr>
+        <w:spacing w:before="80" w:after="40"/>
+        <w:jc w:val="both"/>
+        <w:rPr>
+          <w:sz w:val="28"/>
+          <w:szCs w:val="28"/>
+        </w:rPr>
+      </w:pPr>
+      <w:r>
+        <w:rPr>
+          <w:b/>
+          <w:bCs/>
+          <w:color w:val="043262"/>
+          <w:sz w:val="28"/>
+          <w:szCs w:val="28"/>
+        </w:rPr>
         <w:t>ITINERARIO</w:t>
       </w:r>
     </w:p>
@@ -431,7 +464,6 @@
         <w:jc w:val="both"/>
       </w:pPr>
       <w:r>
-        <w:lastRenderedPageBreak/>
         <w:t>[[#itinerario]]</w:t>
       </w:r>
     </w:p>
